--- a/docs/thesis/thesis-vahidMoradi.docx
+++ b/docs/thesis/thesis-vahidMoradi.docx
@@ -410,7 +410,7 @@
           </w:tcPr>
           <w:p>
             <w:pPr>
-              <w:pStyle w:val="a6"/>
+              <w:pStyle w:val="a5"/>
               <w:rPr>
                 <w:rFonts w:cs="B Nazanin"/>
                 <w:sz w:val="28"/>
@@ -430,7 +430,7 @@
           </w:p>
           <w:p>
             <w:pPr>
-              <w:pStyle w:val="a7"/>
+              <w:pStyle w:val="a6"/>
               <w:rPr>
                 <w:rFonts w:cs="B Nazanin"/>
                 <w:sz w:val="22"/>
@@ -440,7 +440,7 @@
           </w:p>
           <w:p>
             <w:pPr>
-              <w:pStyle w:val="a7"/>
+              <w:pStyle w:val="a6"/>
               <w:rPr>
                 <w:rFonts w:cs="B Nazanin"/>
                 <w:sz w:val="22"/>
@@ -497,7 +497,7 @@
           </w:p>
           <w:p>
             <w:pPr>
-              <w:pStyle w:val="a7"/>
+              <w:pStyle w:val="a6"/>
               <w:rPr>
                 <w:rFonts w:cs="B Nazanin"/>
                 <w:sz w:val="22"/>
@@ -531,7 +531,7 @@
           </w:p>
           <w:p>
             <w:pPr>
-              <w:pStyle w:val="a7"/>
+              <w:pStyle w:val="a6"/>
               <w:rPr>
                 <w:rFonts w:cs="B Nazanin"/>
                 <w:sz w:val="22"/>
@@ -1892,11 +1892,4009 @@
         <w:footnoteReference w:id="3"/>
       </w:r>
     </w:p>
+    <w:p>
+      <w:pPr>
+        <w:ind w:left="-690"/>
+        <w:rPr>
+          <w:rtl/>
+          <w:lang w:val="af-ZA" w:eastAsia="af-ZA"/>
+        </w:rPr>
+      </w:pPr>
+      <w:r>
+        <w:rPr>
+          <w:rtl/>
+          <w:lang w:val="af-ZA" w:eastAsia="af-ZA"/>
+        </w:rPr>
+        <w:t>با افزا</w:t>
+      </w:r>
+      <w:r>
+        <w:rPr>
+          <w:rFonts w:hint="cs"/>
+          <w:rtl/>
+          <w:lang w:val="af-ZA" w:eastAsia="af-ZA"/>
+        </w:rPr>
+        <w:t>ی</w:t>
+      </w:r>
+      <w:r>
+        <w:rPr>
+          <w:rFonts w:hint="eastAsia"/>
+          <w:rtl/>
+          <w:lang w:val="af-ZA" w:eastAsia="af-ZA"/>
+        </w:rPr>
+        <w:t>ش</w:t>
+      </w:r>
+      <w:r>
+        <w:rPr>
+          <w:rtl/>
+          <w:lang w:val="af-ZA" w:eastAsia="af-ZA"/>
+        </w:rPr>
+        <w:t xml:space="preserve"> حجم متون د</w:t>
+      </w:r>
+      <w:r>
+        <w:rPr>
+          <w:rFonts w:hint="cs"/>
+          <w:rtl/>
+          <w:lang w:val="af-ZA" w:eastAsia="af-ZA"/>
+        </w:rPr>
+        <w:t>ی</w:t>
+      </w:r>
+      <w:r>
+        <w:rPr>
+          <w:rFonts w:hint="eastAsia"/>
+          <w:rtl/>
+          <w:lang w:val="af-ZA" w:eastAsia="af-ZA"/>
+        </w:rPr>
+        <w:t>ج</w:t>
+      </w:r>
+      <w:r>
+        <w:rPr>
+          <w:rFonts w:hint="cs"/>
+          <w:rtl/>
+          <w:lang w:val="af-ZA" w:eastAsia="af-ZA"/>
+        </w:rPr>
+        <w:t>ی</w:t>
+      </w:r>
+      <w:r>
+        <w:rPr>
+          <w:rFonts w:hint="eastAsia"/>
+          <w:rtl/>
+          <w:lang w:val="af-ZA" w:eastAsia="af-ZA"/>
+        </w:rPr>
+        <w:t>تال</w:t>
+      </w:r>
+      <w:r>
+        <w:rPr>
+          <w:rtl/>
+          <w:lang w:val="af-ZA" w:eastAsia="af-ZA"/>
+        </w:rPr>
+        <w:t xml:space="preserve"> و گسترش منابع چندزبانه، باز</w:t>
+      </w:r>
+      <w:r>
+        <w:rPr>
+          <w:rFonts w:hint="cs"/>
+          <w:rtl/>
+          <w:lang w:val="af-ZA" w:eastAsia="af-ZA"/>
+        </w:rPr>
+        <w:t>ی</w:t>
+      </w:r>
+      <w:r>
+        <w:rPr>
+          <w:rFonts w:hint="eastAsia"/>
+          <w:rtl/>
+          <w:lang w:val="af-ZA" w:eastAsia="af-ZA"/>
+        </w:rPr>
+        <w:t>اب</w:t>
+      </w:r>
+      <w:r>
+        <w:rPr>
+          <w:rFonts w:hint="cs"/>
+          <w:rtl/>
+          <w:lang w:val="af-ZA" w:eastAsia="af-ZA"/>
+        </w:rPr>
+        <w:t>ی</w:t>
+      </w:r>
+      <w:r>
+        <w:rPr>
+          <w:rtl/>
+          <w:lang w:val="af-ZA" w:eastAsia="af-ZA"/>
+        </w:rPr>
+        <w:t xml:space="preserve"> اطلاعات مرتبط و پاسخ‌گو</w:t>
+      </w:r>
+      <w:r>
+        <w:rPr>
+          <w:rFonts w:hint="cs"/>
+          <w:rtl/>
+          <w:lang w:val="af-ZA" w:eastAsia="af-ZA"/>
+        </w:rPr>
+        <w:t>یی</w:t>
+      </w:r>
+      <w:r>
+        <w:rPr>
+          <w:rtl/>
+          <w:lang w:val="af-ZA" w:eastAsia="af-ZA"/>
+        </w:rPr>
+        <w:t xml:space="preserve"> به پرسش‌ها در مح</w:t>
+      </w:r>
+      <w:r>
+        <w:rPr>
+          <w:rFonts w:hint="cs"/>
+          <w:rtl/>
+          <w:lang w:val="af-ZA" w:eastAsia="af-ZA"/>
+        </w:rPr>
+        <w:t>ی</w:t>
+      </w:r>
+      <w:r>
+        <w:rPr>
+          <w:rFonts w:hint="eastAsia"/>
+          <w:rtl/>
+          <w:lang w:val="af-ZA" w:eastAsia="af-ZA"/>
+        </w:rPr>
+        <w:t>ط‌ها</w:t>
+      </w:r>
+      <w:r>
+        <w:rPr>
+          <w:rFonts w:hint="cs"/>
+          <w:rtl/>
+          <w:lang w:val="af-ZA" w:eastAsia="af-ZA"/>
+        </w:rPr>
+        <w:t>ی</w:t>
+      </w:r>
+      <w:r>
+        <w:rPr>
+          <w:rtl/>
+          <w:lang w:val="af-ZA" w:eastAsia="af-ZA"/>
+        </w:rPr>
+        <w:t xml:space="preserve"> دامنه‌بسته، به‌و</w:t>
+      </w:r>
+      <w:r>
+        <w:rPr>
+          <w:rFonts w:hint="cs"/>
+          <w:rtl/>
+          <w:lang w:val="af-ZA" w:eastAsia="af-ZA"/>
+        </w:rPr>
+        <w:t>ی</w:t>
+      </w:r>
+      <w:r>
+        <w:rPr>
+          <w:rFonts w:hint="eastAsia"/>
+          <w:rtl/>
+          <w:lang w:val="af-ZA" w:eastAsia="af-ZA"/>
+        </w:rPr>
+        <w:t>ژه</w:t>
+      </w:r>
+      <w:r>
+        <w:rPr>
+          <w:rtl/>
+          <w:lang w:val="af-ZA" w:eastAsia="af-ZA"/>
+        </w:rPr>
+        <w:t xml:space="preserve"> در حوزه‌ها</w:t>
+      </w:r>
+      <w:r>
+        <w:rPr>
+          <w:rFonts w:hint="cs"/>
+          <w:rtl/>
+          <w:lang w:val="af-ZA" w:eastAsia="af-ZA"/>
+        </w:rPr>
+        <w:t>ی</w:t>
+      </w:r>
+      <w:r>
+        <w:rPr>
+          <w:rtl/>
+          <w:lang w:val="af-ZA" w:eastAsia="af-ZA"/>
+        </w:rPr>
+        <w:t xml:space="preserve"> تخصص</w:t>
+      </w:r>
+      <w:r>
+        <w:rPr>
+          <w:rFonts w:hint="cs"/>
+          <w:rtl/>
+          <w:lang w:val="af-ZA" w:eastAsia="af-ZA"/>
+        </w:rPr>
+        <w:t>ی</w:t>
+      </w:r>
+      <w:r>
+        <w:rPr>
+          <w:rFonts w:hint="eastAsia"/>
+          <w:rtl/>
+          <w:lang w:val="af-ZA" w:eastAsia="af-ZA"/>
+        </w:rPr>
+        <w:t>،</w:t>
+      </w:r>
+      <w:r>
+        <w:rPr>
+          <w:rtl/>
+          <w:lang w:val="af-ZA" w:eastAsia="af-ZA"/>
+        </w:rPr>
+        <w:t xml:space="preserve"> به </w:t>
+      </w:r>
+      <w:r>
+        <w:rPr>
+          <w:rFonts w:hint="cs"/>
+          <w:rtl/>
+          <w:lang w:val="af-ZA" w:eastAsia="af-ZA"/>
+        </w:rPr>
+        <w:t>ی</w:t>
+      </w:r>
+      <w:r>
+        <w:rPr>
+          <w:rFonts w:hint="eastAsia"/>
+          <w:rtl/>
+          <w:lang w:val="af-ZA" w:eastAsia="af-ZA"/>
+        </w:rPr>
+        <w:t>ک</w:t>
+      </w:r>
+      <w:r>
+        <w:rPr>
+          <w:rFonts w:hint="cs"/>
+          <w:rtl/>
+          <w:lang w:val="af-ZA" w:eastAsia="af-ZA"/>
+        </w:rPr>
+        <w:t>ی</w:t>
+      </w:r>
+      <w:r>
+        <w:rPr>
+          <w:rtl/>
+          <w:lang w:val="af-ZA" w:eastAsia="af-ZA"/>
+        </w:rPr>
+        <w:t xml:space="preserve"> از مسائل مهم در پردازش زبان طب</w:t>
+      </w:r>
+      <w:r>
+        <w:rPr>
+          <w:rFonts w:hint="cs"/>
+          <w:rtl/>
+          <w:lang w:val="af-ZA" w:eastAsia="af-ZA"/>
+        </w:rPr>
+        <w:t>ی</w:t>
+      </w:r>
+      <w:r>
+        <w:rPr>
+          <w:rFonts w:hint="eastAsia"/>
+          <w:rtl/>
+          <w:lang w:val="af-ZA" w:eastAsia="af-ZA"/>
+        </w:rPr>
+        <w:t>ع</w:t>
+      </w:r>
+      <w:r>
+        <w:rPr>
+          <w:rFonts w:hint="cs"/>
+          <w:rtl/>
+          <w:lang w:val="af-ZA" w:eastAsia="af-ZA"/>
+        </w:rPr>
+        <w:t>ی</w:t>
+      </w:r>
+      <w:r>
+        <w:rPr>
+          <w:rtl/>
+          <w:lang w:val="af-ZA" w:eastAsia="af-ZA"/>
+        </w:rPr>
+        <w:t xml:space="preserve"> و باز</w:t>
+      </w:r>
+      <w:r>
+        <w:rPr>
+          <w:rFonts w:hint="cs"/>
+          <w:rtl/>
+          <w:lang w:val="af-ZA" w:eastAsia="af-ZA"/>
+        </w:rPr>
+        <w:t>ی</w:t>
+      </w:r>
+      <w:r>
+        <w:rPr>
+          <w:rFonts w:hint="eastAsia"/>
+          <w:rtl/>
+          <w:lang w:val="af-ZA" w:eastAsia="af-ZA"/>
+        </w:rPr>
+        <w:t>اب</w:t>
+      </w:r>
+      <w:r>
+        <w:rPr>
+          <w:rFonts w:hint="cs"/>
+          <w:rtl/>
+          <w:lang w:val="af-ZA" w:eastAsia="af-ZA"/>
+        </w:rPr>
+        <w:t>ی</w:t>
+      </w:r>
+      <w:r>
+        <w:rPr>
+          <w:rtl/>
+          <w:lang w:val="af-ZA" w:eastAsia="af-ZA"/>
+        </w:rPr>
+        <w:t xml:space="preserve"> اطلاعات تبد</w:t>
+      </w:r>
+      <w:r>
+        <w:rPr>
+          <w:rFonts w:hint="cs"/>
+          <w:rtl/>
+          <w:lang w:val="af-ZA" w:eastAsia="af-ZA"/>
+        </w:rPr>
+        <w:t>ی</w:t>
+      </w:r>
+      <w:r>
+        <w:rPr>
+          <w:rFonts w:hint="eastAsia"/>
+          <w:rtl/>
+          <w:lang w:val="af-ZA" w:eastAsia="af-ZA"/>
+        </w:rPr>
+        <w:t>ل</w:t>
+      </w:r>
+      <w:r>
+        <w:rPr>
+          <w:rtl/>
+          <w:lang w:val="af-ZA" w:eastAsia="af-ZA"/>
+        </w:rPr>
+        <w:t xml:space="preserve"> شده است. در ا</w:t>
+      </w:r>
+      <w:r>
+        <w:rPr>
+          <w:rFonts w:hint="cs"/>
+          <w:rtl/>
+          <w:lang w:val="af-ZA" w:eastAsia="af-ZA"/>
+        </w:rPr>
+        <w:t>ی</w:t>
+      </w:r>
+      <w:r>
+        <w:rPr>
+          <w:rFonts w:hint="eastAsia"/>
+          <w:rtl/>
+          <w:lang w:val="af-ZA" w:eastAsia="af-ZA"/>
+        </w:rPr>
+        <w:t>ن</w:t>
+      </w:r>
+      <w:r>
+        <w:rPr>
+          <w:rtl/>
+          <w:lang w:val="af-ZA" w:eastAsia="af-ZA"/>
+        </w:rPr>
+        <w:t xml:space="preserve"> مح</w:t>
+      </w:r>
+      <w:r>
+        <w:rPr>
+          <w:rFonts w:hint="cs"/>
+          <w:rtl/>
+          <w:lang w:val="af-ZA" w:eastAsia="af-ZA"/>
+        </w:rPr>
+        <w:t>ی</w:t>
+      </w:r>
+      <w:r>
+        <w:rPr>
+          <w:rFonts w:hint="eastAsia"/>
+          <w:rtl/>
+          <w:lang w:val="af-ZA" w:eastAsia="af-ZA"/>
+        </w:rPr>
+        <w:t>ط‌ها،</w:t>
+      </w:r>
+      <w:r>
+        <w:rPr>
+          <w:rtl/>
+          <w:lang w:val="af-ZA" w:eastAsia="af-ZA"/>
+        </w:rPr>
+        <w:t xml:space="preserve"> روش‌ها</w:t>
+      </w:r>
+      <w:r>
+        <w:rPr>
+          <w:rFonts w:hint="cs"/>
+          <w:rtl/>
+          <w:lang w:val="af-ZA" w:eastAsia="af-ZA"/>
+        </w:rPr>
+        <w:t>ی</w:t>
+      </w:r>
+      <w:r>
+        <w:rPr>
+          <w:rtl/>
+          <w:lang w:val="af-ZA" w:eastAsia="af-ZA"/>
+        </w:rPr>
+        <w:t xml:space="preserve"> متداول باز</w:t>
+      </w:r>
+      <w:r>
+        <w:rPr>
+          <w:rFonts w:hint="cs"/>
+          <w:rtl/>
+          <w:lang w:val="af-ZA" w:eastAsia="af-ZA"/>
+        </w:rPr>
+        <w:t>ی</w:t>
+      </w:r>
+      <w:r>
+        <w:rPr>
+          <w:rtl/>
+          <w:lang w:val="af-ZA" w:eastAsia="af-ZA"/>
+        </w:rPr>
+        <w:t>اب</w:t>
+      </w:r>
+      <w:r>
+        <w:rPr>
+          <w:rFonts w:hint="cs"/>
+          <w:rtl/>
+          <w:lang w:val="af-ZA" w:eastAsia="af-ZA"/>
+        </w:rPr>
+        <w:t>ی</w:t>
+      </w:r>
+      <w:r>
+        <w:rPr>
+          <w:rtl/>
+          <w:lang w:val="af-ZA" w:eastAsia="af-ZA"/>
+        </w:rPr>
+        <w:t xml:space="preserve"> واژگان</w:t>
+      </w:r>
+      <w:r>
+        <w:rPr>
+          <w:rFonts w:hint="cs"/>
+          <w:rtl/>
+          <w:lang w:val="af-ZA" w:eastAsia="af-ZA"/>
+        </w:rPr>
+        <w:t>ی</w:t>
+      </w:r>
+      <w:r>
+        <w:rPr>
+          <w:rtl/>
+          <w:lang w:val="af-ZA" w:eastAsia="af-ZA"/>
+        </w:rPr>
+        <w:t xml:space="preserve"> و مدل‌ها</w:t>
+      </w:r>
+      <w:r>
+        <w:rPr>
+          <w:rFonts w:hint="cs"/>
+          <w:rtl/>
+          <w:lang w:val="af-ZA" w:eastAsia="af-ZA"/>
+        </w:rPr>
+        <w:t>ی</w:t>
+      </w:r>
+      <w:r>
+        <w:rPr>
+          <w:rtl/>
+          <w:lang w:val="af-ZA" w:eastAsia="af-ZA"/>
+        </w:rPr>
+        <w:t xml:space="preserve"> عصب</w:t>
+      </w:r>
+      <w:r>
+        <w:rPr>
+          <w:rFonts w:hint="cs"/>
+          <w:rtl/>
+          <w:lang w:val="af-ZA" w:eastAsia="af-ZA"/>
+        </w:rPr>
+        <w:t>ی</w:t>
+      </w:r>
+      <w:r>
+        <w:rPr>
+          <w:rtl/>
+          <w:lang w:val="af-ZA" w:eastAsia="af-ZA"/>
+        </w:rPr>
+        <w:t xml:space="preserve"> تراکم</w:t>
+      </w:r>
+      <w:r>
+        <w:rPr>
+          <w:rFonts w:hint="cs"/>
+          <w:rtl/>
+          <w:lang w:val="af-ZA" w:eastAsia="af-ZA"/>
+        </w:rPr>
+        <w:t>ی</w:t>
+      </w:r>
+      <w:r>
+        <w:rPr>
+          <w:rtl/>
+          <w:lang w:val="af-ZA" w:eastAsia="af-ZA"/>
+        </w:rPr>
+        <w:t xml:space="preserve"> هر </w:t>
+      </w:r>
+      <w:r>
+        <w:rPr>
+          <w:rFonts w:hint="cs"/>
+          <w:rtl/>
+          <w:lang w:val="af-ZA" w:eastAsia="af-ZA"/>
+        </w:rPr>
+        <w:t>ی</w:t>
+      </w:r>
+      <w:r>
+        <w:rPr>
+          <w:rFonts w:hint="eastAsia"/>
+          <w:rtl/>
+          <w:lang w:val="af-ZA" w:eastAsia="af-ZA"/>
+        </w:rPr>
+        <w:t>ک</w:t>
+      </w:r>
+      <w:r>
+        <w:rPr>
+          <w:rtl/>
+          <w:lang w:val="af-ZA" w:eastAsia="af-ZA"/>
+        </w:rPr>
+        <w:t xml:space="preserve"> دارا</w:t>
+      </w:r>
+      <w:r>
+        <w:rPr>
+          <w:rFonts w:hint="cs"/>
+          <w:rtl/>
+          <w:lang w:val="af-ZA" w:eastAsia="af-ZA"/>
+        </w:rPr>
+        <w:t>ی</w:t>
+      </w:r>
+      <w:r>
+        <w:rPr>
+          <w:rtl/>
+          <w:lang w:val="af-ZA" w:eastAsia="af-ZA"/>
+        </w:rPr>
+        <w:t xml:space="preserve"> محدود</w:t>
+      </w:r>
+      <w:r>
+        <w:rPr>
+          <w:rFonts w:hint="cs"/>
+          <w:rtl/>
+          <w:lang w:val="af-ZA" w:eastAsia="af-ZA"/>
+        </w:rPr>
+        <w:t>ی</w:t>
+      </w:r>
+      <w:r>
+        <w:rPr>
+          <w:rFonts w:hint="eastAsia"/>
+          <w:rtl/>
+          <w:lang w:val="af-ZA" w:eastAsia="af-ZA"/>
+        </w:rPr>
+        <w:t>ت‌ها</w:t>
+      </w:r>
+      <w:r>
+        <w:rPr>
+          <w:rFonts w:hint="cs"/>
+          <w:rtl/>
+          <w:lang w:val="af-ZA" w:eastAsia="af-ZA"/>
+        </w:rPr>
+        <w:t>یی</w:t>
+      </w:r>
+      <w:r>
+        <w:rPr>
+          <w:rtl/>
+          <w:lang w:val="af-ZA" w:eastAsia="af-ZA"/>
+        </w:rPr>
+        <w:t xml:space="preserve"> در پوشش روابط معنا</w:t>
+      </w:r>
+      <w:r>
+        <w:rPr>
+          <w:rFonts w:hint="cs"/>
+          <w:rtl/>
+          <w:lang w:val="af-ZA" w:eastAsia="af-ZA"/>
+        </w:rPr>
+        <w:t>یی</w:t>
+      </w:r>
+      <w:r>
+        <w:rPr>
+          <w:rFonts w:hint="eastAsia"/>
+          <w:rtl/>
+          <w:lang w:val="af-ZA" w:eastAsia="af-ZA"/>
+        </w:rPr>
+        <w:t>،</w:t>
+      </w:r>
+      <w:r>
+        <w:rPr>
+          <w:rtl/>
+          <w:lang w:val="af-ZA" w:eastAsia="af-ZA"/>
+        </w:rPr>
+        <w:t xml:space="preserve"> مقابله با عدم تطابق واژگان و هز</w:t>
+      </w:r>
+      <w:r>
+        <w:rPr>
+          <w:rFonts w:hint="cs"/>
+          <w:rtl/>
+          <w:lang w:val="af-ZA" w:eastAsia="af-ZA"/>
+        </w:rPr>
+        <w:t>ی</w:t>
+      </w:r>
+      <w:r>
+        <w:rPr>
+          <w:rFonts w:hint="eastAsia"/>
+          <w:rtl/>
+          <w:lang w:val="af-ZA" w:eastAsia="af-ZA"/>
+        </w:rPr>
+        <w:t>نه</w:t>
+      </w:r>
+      <w:r>
+        <w:rPr>
+          <w:rtl/>
+          <w:lang w:val="af-ZA" w:eastAsia="af-ZA"/>
+        </w:rPr>
+        <w:t xml:space="preserve"> محاسبات</w:t>
+      </w:r>
+      <w:r>
+        <w:rPr>
+          <w:rFonts w:hint="cs"/>
+          <w:rtl/>
+          <w:lang w:val="af-ZA" w:eastAsia="af-ZA"/>
+        </w:rPr>
+        <w:t>ی</w:t>
+      </w:r>
+      <w:r>
+        <w:rPr>
+          <w:rtl/>
+          <w:lang w:val="af-ZA" w:eastAsia="af-ZA"/>
+        </w:rPr>
+        <w:t xml:space="preserve"> هستند. ا</w:t>
+      </w:r>
+      <w:r>
+        <w:rPr>
+          <w:rFonts w:hint="cs"/>
+          <w:rtl/>
+          <w:lang w:val="af-ZA" w:eastAsia="af-ZA"/>
+        </w:rPr>
+        <w:t>ی</w:t>
+      </w:r>
+      <w:r>
+        <w:rPr>
+          <w:rFonts w:hint="eastAsia"/>
+          <w:rtl/>
+          <w:lang w:val="af-ZA" w:eastAsia="af-ZA"/>
+        </w:rPr>
+        <w:t>ن</w:t>
+      </w:r>
+      <w:r>
+        <w:rPr>
+          <w:rtl/>
+          <w:lang w:val="af-ZA" w:eastAsia="af-ZA"/>
+        </w:rPr>
+        <w:t xml:space="preserve"> پژوهش با هدف </w:t>
+      </w:r>
+      <w:r>
+        <w:rPr>
+          <w:b/>
+          <w:bCs/>
+          <w:rtl/>
+          <w:lang w:val="af-ZA" w:eastAsia="af-ZA"/>
+        </w:rPr>
+        <w:t>بررس</w:t>
+      </w:r>
+      <w:r>
+        <w:rPr>
+          <w:rFonts w:hint="cs"/>
+          <w:b/>
+          <w:bCs/>
+          <w:rtl/>
+          <w:lang w:val="af-ZA" w:eastAsia="af-ZA"/>
+        </w:rPr>
+        <w:t>ی</w:t>
+      </w:r>
+      <w:r>
+        <w:rPr>
+          <w:rFonts w:hint="eastAsia"/>
+          <w:b/>
+          <w:bCs/>
+          <w:rtl/>
+          <w:lang w:val="af-ZA" w:eastAsia="af-ZA"/>
+        </w:rPr>
+        <w:t>،</w:t>
+      </w:r>
+      <w:r>
+        <w:rPr>
+          <w:b/>
+          <w:bCs/>
+          <w:rtl/>
+          <w:lang w:val="af-ZA" w:eastAsia="af-ZA"/>
+        </w:rPr>
+        <w:t xml:space="preserve"> ارز</w:t>
+      </w:r>
+      <w:r>
+        <w:rPr>
+          <w:rFonts w:hint="cs"/>
+          <w:b/>
+          <w:bCs/>
+          <w:rtl/>
+          <w:lang w:val="af-ZA" w:eastAsia="af-ZA"/>
+        </w:rPr>
+        <w:t>ی</w:t>
+      </w:r>
+      <w:r>
+        <w:rPr>
+          <w:rFonts w:hint="eastAsia"/>
+          <w:b/>
+          <w:bCs/>
+          <w:rtl/>
+          <w:lang w:val="af-ZA" w:eastAsia="af-ZA"/>
+        </w:rPr>
+        <w:t>اب</w:t>
+      </w:r>
+      <w:r>
+        <w:rPr>
+          <w:rFonts w:hint="cs"/>
+          <w:b/>
+          <w:bCs/>
+          <w:rtl/>
+          <w:lang w:val="af-ZA" w:eastAsia="af-ZA"/>
+        </w:rPr>
+        <w:t>ی</w:t>
+      </w:r>
+      <w:r>
+        <w:rPr>
+          <w:b/>
+          <w:bCs/>
+          <w:rtl/>
+          <w:lang w:val="af-ZA" w:eastAsia="af-ZA"/>
+        </w:rPr>
+        <w:t xml:space="preserve"> و تحل</w:t>
+      </w:r>
+      <w:r>
+        <w:rPr>
+          <w:rFonts w:hint="cs"/>
+          <w:b/>
+          <w:bCs/>
+          <w:rtl/>
+          <w:lang w:val="af-ZA" w:eastAsia="af-ZA"/>
+        </w:rPr>
+        <w:t>ی</w:t>
+      </w:r>
+      <w:r>
+        <w:rPr>
+          <w:rFonts w:hint="eastAsia"/>
+          <w:b/>
+          <w:bCs/>
+          <w:rtl/>
+          <w:lang w:val="af-ZA" w:eastAsia="af-ZA"/>
+        </w:rPr>
+        <w:t>ل</w:t>
+      </w:r>
+      <w:r>
+        <w:rPr>
+          <w:b/>
+          <w:bCs/>
+          <w:rtl/>
+          <w:lang w:val="af-ZA" w:eastAsia="af-ZA"/>
+        </w:rPr>
+        <w:t xml:space="preserve"> کاربرد رو</w:t>
+      </w:r>
+      <w:r>
+        <w:rPr>
+          <w:rFonts w:hint="cs"/>
+          <w:b/>
+          <w:bCs/>
+          <w:rtl/>
+          <w:lang w:val="af-ZA" w:eastAsia="af-ZA"/>
+        </w:rPr>
+        <w:t>ی</w:t>
+      </w:r>
+      <w:r>
+        <w:rPr>
+          <w:rFonts w:hint="eastAsia"/>
+          <w:b/>
+          <w:bCs/>
+          <w:rtl/>
+          <w:lang w:val="af-ZA" w:eastAsia="af-ZA"/>
+        </w:rPr>
+        <w:t>کرد</w:t>
+      </w:r>
+      <w:r>
+        <w:rPr>
+          <w:b/>
+          <w:bCs/>
+          <w:rtl/>
+          <w:lang w:val="af-ZA" w:eastAsia="af-ZA"/>
+        </w:rPr>
+        <w:t xml:space="preserve"> خوشه‌بند</w:t>
+      </w:r>
+      <w:r>
+        <w:rPr>
+          <w:rFonts w:hint="cs"/>
+          <w:b/>
+          <w:bCs/>
+          <w:rtl/>
+          <w:lang w:val="af-ZA" w:eastAsia="af-ZA"/>
+        </w:rPr>
+        <w:t>ی</w:t>
+      </w:r>
+      <w:r>
+        <w:rPr>
+          <w:b/>
+          <w:bCs/>
+          <w:rtl/>
+          <w:lang w:val="af-ZA" w:eastAsia="af-ZA"/>
+        </w:rPr>
+        <w:t xml:space="preserve"> معنا</w:t>
+      </w:r>
+      <w:r>
+        <w:rPr>
+          <w:rFonts w:hint="cs"/>
+          <w:b/>
+          <w:bCs/>
+          <w:rtl/>
+          <w:lang w:val="af-ZA" w:eastAsia="af-ZA"/>
+        </w:rPr>
+        <w:t>یی</w:t>
+      </w:r>
+      <w:r>
+        <w:rPr>
+          <w:b/>
+          <w:bCs/>
+          <w:rtl/>
+          <w:lang w:val="af-ZA" w:eastAsia="af-ZA"/>
+        </w:rPr>
+        <w:t xml:space="preserve"> در بازنما</w:t>
+      </w:r>
+      <w:r>
+        <w:rPr>
+          <w:rFonts w:hint="cs"/>
+          <w:b/>
+          <w:bCs/>
+          <w:rtl/>
+          <w:lang w:val="af-ZA" w:eastAsia="af-ZA"/>
+        </w:rPr>
+        <w:t>یی</w:t>
+      </w:r>
+      <w:r>
+        <w:rPr>
+          <w:b/>
+          <w:bCs/>
+          <w:rtl/>
+          <w:lang w:val="af-ZA" w:eastAsia="af-ZA"/>
+        </w:rPr>
+        <w:t xml:space="preserve"> معنا</w:t>
+      </w:r>
+      <w:r>
+        <w:rPr>
+          <w:rFonts w:hint="cs"/>
+          <w:b/>
+          <w:bCs/>
+          <w:rtl/>
+          <w:lang w:val="af-ZA" w:eastAsia="af-ZA"/>
+        </w:rPr>
+        <w:t>یی</w:t>
+      </w:r>
+      <w:r>
+        <w:rPr>
+          <w:b/>
+          <w:bCs/>
+          <w:rtl/>
+          <w:lang w:val="af-ZA" w:eastAsia="af-ZA"/>
+        </w:rPr>
+        <w:t xml:space="preserve"> و باز</w:t>
+      </w:r>
+      <w:r>
+        <w:rPr>
+          <w:rFonts w:hint="cs"/>
+          <w:b/>
+          <w:bCs/>
+          <w:rtl/>
+          <w:lang w:val="af-ZA" w:eastAsia="af-ZA"/>
+        </w:rPr>
+        <w:t>ی</w:t>
+      </w:r>
+      <w:r>
+        <w:rPr>
+          <w:rFonts w:hint="eastAsia"/>
+          <w:b/>
+          <w:bCs/>
+          <w:rtl/>
+          <w:lang w:val="af-ZA" w:eastAsia="af-ZA"/>
+        </w:rPr>
+        <w:t>اب</w:t>
+      </w:r>
+      <w:r>
+        <w:rPr>
+          <w:rFonts w:hint="cs"/>
+          <w:b/>
+          <w:bCs/>
+          <w:rtl/>
+          <w:lang w:val="af-ZA" w:eastAsia="af-ZA"/>
+        </w:rPr>
+        <w:t>ی</w:t>
+      </w:r>
+      <w:r>
+        <w:rPr>
+          <w:b/>
+          <w:bCs/>
+          <w:rtl/>
+          <w:lang w:val="af-ZA" w:eastAsia="af-ZA"/>
+        </w:rPr>
+        <w:t xml:space="preserve"> متون چندزبانه برا</w:t>
+      </w:r>
+      <w:r>
+        <w:rPr>
+          <w:rFonts w:hint="cs"/>
+          <w:b/>
+          <w:bCs/>
+          <w:rtl/>
+          <w:lang w:val="af-ZA" w:eastAsia="af-ZA"/>
+        </w:rPr>
+        <w:t>ی</w:t>
+      </w:r>
+      <w:r>
+        <w:rPr>
+          <w:b/>
+          <w:bCs/>
+          <w:rtl/>
+          <w:lang w:val="af-ZA" w:eastAsia="af-ZA"/>
+        </w:rPr>
+        <w:t xml:space="preserve"> سامان</w:t>
+      </w:r>
+      <w:r>
+        <w:rPr>
+          <w:rFonts w:hint="eastAsia"/>
+          <w:b/>
+          <w:bCs/>
+          <w:rtl/>
+          <w:lang w:val="af-ZA" w:eastAsia="af-ZA"/>
+        </w:rPr>
+        <w:t>ه‌ها</w:t>
+      </w:r>
+      <w:r>
+        <w:rPr>
+          <w:rFonts w:hint="cs"/>
+          <w:b/>
+          <w:bCs/>
+          <w:rtl/>
+          <w:lang w:val="af-ZA" w:eastAsia="af-ZA"/>
+        </w:rPr>
+        <w:t>ی</w:t>
+      </w:r>
+      <w:r>
+        <w:rPr>
+          <w:b/>
+          <w:bCs/>
+          <w:rtl/>
+          <w:lang w:val="af-ZA" w:eastAsia="af-ZA"/>
+        </w:rPr>
+        <w:t xml:space="preserve"> پرسش‌وپاسخ دامنه‌بسته</w:t>
+      </w:r>
+      <w:r>
+        <w:rPr>
+          <w:rtl/>
+          <w:lang w:val="af-ZA" w:eastAsia="af-ZA"/>
+        </w:rPr>
+        <w:t xml:space="preserve"> انجام شده است.</w:t>
+      </w:r>
+    </w:p>
+    <w:p>
+      <w:pPr>
+        <w:ind w:left="-690"/>
+        <w:rPr>
+          <w:rtl/>
+          <w:lang w:val="af-ZA" w:eastAsia="af-ZA"/>
+        </w:rPr>
+      </w:pPr>
+      <w:r>
+        <w:rPr>
+          <w:rFonts w:hint="eastAsia"/>
+          <w:rtl/>
+          <w:lang w:val="af-ZA" w:eastAsia="af-ZA"/>
+        </w:rPr>
+        <w:t>در</w:t>
+      </w:r>
+      <w:r>
+        <w:rPr>
+          <w:rtl/>
+          <w:lang w:val="af-ZA" w:eastAsia="af-ZA"/>
+        </w:rPr>
+        <w:t xml:space="preserve"> روش پ</w:t>
+      </w:r>
+      <w:r>
+        <w:rPr>
+          <w:rFonts w:hint="cs"/>
+          <w:rtl/>
+          <w:lang w:val="af-ZA" w:eastAsia="af-ZA"/>
+        </w:rPr>
+        <w:t>ی</w:t>
+      </w:r>
+      <w:r>
+        <w:rPr>
+          <w:rFonts w:hint="eastAsia"/>
+          <w:rtl/>
+          <w:lang w:val="af-ZA" w:eastAsia="af-ZA"/>
+        </w:rPr>
+        <w:t>شنهاد</w:t>
+      </w:r>
+      <w:r>
+        <w:rPr>
+          <w:rFonts w:hint="cs"/>
+          <w:rtl/>
+          <w:lang w:val="af-ZA" w:eastAsia="af-ZA"/>
+        </w:rPr>
+        <w:t>ی</w:t>
+      </w:r>
+      <w:r>
+        <w:rPr>
+          <w:rFonts w:hint="eastAsia"/>
+          <w:rtl/>
+          <w:lang w:val="af-ZA" w:eastAsia="af-ZA"/>
+        </w:rPr>
+        <w:t>،</w:t>
+      </w:r>
+      <w:r>
+        <w:rPr>
+          <w:rtl/>
+          <w:lang w:val="af-ZA" w:eastAsia="af-ZA"/>
+        </w:rPr>
+        <w:t xml:space="preserve"> متون ابتدا با استفاده از فرا</w:t>
+      </w:r>
+      <w:r>
+        <w:rPr>
+          <w:rFonts w:hint="cs"/>
+          <w:rtl/>
+          <w:lang w:val="af-ZA" w:eastAsia="af-ZA"/>
+        </w:rPr>
+        <w:t>ی</w:t>
+      </w:r>
+      <w:r>
+        <w:rPr>
+          <w:rFonts w:hint="eastAsia"/>
+          <w:rtl/>
+          <w:lang w:val="af-ZA" w:eastAsia="af-ZA"/>
+        </w:rPr>
+        <w:t>ند</w:t>
+      </w:r>
+      <w:r>
+        <w:rPr>
+          <w:rtl/>
+          <w:lang w:val="af-ZA" w:eastAsia="af-ZA"/>
+        </w:rPr>
+        <w:t xml:space="preserve"> استخراج عبارت و تشک</w:t>
+      </w:r>
+      <w:r>
+        <w:rPr>
+          <w:rFonts w:hint="cs"/>
+          <w:rtl/>
+          <w:lang w:val="af-ZA" w:eastAsia="af-ZA"/>
+        </w:rPr>
+        <w:t>ی</w:t>
+      </w:r>
+      <w:r>
+        <w:rPr>
+          <w:rFonts w:hint="eastAsia"/>
+          <w:rtl/>
+          <w:lang w:val="af-ZA" w:eastAsia="af-ZA"/>
+        </w:rPr>
+        <w:t>ل</w:t>
+      </w:r>
+      <w:r>
+        <w:rPr>
+          <w:rtl/>
+          <w:lang w:val="af-ZA" w:eastAsia="af-ZA"/>
+        </w:rPr>
+        <w:t xml:space="preserve"> ماتر</w:t>
+      </w:r>
+      <w:r>
+        <w:rPr>
+          <w:rFonts w:hint="cs"/>
+          <w:rtl/>
+          <w:lang w:val="af-ZA" w:eastAsia="af-ZA"/>
+        </w:rPr>
+        <w:t>ی</w:t>
+      </w:r>
+      <w:r>
+        <w:rPr>
+          <w:rFonts w:hint="eastAsia"/>
+          <w:rtl/>
+          <w:lang w:val="af-ZA" w:eastAsia="af-ZA"/>
+        </w:rPr>
+        <w:t>س</w:t>
+      </w:r>
+      <w:r>
+        <w:rPr>
+          <w:rtl/>
+          <w:lang w:val="af-ZA" w:eastAsia="af-ZA"/>
+        </w:rPr>
+        <w:t xml:space="preserve"> واژه</w:t>
+      </w:r>
+      <w:r>
+        <w:rPr>
+          <w:rFonts w:ascii="Arial" w:hAnsi="Arial" w:cs="Arial" w:hint="cs"/>
+          <w:rtl/>
+          <w:lang w:val="af-ZA" w:eastAsia="af-ZA"/>
+        </w:rPr>
+        <w:t>–</w:t>
+      </w:r>
+      <w:r>
+        <w:rPr>
+          <w:rFonts w:hint="cs"/>
+          <w:rtl/>
+          <w:lang w:val="af-ZA" w:eastAsia="af-ZA"/>
+        </w:rPr>
+        <w:t>مفهوم</w:t>
+      </w:r>
+      <w:r>
+        <w:rPr>
+          <w:rtl/>
+          <w:lang w:val="af-ZA" w:eastAsia="af-ZA"/>
+        </w:rPr>
+        <w:t xml:space="preserve"> </w:t>
+      </w:r>
+      <w:r>
+        <w:rPr>
+          <w:rFonts w:hint="cs"/>
+          <w:rtl/>
+          <w:lang w:val="af-ZA" w:eastAsia="af-ZA"/>
+        </w:rPr>
+        <w:t>پردازش</w:t>
+      </w:r>
+      <w:r>
+        <w:rPr>
+          <w:rtl/>
+          <w:lang w:val="af-ZA" w:eastAsia="af-ZA"/>
+        </w:rPr>
+        <w:t xml:space="preserve"> </w:t>
+      </w:r>
+      <w:r>
+        <w:rPr>
+          <w:rFonts w:hint="cs"/>
+          <w:rtl/>
+          <w:lang w:val="af-ZA" w:eastAsia="af-ZA"/>
+        </w:rPr>
+        <w:t>می‌</w:t>
+      </w:r>
+      <w:r>
+        <w:rPr>
+          <w:rFonts w:hint="eastAsia"/>
+          <w:rtl/>
+          <w:lang w:val="af-ZA" w:eastAsia="af-ZA"/>
+        </w:rPr>
+        <w:t>شوند</w:t>
+      </w:r>
+      <w:r>
+        <w:rPr>
+          <w:rtl/>
+          <w:lang w:val="af-ZA" w:eastAsia="af-ZA"/>
+        </w:rPr>
+        <w:t>. با استفاده از اطلاعات آمار</w:t>
+      </w:r>
+      <w:r>
+        <w:rPr>
+          <w:rFonts w:hint="cs"/>
+          <w:rtl/>
+          <w:lang w:val="af-ZA" w:eastAsia="af-ZA"/>
+        </w:rPr>
+        <w:t>ی</w:t>
+      </w:r>
+      <w:r>
+        <w:rPr>
+          <w:rtl/>
+          <w:lang w:val="af-ZA" w:eastAsia="af-ZA"/>
+        </w:rPr>
+        <w:t xml:space="preserve"> و وزن‌ده</w:t>
+      </w:r>
+      <w:r>
+        <w:rPr>
+          <w:rFonts w:hint="cs"/>
+          <w:rtl/>
+          <w:lang w:val="af-ZA" w:eastAsia="af-ZA"/>
+        </w:rPr>
+        <w:t>ی</w:t>
+      </w:r>
+      <w:r>
+        <w:rPr>
+          <w:rtl/>
+          <w:lang w:val="af-ZA" w:eastAsia="af-ZA"/>
+        </w:rPr>
+        <w:t xml:space="preserve"> </w:t>
+      </w:r>
+      <w:r>
+        <w:rPr>
+          <w:b/>
+          <w:bCs/>
+          <w:lang w:val="af-ZA" w:eastAsia="af-ZA"/>
+        </w:rPr>
+        <w:t>TF-IDF</w:t>
+      </w:r>
+      <w:r>
+        <w:rPr>
+          <w:rtl/>
+          <w:lang w:val="af-ZA" w:eastAsia="af-ZA"/>
+        </w:rPr>
+        <w:t>، روابط م</w:t>
+      </w:r>
+      <w:r>
+        <w:rPr>
+          <w:rFonts w:hint="cs"/>
+          <w:rtl/>
+          <w:lang w:val="af-ZA" w:eastAsia="af-ZA"/>
+        </w:rPr>
+        <w:t>ی</w:t>
+      </w:r>
+      <w:r>
+        <w:rPr>
+          <w:rFonts w:hint="eastAsia"/>
+          <w:rtl/>
+          <w:lang w:val="af-ZA" w:eastAsia="af-ZA"/>
+        </w:rPr>
+        <w:t>ان</w:t>
+      </w:r>
+      <w:r>
+        <w:rPr>
+          <w:rtl/>
+          <w:lang w:val="af-ZA" w:eastAsia="af-ZA"/>
+        </w:rPr>
+        <w:t xml:space="preserve"> عبارات و زم</w:t>
+      </w:r>
+      <w:r>
+        <w:rPr>
+          <w:rFonts w:hint="cs"/>
+          <w:rtl/>
+          <w:lang w:val="af-ZA" w:eastAsia="af-ZA"/>
+        </w:rPr>
+        <w:t>ی</w:t>
+      </w:r>
+      <w:r>
+        <w:rPr>
+          <w:rFonts w:hint="eastAsia"/>
+          <w:rtl/>
+          <w:lang w:val="af-ZA" w:eastAsia="af-ZA"/>
+        </w:rPr>
+        <w:t>نه‌ها</w:t>
+      </w:r>
+      <w:r>
+        <w:rPr>
+          <w:rFonts w:hint="cs"/>
+          <w:rtl/>
+          <w:lang w:val="af-ZA" w:eastAsia="af-ZA"/>
+        </w:rPr>
+        <w:t>ی</w:t>
+      </w:r>
+      <w:r>
+        <w:rPr>
+          <w:rtl/>
+          <w:lang w:val="af-ZA" w:eastAsia="af-ZA"/>
+        </w:rPr>
+        <w:t xml:space="preserve"> متن</w:t>
+      </w:r>
+      <w:r>
+        <w:rPr>
+          <w:rFonts w:hint="cs"/>
+          <w:rtl/>
+          <w:lang w:val="af-ZA" w:eastAsia="af-ZA"/>
+        </w:rPr>
+        <w:t>ی</w:t>
+      </w:r>
+      <w:r>
+        <w:rPr>
+          <w:rtl/>
+          <w:lang w:val="af-ZA" w:eastAsia="af-ZA"/>
+        </w:rPr>
+        <w:t xml:space="preserve"> استخراج شده و با الگور</w:t>
+      </w:r>
+      <w:r>
+        <w:rPr>
+          <w:rFonts w:hint="cs"/>
+          <w:rtl/>
+          <w:lang w:val="af-ZA" w:eastAsia="af-ZA"/>
+        </w:rPr>
+        <w:t>ی</w:t>
+      </w:r>
+      <w:r>
+        <w:rPr>
+          <w:rFonts w:hint="eastAsia"/>
+          <w:rtl/>
+          <w:lang w:val="af-ZA" w:eastAsia="af-ZA"/>
+        </w:rPr>
+        <w:t>تم</w:t>
+      </w:r>
+      <w:r>
+        <w:rPr>
+          <w:rtl/>
+          <w:lang w:val="af-ZA" w:eastAsia="af-ZA"/>
+        </w:rPr>
+        <w:t xml:space="preserve"> </w:t>
+      </w:r>
+      <w:r>
+        <w:rPr>
+          <w:b/>
+          <w:bCs/>
+          <w:lang w:val="af-ZA" w:eastAsia="af-ZA"/>
+        </w:rPr>
+        <w:t>UMAP</w:t>
+      </w:r>
+      <w:r>
+        <w:rPr>
+          <w:rtl/>
+          <w:lang w:val="af-ZA" w:eastAsia="af-ZA"/>
+        </w:rPr>
+        <w:t xml:space="preserve"> به </w:t>
+      </w:r>
+      <w:r>
+        <w:rPr>
+          <w:rFonts w:hint="cs"/>
+          <w:rtl/>
+          <w:lang w:val="af-ZA" w:eastAsia="af-ZA"/>
+        </w:rPr>
+        <w:t>ی</w:t>
+      </w:r>
+      <w:r>
+        <w:rPr>
+          <w:rFonts w:hint="eastAsia"/>
+          <w:rtl/>
+          <w:lang w:val="af-ZA" w:eastAsia="af-ZA"/>
+        </w:rPr>
+        <w:t>ک</w:t>
+      </w:r>
+      <w:r>
+        <w:rPr>
+          <w:rtl/>
+          <w:lang w:val="af-ZA" w:eastAsia="af-ZA"/>
+        </w:rPr>
+        <w:t xml:space="preserve"> فضا</w:t>
+      </w:r>
+      <w:r>
+        <w:rPr>
+          <w:rFonts w:hint="cs"/>
+          <w:rtl/>
+          <w:lang w:val="af-ZA" w:eastAsia="af-ZA"/>
+        </w:rPr>
+        <w:t>ی</w:t>
+      </w:r>
+      <w:r>
+        <w:rPr>
+          <w:rtl/>
+          <w:lang w:val="af-ZA" w:eastAsia="af-ZA"/>
+        </w:rPr>
+        <w:t xml:space="preserve"> معنا</w:t>
+      </w:r>
+      <w:r>
+        <w:rPr>
+          <w:rFonts w:hint="cs"/>
+          <w:rtl/>
+          <w:lang w:val="af-ZA" w:eastAsia="af-ZA"/>
+        </w:rPr>
+        <w:t>یی</w:t>
+      </w:r>
+      <w:r>
+        <w:rPr>
+          <w:rtl/>
+          <w:lang w:val="af-ZA" w:eastAsia="af-ZA"/>
+        </w:rPr>
+        <w:t xml:space="preserve"> دوبعد</w:t>
+      </w:r>
+      <w:r>
+        <w:rPr>
+          <w:rFonts w:hint="cs"/>
+          <w:rtl/>
+          <w:lang w:val="af-ZA" w:eastAsia="af-ZA"/>
+        </w:rPr>
+        <w:t>ی</w:t>
+      </w:r>
+      <w:r>
+        <w:rPr>
+          <w:rtl/>
+          <w:lang w:val="af-ZA" w:eastAsia="af-ZA"/>
+        </w:rPr>
+        <w:t xml:space="preserve"> نگاشت م</w:t>
+      </w:r>
+      <w:r>
+        <w:rPr>
+          <w:rFonts w:hint="cs"/>
+          <w:rtl/>
+          <w:lang w:val="af-ZA" w:eastAsia="af-ZA"/>
+        </w:rPr>
+        <w:t>ی‌</w:t>
+      </w:r>
+      <w:r>
+        <w:rPr>
+          <w:rFonts w:hint="eastAsia"/>
+          <w:rtl/>
+          <w:lang w:val="af-ZA" w:eastAsia="af-ZA"/>
+        </w:rPr>
+        <w:t>شوند</w:t>
+      </w:r>
+      <w:r>
+        <w:rPr>
+          <w:rtl/>
+          <w:lang w:val="af-ZA" w:eastAsia="af-ZA"/>
+        </w:rPr>
+        <w:t>. سپس ا</w:t>
+      </w:r>
+      <w:r>
+        <w:rPr>
+          <w:rFonts w:hint="cs"/>
+          <w:rtl/>
+          <w:lang w:val="af-ZA" w:eastAsia="af-ZA"/>
+        </w:rPr>
+        <w:t>ی</w:t>
+      </w:r>
+      <w:r>
+        <w:rPr>
+          <w:rFonts w:hint="eastAsia"/>
+          <w:rtl/>
+          <w:lang w:val="af-ZA" w:eastAsia="af-ZA"/>
+        </w:rPr>
+        <w:t>ن</w:t>
+      </w:r>
+      <w:r>
+        <w:rPr>
+          <w:rtl/>
+          <w:lang w:val="af-ZA" w:eastAsia="af-ZA"/>
+        </w:rPr>
+        <w:t xml:space="preserve"> فضا</w:t>
+      </w:r>
+      <w:r>
+        <w:rPr>
+          <w:rFonts w:hint="cs"/>
+          <w:rtl/>
+          <w:lang w:val="af-ZA" w:eastAsia="af-ZA"/>
+        </w:rPr>
+        <w:t>ی</w:t>
+      </w:r>
+      <w:r>
+        <w:rPr>
+          <w:rtl/>
+          <w:lang w:val="af-ZA" w:eastAsia="af-ZA"/>
+        </w:rPr>
+        <w:t xml:space="preserve"> معنا</w:t>
+      </w:r>
+      <w:r>
+        <w:rPr>
+          <w:rFonts w:hint="cs"/>
+          <w:rtl/>
+          <w:lang w:val="af-ZA" w:eastAsia="af-ZA"/>
+        </w:rPr>
+        <w:t>یی</w:t>
+      </w:r>
+      <w:r>
+        <w:rPr>
+          <w:rtl/>
+          <w:lang w:val="af-ZA" w:eastAsia="af-ZA"/>
+        </w:rPr>
+        <w:t xml:space="preserve"> بر رو</w:t>
+      </w:r>
+      <w:r>
+        <w:rPr>
+          <w:rFonts w:hint="cs"/>
+          <w:rtl/>
+          <w:lang w:val="af-ZA" w:eastAsia="af-ZA"/>
+        </w:rPr>
+        <w:t>ی</w:t>
+      </w:r>
+      <w:r>
+        <w:rPr>
+          <w:rtl/>
+          <w:lang w:val="af-ZA" w:eastAsia="af-ZA"/>
+        </w:rPr>
+        <w:t xml:space="preserve"> </w:t>
+      </w:r>
+      <w:r>
+        <w:rPr>
+          <w:rFonts w:hint="cs"/>
+          <w:rtl/>
+          <w:lang w:val="af-ZA" w:eastAsia="af-ZA"/>
+        </w:rPr>
+        <w:t>ی</w:t>
+      </w:r>
+      <w:r>
+        <w:rPr>
+          <w:rFonts w:hint="eastAsia"/>
+          <w:rtl/>
+          <w:lang w:val="af-ZA" w:eastAsia="af-ZA"/>
+        </w:rPr>
+        <w:t>ک</w:t>
+      </w:r>
+      <w:r>
+        <w:rPr>
+          <w:rtl/>
+          <w:lang w:val="af-ZA" w:eastAsia="af-ZA"/>
+        </w:rPr>
+        <w:t xml:space="preserve"> شبکه ۶۴×۶۴ سازمان‌ده</w:t>
+      </w:r>
+      <w:r>
+        <w:rPr>
+          <w:rFonts w:hint="cs"/>
+          <w:rtl/>
+          <w:lang w:val="af-ZA" w:eastAsia="af-ZA"/>
+        </w:rPr>
+        <w:t>ی</w:t>
+      </w:r>
+      <w:r>
+        <w:rPr>
+          <w:rtl/>
+          <w:lang w:val="af-ZA" w:eastAsia="af-ZA"/>
+        </w:rPr>
+        <w:t xml:space="preserve"> شده و برا</w:t>
+      </w:r>
+      <w:r>
+        <w:rPr>
+          <w:rFonts w:hint="cs"/>
+          <w:rtl/>
+          <w:lang w:val="af-ZA" w:eastAsia="af-ZA"/>
+        </w:rPr>
+        <w:t>ی</w:t>
+      </w:r>
+      <w:r>
+        <w:rPr>
+          <w:rtl/>
+          <w:lang w:val="af-ZA" w:eastAsia="af-ZA"/>
+        </w:rPr>
+        <w:t xml:space="preserve"> عبارات، اثر </w:t>
+      </w:r>
+      <w:r>
+        <w:rPr>
+          <w:b/>
+          <w:bCs/>
+          <w:rtl/>
+          <w:lang w:val="af-ZA" w:eastAsia="af-ZA"/>
+        </w:rPr>
+        <w:t>انگشت‌ها</w:t>
+      </w:r>
+      <w:r>
+        <w:rPr>
+          <w:rFonts w:hint="cs"/>
+          <w:b/>
+          <w:bCs/>
+          <w:rtl/>
+          <w:lang w:val="af-ZA" w:eastAsia="af-ZA"/>
+        </w:rPr>
+        <w:t>ی</w:t>
+      </w:r>
+      <w:r>
+        <w:rPr>
+          <w:b/>
+          <w:bCs/>
+          <w:rtl/>
+          <w:lang w:val="af-ZA" w:eastAsia="af-ZA"/>
+        </w:rPr>
+        <w:t xml:space="preserve"> معنا</w:t>
+      </w:r>
+      <w:r>
+        <w:rPr>
+          <w:rFonts w:hint="cs"/>
+          <w:b/>
+          <w:bCs/>
+          <w:rtl/>
+          <w:lang w:val="af-ZA" w:eastAsia="af-ZA"/>
+        </w:rPr>
+        <w:t>یی</w:t>
+      </w:r>
+      <w:r>
+        <w:rPr>
+          <w:rtl/>
+          <w:lang w:val="af-ZA" w:eastAsia="af-ZA"/>
+        </w:rPr>
+        <w:t xml:space="preserve"> ا</w:t>
+      </w:r>
+      <w:r>
+        <w:rPr>
+          <w:rFonts w:hint="cs"/>
+          <w:rtl/>
+          <w:lang w:val="af-ZA" w:eastAsia="af-ZA"/>
+        </w:rPr>
+        <w:t>ی</w:t>
+      </w:r>
+      <w:r>
+        <w:rPr>
+          <w:rFonts w:hint="eastAsia"/>
+          <w:rtl/>
+          <w:lang w:val="af-ZA" w:eastAsia="af-ZA"/>
+        </w:rPr>
+        <w:t>جاد</w:t>
+      </w:r>
+      <w:r>
+        <w:rPr>
+          <w:rtl/>
+          <w:lang w:val="af-ZA" w:eastAsia="af-ZA"/>
+        </w:rPr>
+        <w:t xml:space="preserve"> م</w:t>
+      </w:r>
+      <w:r>
+        <w:rPr>
+          <w:rFonts w:hint="cs"/>
+          <w:rtl/>
+          <w:lang w:val="af-ZA" w:eastAsia="af-ZA"/>
+        </w:rPr>
+        <w:t>ی‌</w:t>
+      </w:r>
+      <w:r>
+        <w:rPr>
+          <w:rFonts w:hint="eastAsia"/>
+          <w:rtl/>
+          <w:lang w:val="af-ZA" w:eastAsia="af-ZA"/>
+        </w:rPr>
+        <w:t>شود</w:t>
+      </w:r>
+      <w:r>
+        <w:rPr>
+          <w:rtl/>
+          <w:lang w:val="af-ZA" w:eastAsia="af-ZA"/>
+        </w:rPr>
+        <w:t>. با تجم</w:t>
+      </w:r>
+      <w:r>
+        <w:rPr>
+          <w:rFonts w:hint="cs"/>
+          <w:rtl/>
+          <w:lang w:val="af-ZA" w:eastAsia="af-ZA"/>
+        </w:rPr>
+        <w:t>ی</w:t>
+      </w:r>
+      <w:r>
+        <w:rPr>
+          <w:rFonts w:hint="eastAsia"/>
+          <w:rtl/>
+          <w:lang w:val="af-ZA" w:eastAsia="af-ZA"/>
+        </w:rPr>
+        <w:t>ع</w:t>
+      </w:r>
+      <w:r>
+        <w:rPr>
+          <w:rtl/>
+          <w:lang w:val="af-ZA" w:eastAsia="af-ZA"/>
+        </w:rPr>
+        <w:t xml:space="preserve"> ا</w:t>
+      </w:r>
+      <w:r>
+        <w:rPr>
+          <w:rFonts w:hint="cs"/>
+          <w:rtl/>
+          <w:lang w:val="af-ZA" w:eastAsia="af-ZA"/>
+        </w:rPr>
+        <w:t>ی</w:t>
+      </w:r>
+      <w:r>
+        <w:rPr>
+          <w:rFonts w:hint="eastAsia"/>
+          <w:rtl/>
+          <w:lang w:val="af-ZA" w:eastAsia="af-ZA"/>
+        </w:rPr>
+        <w:t>ن</w:t>
+      </w:r>
+      <w:r>
+        <w:rPr>
+          <w:rtl/>
+          <w:lang w:val="af-ZA" w:eastAsia="af-ZA"/>
+        </w:rPr>
+        <w:t xml:space="preserve"> اثرانگشت‌ها، بازنما</w:t>
+      </w:r>
+      <w:r>
+        <w:rPr>
+          <w:rFonts w:hint="cs"/>
+          <w:rtl/>
+          <w:lang w:val="af-ZA" w:eastAsia="af-ZA"/>
+        </w:rPr>
+        <w:t>یی</w:t>
+      </w:r>
+      <w:r>
+        <w:rPr>
+          <w:rtl/>
+          <w:lang w:val="af-ZA" w:eastAsia="af-ZA"/>
+        </w:rPr>
+        <w:t xml:space="preserve"> معنا</w:t>
+      </w:r>
+      <w:r>
+        <w:rPr>
+          <w:rFonts w:hint="cs"/>
+          <w:rtl/>
+          <w:lang w:val="af-ZA" w:eastAsia="af-ZA"/>
+        </w:rPr>
+        <w:t>یی</w:t>
+      </w:r>
+      <w:r>
+        <w:rPr>
+          <w:rtl/>
+          <w:lang w:val="af-ZA" w:eastAsia="af-ZA"/>
+        </w:rPr>
+        <w:t xml:space="preserve"> اسناد و پرس‌وجوها تشک</w:t>
+      </w:r>
+      <w:r>
+        <w:rPr>
+          <w:rFonts w:hint="cs"/>
+          <w:rtl/>
+          <w:lang w:val="af-ZA" w:eastAsia="af-ZA"/>
+        </w:rPr>
+        <w:t>ی</w:t>
+      </w:r>
+      <w:r>
+        <w:rPr>
+          <w:rFonts w:hint="eastAsia"/>
+          <w:rtl/>
+          <w:lang w:val="af-ZA" w:eastAsia="af-ZA"/>
+        </w:rPr>
+        <w:t>ل</w:t>
+      </w:r>
+      <w:r>
+        <w:rPr>
+          <w:rtl/>
+          <w:lang w:val="af-ZA" w:eastAsia="af-ZA"/>
+        </w:rPr>
+        <w:t xml:space="preserve"> شده و از طر</w:t>
+      </w:r>
+      <w:r>
+        <w:rPr>
+          <w:rFonts w:hint="cs"/>
+          <w:rtl/>
+          <w:lang w:val="af-ZA" w:eastAsia="af-ZA"/>
+        </w:rPr>
+        <w:t>ی</w:t>
+      </w:r>
+      <w:r>
+        <w:rPr>
+          <w:rFonts w:hint="eastAsia"/>
+          <w:rtl/>
+          <w:lang w:val="af-ZA" w:eastAsia="af-ZA"/>
+        </w:rPr>
+        <w:t>ق</w:t>
+      </w:r>
+      <w:r>
+        <w:rPr>
+          <w:rtl/>
+          <w:lang w:val="af-ZA" w:eastAsia="af-ZA"/>
+        </w:rPr>
+        <w:t xml:space="preserve"> انتشار فعال‌ساز</w:t>
+      </w:r>
+      <w:r>
+        <w:rPr>
+          <w:rFonts w:hint="cs"/>
+          <w:rtl/>
+          <w:lang w:val="af-ZA" w:eastAsia="af-ZA"/>
+        </w:rPr>
+        <w:t>ی</w:t>
+      </w:r>
+      <w:r>
+        <w:rPr>
+          <w:rtl/>
+          <w:lang w:val="af-ZA" w:eastAsia="af-ZA"/>
+        </w:rPr>
+        <w:t xml:space="preserve"> فضا</w:t>
+      </w:r>
+      <w:r>
+        <w:rPr>
+          <w:rFonts w:hint="cs"/>
+          <w:rtl/>
+          <w:lang w:val="af-ZA" w:eastAsia="af-ZA"/>
+        </w:rPr>
+        <w:t>یی</w:t>
+      </w:r>
+      <w:r>
+        <w:rPr>
+          <w:rtl/>
+          <w:lang w:val="af-ZA" w:eastAsia="af-ZA"/>
+        </w:rPr>
+        <w:t xml:space="preserve"> و محاسبه شباهت، اسناد مرتبط رتبه‌بند</w:t>
+      </w:r>
+      <w:r>
+        <w:rPr>
+          <w:rFonts w:hint="cs"/>
+          <w:rtl/>
+          <w:lang w:val="af-ZA" w:eastAsia="af-ZA"/>
+        </w:rPr>
+        <w:t>ی</w:t>
+      </w:r>
+      <w:r>
+        <w:rPr>
+          <w:rtl/>
+          <w:lang w:val="af-ZA" w:eastAsia="af-ZA"/>
+        </w:rPr>
+        <w:t xml:space="preserve"> م</w:t>
+      </w:r>
+      <w:r>
+        <w:rPr>
+          <w:rFonts w:hint="cs"/>
+          <w:rtl/>
+          <w:lang w:val="af-ZA" w:eastAsia="af-ZA"/>
+        </w:rPr>
+        <w:t>ی‌</w:t>
+      </w:r>
+      <w:r>
+        <w:rPr>
+          <w:rFonts w:hint="eastAsia"/>
+          <w:rtl/>
+          <w:lang w:val="af-ZA" w:eastAsia="af-ZA"/>
+        </w:rPr>
+        <w:t>شوند</w:t>
+      </w:r>
+      <w:r>
+        <w:rPr>
+          <w:rtl/>
+          <w:lang w:val="af-ZA" w:eastAsia="af-ZA"/>
+        </w:rPr>
+        <w:t>. همچن</w:t>
+      </w:r>
+      <w:r>
+        <w:rPr>
+          <w:rFonts w:hint="cs"/>
+          <w:rtl/>
+          <w:lang w:val="af-ZA" w:eastAsia="af-ZA"/>
+        </w:rPr>
+        <w:t>ی</w:t>
+      </w:r>
+      <w:r>
+        <w:rPr>
+          <w:rFonts w:hint="eastAsia"/>
+          <w:rtl/>
+          <w:lang w:val="af-ZA" w:eastAsia="af-ZA"/>
+        </w:rPr>
+        <w:t>ن،</w:t>
+      </w:r>
+      <w:r>
+        <w:rPr>
+          <w:rtl/>
+          <w:lang w:val="af-ZA" w:eastAsia="af-ZA"/>
+        </w:rPr>
+        <w:t xml:space="preserve"> برا</w:t>
+      </w:r>
+      <w:r>
+        <w:rPr>
+          <w:rFonts w:hint="cs"/>
+          <w:rtl/>
+          <w:lang w:val="af-ZA" w:eastAsia="af-ZA"/>
+        </w:rPr>
+        <w:t>ی</w:t>
+      </w:r>
+      <w:r>
+        <w:rPr>
+          <w:rtl/>
+          <w:lang w:val="af-ZA" w:eastAsia="af-ZA"/>
+        </w:rPr>
+        <w:t xml:space="preserve"> بررس</w:t>
+      </w:r>
+      <w:r>
+        <w:rPr>
+          <w:rFonts w:hint="cs"/>
+          <w:rtl/>
+          <w:lang w:val="af-ZA" w:eastAsia="af-ZA"/>
+        </w:rPr>
+        <w:t>ی</w:t>
+      </w:r>
+      <w:r>
+        <w:rPr>
+          <w:rtl/>
+          <w:lang w:val="af-ZA" w:eastAsia="af-ZA"/>
+        </w:rPr>
+        <w:t xml:space="preserve"> امکان بهره‌گ</w:t>
+      </w:r>
+      <w:r>
+        <w:rPr>
+          <w:rFonts w:hint="cs"/>
+          <w:rtl/>
+          <w:lang w:val="af-ZA" w:eastAsia="af-ZA"/>
+        </w:rPr>
+        <w:t>ی</w:t>
+      </w:r>
+      <w:r>
+        <w:rPr>
+          <w:rFonts w:hint="eastAsia"/>
+          <w:rtl/>
+          <w:lang w:val="af-ZA" w:eastAsia="af-ZA"/>
+        </w:rPr>
+        <w:t>ر</w:t>
+      </w:r>
+      <w:r>
+        <w:rPr>
+          <w:rFonts w:hint="cs"/>
+          <w:rtl/>
+          <w:lang w:val="af-ZA" w:eastAsia="af-ZA"/>
+        </w:rPr>
+        <w:t>ی</w:t>
+      </w:r>
+      <w:r>
+        <w:rPr>
+          <w:rtl/>
+          <w:lang w:val="af-ZA" w:eastAsia="af-ZA"/>
+        </w:rPr>
+        <w:t xml:space="preserve"> هم‌زمان از اطلاعات معنا</w:t>
+      </w:r>
+      <w:r>
+        <w:rPr>
+          <w:rFonts w:hint="cs"/>
+          <w:rtl/>
+          <w:lang w:val="af-ZA" w:eastAsia="af-ZA"/>
+        </w:rPr>
+        <w:t>یی</w:t>
+      </w:r>
+      <w:r>
+        <w:rPr>
+          <w:rtl/>
+          <w:lang w:val="af-ZA" w:eastAsia="af-ZA"/>
+        </w:rPr>
+        <w:t xml:space="preserve"> و واژگان</w:t>
+      </w:r>
+      <w:r>
+        <w:rPr>
+          <w:rFonts w:hint="cs"/>
+          <w:rtl/>
+          <w:lang w:val="af-ZA" w:eastAsia="af-ZA"/>
+        </w:rPr>
+        <w:t>ی</w:t>
+      </w:r>
+      <w:r>
+        <w:rPr>
+          <w:rFonts w:hint="eastAsia"/>
+          <w:rtl/>
+          <w:lang w:val="af-ZA" w:eastAsia="af-ZA"/>
+        </w:rPr>
+        <w:t>،</w:t>
+      </w:r>
+      <w:r>
+        <w:rPr>
+          <w:rtl/>
+          <w:lang w:val="af-ZA" w:eastAsia="af-ZA"/>
+        </w:rPr>
+        <w:t xml:space="preserve"> نتا</w:t>
+      </w:r>
+      <w:r>
+        <w:rPr>
+          <w:rFonts w:hint="cs"/>
+          <w:rtl/>
+          <w:lang w:val="af-ZA" w:eastAsia="af-ZA"/>
+        </w:rPr>
+        <w:t>ی</w:t>
+      </w:r>
+      <w:r>
+        <w:rPr>
+          <w:rFonts w:hint="eastAsia"/>
+          <w:rtl/>
+          <w:lang w:val="af-ZA" w:eastAsia="af-ZA"/>
+        </w:rPr>
+        <w:t>ج</w:t>
+      </w:r>
+      <w:r>
+        <w:rPr>
+          <w:rtl/>
+          <w:lang w:val="af-ZA" w:eastAsia="af-ZA"/>
+        </w:rPr>
+        <w:t xml:space="preserve"> روش پ</w:t>
+      </w:r>
+      <w:r>
+        <w:rPr>
+          <w:rFonts w:hint="cs"/>
+          <w:rtl/>
+          <w:lang w:val="af-ZA" w:eastAsia="af-ZA"/>
+        </w:rPr>
+        <w:t>ی</w:t>
+      </w:r>
+      <w:r>
+        <w:rPr>
+          <w:rFonts w:hint="eastAsia"/>
+          <w:rtl/>
+          <w:lang w:val="af-ZA" w:eastAsia="af-ZA"/>
+        </w:rPr>
+        <w:t>شنهاد</w:t>
+      </w:r>
+      <w:r>
+        <w:rPr>
+          <w:rFonts w:hint="cs"/>
+          <w:rtl/>
+          <w:lang w:val="af-ZA" w:eastAsia="af-ZA"/>
+        </w:rPr>
+        <w:t>ی</w:t>
+      </w:r>
+      <w:r>
+        <w:rPr>
+          <w:rtl/>
+          <w:lang w:val="af-ZA" w:eastAsia="af-ZA"/>
+        </w:rPr>
+        <w:t xml:space="preserve"> با مدل </w:t>
+      </w:r>
+      <w:r>
+        <w:rPr>
+          <w:lang w:val="af-ZA" w:eastAsia="af-ZA"/>
+        </w:rPr>
+        <w:t>sparse</w:t>
+      </w:r>
+      <w:r>
+        <w:rPr>
+          <w:rtl/>
+          <w:lang w:val="af-ZA" w:eastAsia="af-ZA"/>
+        </w:rPr>
+        <w:t xml:space="preserve"> عصب</w:t>
+      </w:r>
+      <w:r>
+        <w:rPr>
+          <w:rFonts w:hint="cs"/>
+          <w:rtl/>
+          <w:lang w:val="af-ZA" w:eastAsia="af-ZA"/>
+        </w:rPr>
+        <w:t>ی</w:t>
+      </w:r>
+      <w:r>
+        <w:rPr>
+          <w:rtl/>
+          <w:lang w:val="af-ZA" w:eastAsia="af-ZA"/>
+        </w:rPr>
+        <w:t xml:space="preserve"> </w:t>
+      </w:r>
+      <w:r>
+        <w:rPr>
+          <w:b/>
+          <w:bCs/>
+          <w:lang w:val="af-ZA" w:eastAsia="af-ZA"/>
+        </w:rPr>
+        <w:t>SPLADE</w:t>
+      </w:r>
+      <w:r>
+        <w:rPr>
+          <w:rtl/>
+          <w:lang w:val="af-ZA" w:eastAsia="af-ZA"/>
+        </w:rPr>
+        <w:t xml:space="preserve"> با استفاده از روش‌ها</w:t>
+      </w:r>
+      <w:r>
+        <w:rPr>
+          <w:rFonts w:hint="cs"/>
+          <w:rtl/>
+          <w:lang w:val="af-ZA" w:eastAsia="af-ZA"/>
+        </w:rPr>
+        <w:t>ی</w:t>
+      </w:r>
+      <w:r>
+        <w:rPr>
+          <w:rtl/>
+          <w:lang w:val="af-ZA" w:eastAsia="af-ZA"/>
+        </w:rPr>
+        <w:t xml:space="preserve"> ادغام خط</w:t>
+      </w:r>
+      <w:r>
+        <w:rPr>
+          <w:rFonts w:hint="cs"/>
+          <w:rtl/>
+          <w:lang w:val="af-ZA" w:eastAsia="af-ZA"/>
+        </w:rPr>
+        <w:t>ی</w:t>
+      </w:r>
+      <w:r>
+        <w:rPr>
+          <w:rtl/>
+          <w:lang w:val="af-ZA" w:eastAsia="af-ZA"/>
+        </w:rPr>
+        <w:t xml:space="preserve"> و ادغام رتبه متقابل ترک</w:t>
+      </w:r>
+      <w:r>
+        <w:rPr>
+          <w:rFonts w:hint="cs"/>
+          <w:rtl/>
+          <w:lang w:val="af-ZA" w:eastAsia="af-ZA"/>
+        </w:rPr>
+        <w:t>ی</w:t>
+      </w:r>
+      <w:r>
+        <w:rPr>
+          <w:rFonts w:hint="eastAsia"/>
+          <w:rtl/>
+          <w:lang w:val="af-ZA" w:eastAsia="af-ZA"/>
+        </w:rPr>
+        <w:t>ب</w:t>
+      </w:r>
+      <w:r>
+        <w:rPr>
+          <w:rtl/>
+          <w:lang w:val="af-ZA" w:eastAsia="af-ZA"/>
+        </w:rPr>
+        <w:t xml:space="preserve"> شده‌اند.</w:t>
+      </w:r>
+    </w:p>
+    <w:p>
+      <w:pPr>
+        <w:ind w:left="-690"/>
+        <w:rPr>
+          <w:rtl/>
+          <w:lang w:val="af-ZA" w:eastAsia="af-ZA"/>
+        </w:rPr>
+      </w:pPr>
+      <w:r>
+        <w:rPr>
+          <w:rFonts w:hint="eastAsia"/>
+          <w:rtl/>
+          <w:lang w:val="af-ZA" w:eastAsia="af-ZA"/>
+        </w:rPr>
+        <w:t>روش</w:t>
+      </w:r>
+      <w:r>
+        <w:rPr>
+          <w:rtl/>
+          <w:lang w:val="af-ZA" w:eastAsia="af-ZA"/>
+        </w:rPr>
+        <w:t xml:space="preserve"> پ</w:t>
+      </w:r>
+      <w:r>
+        <w:rPr>
+          <w:rFonts w:hint="cs"/>
+          <w:rtl/>
+          <w:lang w:val="af-ZA" w:eastAsia="af-ZA"/>
+        </w:rPr>
+        <w:t>ی</w:t>
+      </w:r>
+      <w:r>
+        <w:rPr>
+          <w:rFonts w:hint="eastAsia"/>
+          <w:rtl/>
+          <w:lang w:val="af-ZA" w:eastAsia="af-ZA"/>
+        </w:rPr>
+        <w:t>شنهاد</w:t>
+      </w:r>
+      <w:r>
+        <w:rPr>
+          <w:rFonts w:hint="cs"/>
+          <w:rtl/>
+          <w:lang w:val="af-ZA" w:eastAsia="af-ZA"/>
+        </w:rPr>
+        <w:t>ی</w:t>
+      </w:r>
+      <w:r>
+        <w:rPr>
+          <w:rtl/>
+          <w:lang w:val="af-ZA" w:eastAsia="af-ZA"/>
+        </w:rPr>
+        <w:t xml:space="preserve"> بر رو</w:t>
+      </w:r>
+      <w:r>
+        <w:rPr>
+          <w:rFonts w:hint="cs"/>
+          <w:rtl/>
+          <w:lang w:val="af-ZA" w:eastAsia="af-ZA"/>
+        </w:rPr>
+        <w:t>ی</w:t>
+      </w:r>
+      <w:r>
+        <w:rPr>
+          <w:rtl/>
+          <w:lang w:val="af-ZA" w:eastAsia="af-ZA"/>
+        </w:rPr>
+        <w:t xml:space="preserve"> ۱۴ مجموعه‌داده استاندارد غالبا چندزبانه و دامنه‌بسته، از جمله مجموعه‌ها</w:t>
+      </w:r>
+      <w:r>
+        <w:rPr>
+          <w:rFonts w:hint="cs"/>
+          <w:rtl/>
+          <w:lang w:val="af-ZA" w:eastAsia="af-ZA"/>
+        </w:rPr>
+        <w:t>یی</w:t>
+      </w:r>
+      <w:r>
+        <w:rPr>
+          <w:rtl/>
+          <w:lang w:val="af-ZA" w:eastAsia="af-ZA"/>
+        </w:rPr>
+        <w:t xml:space="preserve"> مبتن</w:t>
+      </w:r>
+      <w:r>
+        <w:rPr>
+          <w:rFonts w:hint="cs"/>
+          <w:rtl/>
+          <w:lang w:val="af-ZA" w:eastAsia="af-ZA"/>
+        </w:rPr>
+        <w:t>ی</w:t>
+      </w:r>
+      <w:r>
+        <w:rPr>
+          <w:rtl/>
+          <w:lang w:val="af-ZA" w:eastAsia="af-ZA"/>
+        </w:rPr>
+        <w:t xml:space="preserve"> بر قرآن کر</w:t>
+      </w:r>
+      <w:r>
+        <w:rPr>
+          <w:rFonts w:hint="cs"/>
+          <w:rtl/>
+          <w:lang w:val="af-ZA" w:eastAsia="af-ZA"/>
+        </w:rPr>
+        <w:t>ی</w:t>
+      </w:r>
+      <w:r>
+        <w:rPr>
+          <w:rFonts w:hint="eastAsia"/>
+          <w:rtl/>
+          <w:lang w:val="af-ZA" w:eastAsia="af-ZA"/>
+        </w:rPr>
+        <w:t>م</w:t>
+      </w:r>
+      <w:r>
+        <w:rPr>
+          <w:rtl/>
+          <w:lang w:val="af-ZA" w:eastAsia="af-ZA"/>
+        </w:rPr>
+        <w:t xml:space="preserve"> و پ</w:t>
+      </w:r>
+      <w:r>
+        <w:rPr>
+          <w:rFonts w:hint="cs"/>
+          <w:rtl/>
+          <w:lang w:val="af-ZA" w:eastAsia="af-ZA"/>
+        </w:rPr>
+        <w:t>ی</w:t>
+      </w:r>
+      <w:r>
+        <w:rPr>
+          <w:rFonts w:hint="eastAsia"/>
+          <w:rtl/>
+          <w:lang w:val="af-ZA" w:eastAsia="af-ZA"/>
+        </w:rPr>
+        <w:t>کره‌ها</w:t>
+      </w:r>
+      <w:r>
+        <w:rPr>
+          <w:rFonts w:hint="cs"/>
+          <w:rtl/>
+          <w:lang w:val="af-ZA" w:eastAsia="af-ZA"/>
+        </w:rPr>
+        <w:t>ی</w:t>
+      </w:r>
+      <w:r>
+        <w:rPr>
+          <w:rtl/>
+          <w:lang w:val="af-ZA" w:eastAsia="af-ZA"/>
+        </w:rPr>
+        <w:t xml:space="preserve"> دوزبانه عرب</w:t>
+      </w:r>
+      <w:r>
+        <w:rPr>
+          <w:rFonts w:hint="cs"/>
+          <w:rtl/>
+          <w:lang w:val="af-ZA" w:eastAsia="af-ZA"/>
+        </w:rPr>
+        <w:t>ی</w:t>
+      </w:r>
+      <w:r>
+        <w:rPr>
+          <w:rFonts w:ascii="Arial" w:hAnsi="Arial" w:cs="Arial" w:hint="cs"/>
+          <w:rtl/>
+          <w:lang w:val="af-ZA" w:eastAsia="af-ZA"/>
+        </w:rPr>
+        <w:t>–</w:t>
+      </w:r>
+      <w:r>
+        <w:rPr>
+          <w:rFonts w:hint="cs"/>
+          <w:rtl/>
+          <w:lang w:val="af-ZA" w:eastAsia="af-ZA"/>
+        </w:rPr>
+        <w:t>انگلی</w:t>
+      </w:r>
+      <w:r>
+        <w:rPr>
+          <w:rFonts w:hint="eastAsia"/>
+          <w:rtl/>
+          <w:lang w:val="af-ZA" w:eastAsia="af-ZA"/>
+        </w:rPr>
+        <w:t>س</w:t>
+      </w:r>
+      <w:r>
+        <w:rPr>
+          <w:rFonts w:hint="cs"/>
+          <w:rtl/>
+          <w:lang w:val="af-ZA" w:eastAsia="af-ZA"/>
+        </w:rPr>
+        <w:t>ی</w:t>
+      </w:r>
+      <w:r>
+        <w:rPr>
+          <w:rFonts w:hint="eastAsia"/>
+          <w:rtl/>
+          <w:lang w:val="af-ZA" w:eastAsia="af-ZA"/>
+        </w:rPr>
+        <w:t>،</w:t>
+      </w:r>
+      <w:r>
+        <w:rPr>
+          <w:rtl/>
+          <w:lang w:val="af-ZA" w:eastAsia="af-ZA"/>
+        </w:rPr>
+        <w:t xml:space="preserve"> ارز</w:t>
+      </w:r>
+      <w:r>
+        <w:rPr>
+          <w:rFonts w:hint="cs"/>
+          <w:rtl/>
+          <w:lang w:val="af-ZA" w:eastAsia="af-ZA"/>
+        </w:rPr>
+        <w:t>ی</w:t>
+      </w:r>
+      <w:r>
+        <w:rPr>
+          <w:rFonts w:hint="eastAsia"/>
+          <w:rtl/>
+          <w:lang w:val="af-ZA" w:eastAsia="af-ZA"/>
+        </w:rPr>
+        <w:t>اب</w:t>
+      </w:r>
+      <w:r>
+        <w:rPr>
+          <w:rFonts w:hint="cs"/>
+          <w:rtl/>
+          <w:lang w:val="af-ZA" w:eastAsia="af-ZA"/>
+        </w:rPr>
+        <w:t>ی</w:t>
+      </w:r>
+      <w:r>
+        <w:rPr>
+          <w:rtl/>
+          <w:lang w:val="af-ZA" w:eastAsia="af-ZA"/>
+        </w:rPr>
+        <w:t xml:space="preserve"> شده است. عملکرد روش با استفاده از مع</w:t>
+      </w:r>
+      <w:r>
+        <w:rPr>
+          <w:rFonts w:hint="cs"/>
+          <w:rtl/>
+          <w:lang w:val="af-ZA" w:eastAsia="af-ZA"/>
+        </w:rPr>
+        <w:t>ی</w:t>
+      </w:r>
+      <w:r>
+        <w:rPr>
+          <w:rFonts w:hint="eastAsia"/>
+          <w:rtl/>
+          <w:lang w:val="af-ZA" w:eastAsia="af-ZA"/>
+        </w:rPr>
+        <w:t>ارها</w:t>
+      </w:r>
+      <w:r>
+        <w:rPr>
+          <w:rFonts w:hint="cs"/>
+          <w:rtl/>
+          <w:lang w:val="af-ZA" w:eastAsia="af-ZA"/>
+        </w:rPr>
+        <w:t>ی</w:t>
+      </w:r>
+      <w:r>
+        <w:rPr>
+          <w:rtl/>
+          <w:lang w:val="af-ZA" w:eastAsia="af-ZA"/>
+        </w:rPr>
+        <w:t xml:space="preserve"> </w:t>
+      </w:r>
+      <w:r>
+        <w:rPr>
+          <w:b/>
+          <w:bCs/>
+          <w:lang w:val="af-ZA" w:eastAsia="af-ZA"/>
+        </w:rPr>
+        <w:t>MRR</w:t>
+      </w:r>
+      <w:r>
+        <w:rPr>
+          <w:rtl/>
+          <w:lang w:val="af-ZA" w:eastAsia="af-ZA"/>
+        </w:rPr>
+        <w:t xml:space="preserve">، </w:t>
+      </w:r>
+      <w:r>
+        <w:rPr>
+          <w:b/>
+          <w:bCs/>
+          <w:lang w:val="af-ZA" w:eastAsia="af-ZA"/>
+        </w:rPr>
+        <w:t>MAP</w:t>
+      </w:r>
+      <w:r>
+        <w:rPr>
+          <w:rtl/>
+          <w:lang w:val="af-ZA" w:eastAsia="af-ZA"/>
+        </w:rPr>
+        <w:t xml:space="preserve"> و </w:t>
+      </w:r>
+      <w:r>
+        <w:rPr>
+          <w:b/>
+          <w:bCs/>
+          <w:lang w:val="af-ZA" w:eastAsia="af-ZA"/>
+        </w:rPr>
+        <w:t>NDCG</w:t>
+      </w:r>
+      <w:r>
+        <w:rPr>
+          <w:rtl/>
+          <w:lang w:val="af-ZA" w:eastAsia="af-ZA"/>
+        </w:rPr>
+        <w:t xml:space="preserve"> و در مقا</w:t>
+      </w:r>
+      <w:r>
+        <w:rPr>
+          <w:rFonts w:hint="cs"/>
+          <w:rtl/>
+          <w:lang w:val="af-ZA" w:eastAsia="af-ZA"/>
+        </w:rPr>
+        <w:t>ی</w:t>
+      </w:r>
+      <w:r>
+        <w:rPr>
+          <w:rFonts w:hint="eastAsia"/>
+          <w:rtl/>
+          <w:lang w:val="af-ZA" w:eastAsia="af-ZA"/>
+        </w:rPr>
+        <w:t>سه</w:t>
+      </w:r>
+      <w:r>
+        <w:rPr>
+          <w:rtl/>
+          <w:lang w:val="af-ZA" w:eastAsia="af-ZA"/>
+        </w:rPr>
+        <w:t xml:space="preserve"> با خط‌مبناها</w:t>
+      </w:r>
+      <w:r>
+        <w:rPr>
+          <w:rFonts w:hint="cs"/>
+          <w:rtl/>
+          <w:lang w:val="af-ZA" w:eastAsia="af-ZA"/>
+        </w:rPr>
+        <w:t>یی</w:t>
+      </w:r>
+      <w:r>
+        <w:rPr>
+          <w:rtl/>
+          <w:lang w:val="af-ZA" w:eastAsia="af-ZA"/>
+        </w:rPr>
+        <w:t xml:space="preserve"> مانند </w:t>
+      </w:r>
+      <w:r>
+        <w:rPr>
+          <w:b/>
+          <w:bCs/>
+          <w:lang w:val="af-ZA" w:eastAsia="af-ZA"/>
+        </w:rPr>
+        <w:t>BM25</w:t>
+      </w:r>
+      <w:r>
+        <w:rPr>
+          <w:rtl/>
+          <w:lang w:val="af-ZA" w:eastAsia="af-ZA"/>
+        </w:rPr>
+        <w:t xml:space="preserve"> و رو</w:t>
+      </w:r>
+      <w:r>
+        <w:rPr>
+          <w:rFonts w:hint="eastAsia"/>
+          <w:rtl/>
+          <w:lang w:val="af-ZA" w:eastAsia="af-ZA"/>
+        </w:rPr>
+        <w:t>ش‌ها</w:t>
+      </w:r>
+      <w:r>
+        <w:rPr>
+          <w:rFonts w:hint="cs"/>
+          <w:rtl/>
+          <w:lang w:val="af-ZA" w:eastAsia="af-ZA"/>
+        </w:rPr>
+        <w:t>ی</w:t>
+      </w:r>
+      <w:r>
+        <w:rPr>
+          <w:rtl/>
+          <w:lang w:val="af-ZA" w:eastAsia="af-ZA"/>
+        </w:rPr>
+        <w:t xml:space="preserve"> باز</w:t>
+      </w:r>
+      <w:r>
+        <w:rPr>
+          <w:rFonts w:hint="cs"/>
+          <w:rtl/>
+          <w:lang w:val="af-ZA" w:eastAsia="af-ZA"/>
+        </w:rPr>
+        <w:t>ی</w:t>
+      </w:r>
+      <w:r>
+        <w:rPr>
+          <w:rFonts w:hint="eastAsia"/>
+          <w:rtl/>
+          <w:lang w:val="af-ZA" w:eastAsia="af-ZA"/>
+        </w:rPr>
+        <w:t>اب</w:t>
+      </w:r>
+      <w:r>
+        <w:rPr>
+          <w:rFonts w:hint="cs"/>
+          <w:rtl/>
+          <w:lang w:val="af-ZA" w:eastAsia="af-ZA"/>
+        </w:rPr>
+        <w:t>ی</w:t>
+      </w:r>
+      <w:r>
+        <w:rPr>
+          <w:rtl/>
+          <w:lang w:val="af-ZA" w:eastAsia="af-ZA"/>
+        </w:rPr>
+        <w:t xml:space="preserve"> عصب</w:t>
+      </w:r>
+      <w:r>
+        <w:rPr>
+          <w:rFonts w:hint="cs"/>
+          <w:rtl/>
+          <w:lang w:val="af-ZA" w:eastAsia="af-ZA"/>
+        </w:rPr>
+        <w:t>ی</w:t>
+      </w:r>
+      <w:r>
+        <w:rPr>
+          <w:rtl/>
+          <w:lang w:val="af-ZA" w:eastAsia="af-ZA"/>
+        </w:rPr>
+        <w:t xml:space="preserve"> تراکم</w:t>
+      </w:r>
+      <w:r>
+        <w:rPr>
+          <w:rFonts w:hint="cs"/>
+          <w:rtl/>
+          <w:lang w:val="af-ZA" w:eastAsia="af-ZA"/>
+        </w:rPr>
+        <w:t>ی</w:t>
+      </w:r>
+      <w:r>
+        <w:rPr>
+          <w:rtl/>
+          <w:lang w:val="af-ZA" w:eastAsia="af-ZA"/>
+        </w:rPr>
+        <w:t xml:space="preserve"> ارز</w:t>
+      </w:r>
+      <w:r>
+        <w:rPr>
+          <w:rFonts w:hint="cs"/>
+          <w:rtl/>
+          <w:lang w:val="af-ZA" w:eastAsia="af-ZA"/>
+        </w:rPr>
+        <w:t>ی</w:t>
+      </w:r>
+      <w:r>
+        <w:rPr>
+          <w:rFonts w:hint="eastAsia"/>
+          <w:rtl/>
+          <w:lang w:val="af-ZA" w:eastAsia="af-ZA"/>
+        </w:rPr>
+        <w:t>اب</w:t>
+      </w:r>
+      <w:r>
+        <w:rPr>
+          <w:rFonts w:hint="cs"/>
+          <w:rtl/>
+          <w:lang w:val="af-ZA" w:eastAsia="af-ZA"/>
+        </w:rPr>
+        <w:t>ی</w:t>
+      </w:r>
+      <w:r>
+        <w:rPr>
+          <w:rtl/>
+          <w:lang w:val="af-ZA" w:eastAsia="af-ZA"/>
+        </w:rPr>
+        <w:t xml:space="preserve"> شد. نتا</w:t>
+      </w:r>
+      <w:r>
+        <w:rPr>
+          <w:rFonts w:hint="cs"/>
+          <w:rtl/>
+          <w:lang w:val="af-ZA" w:eastAsia="af-ZA"/>
+        </w:rPr>
+        <w:t>ی</w:t>
+      </w:r>
+      <w:r>
+        <w:rPr>
+          <w:rFonts w:hint="eastAsia"/>
+          <w:rtl/>
+          <w:lang w:val="af-ZA" w:eastAsia="af-ZA"/>
+        </w:rPr>
+        <w:t>ج</w:t>
+      </w:r>
+      <w:r>
+        <w:rPr>
+          <w:rtl/>
+          <w:lang w:val="af-ZA" w:eastAsia="af-ZA"/>
+        </w:rPr>
+        <w:t xml:space="preserve"> نشان م</w:t>
+      </w:r>
+      <w:r>
+        <w:rPr>
+          <w:rFonts w:hint="cs"/>
+          <w:rtl/>
+          <w:lang w:val="af-ZA" w:eastAsia="af-ZA"/>
+        </w:rPr>
+        <w:t>ی‌</w:t>
+      </w:r>
+      <w:r>
+        <w:rPr>
+          <w:rFonts w:hint="eastAsia"/>
+          <w:rtl/>
+          <w:lang w:val="af-ZA" w:eastAsia="af-ZA"/>
+        </w:rPr>
+        <w:t>دهد</w:t>
+      </w:r>
+      <w:r>
+        <w:rPr>
+          <w:rtl/>
+          <w:lang w:val="af-ZA" w:eastAsia="af-ZA"/>
+        </w:rPr>
+        <w:t xml:space="preserve"> که روش پ</w:t>
+      </w:r>
+      <w:r>
+        <w:rPr>
+          <w:rFonts w:hint="cs"/>
+          <w:rtl/>
+          <w:lang w:val="af-ZA" w:eastAsia="af-ZA"/>
+        </w:rPr>
+        <w:t>ی</w:t>
+      </w:r>
+      <w:r>
+        <w:rPr>
+          <w:rFonts w:hint="eastAsia"/>
+          <w:rtl/>
+          <w:lang w:val="af-ZA" w:eastAsia="af-ZA"/>
+        </w:rPr>
+        <w:t>شنهاد</w:t>
+      </w:r>
+      <w:r>
+        <w:rPr>
+          <w:rFonts w:hint="cs"/>
+          <w:rtl/>
+          <w:lang w:val="af-ZA" w:eastAsia="af-ZA"/>
+        </w:rPr>
+        <w:t>ی</w:t>
+      </w:r>
+      <w:r>
+        <w:rPr>
+          <w:rtl/>
+          <w:lang w:val="af-ZA" w:eastAsia="af-ZA"/>
+        </w:rPr>
+        <w:t xml:space="preserve"> در مجموعه‌داده‌ها</w:t>
+      </w:r>
+      <w:r>
+        <w:rPr>
+          <w:rFonts w:hint="cs"/>
+          <w:rtl/>
+          <w:lang w:val="af-ZA" w:eastAsia="af-ZA"/>
+        </w:rPr>
+        <w:t>ی</w:t>
+      </w:r>
+      <w:r>
+        <w:rPr>
+          <w:rtl/>
+          <w:lang w:val="af-ZA" w:eastAsia="af-ZA"/>
+        </w:rPr>
+        <w:t xml:space="preserve"> دوزبانه، در مقا</w:t>
+      </w:r>
+      <w:r>
+        <w:rPr>
+          <w:rFonts w:hint="cs"/>
+          <w:rtl/>
+          <w:lang w:val="af-ZA" w:eastAsia="af-ZA"/>
+        </w:rPr>
+        <w:t>ی</w:t>
+      </w:r>
+      <w:r>
+        <w:rPr>
+          <w:rFonts w:hint="eastAsia"/>
+          <w:rtl/>
+          <w:lang w:val="af-ZA" w:eastAsia="af-ZA"/>
+        </w:rPr>
+        <w:t>سه</w:t>
+      </w:r>
+      <w:r>
+        <w:rPr>
+          <w:rtl/>
+          <w:lang w:val="af-ZA" w:eastAsia="af-ZA"/>
+        </w:rPr>
+        <w:t xml:space="preserve"> با </w:t>
+      </w:r>
+      <w:r>
+        <w:rPr>
+          <w:lang w:val="af-ZA" w:eastAsia="af-ZA"/>
+        </w:rPr>
+        <w:t>BM25</w:t>
+      </w:r>
+      <w:r>
+        <w:rPr>
+          <w:rtl/>
+          <w:lang w:val="af-ZA" w:eastAsia="af-ZA"/>
+        </w:rPr>
+        <w:t xml:space="preserve"> عملکرد بهتر</w:t>
+      </w:r>
+      <w:r>
+        <w:rPr>
+          <w:rFonts w:hint="cs"/>
+          <w:rtl/>
+          <w:lang w:val="af-ZA" w:eastAsia="af-ZA"/>
+        </w:rPr>
+        <w:t>ی</w:t>
+      </w:r>
+      <w:r>
+        <w:rPr>
+          <w:rtl/>
+          <w:lang w:val="af-ZA" w:eastAsia="af-ZA"/>
+        </w:rPr>
+        <w:t xml:space="preserve"> داشته و ا</w:t>
+      </w:r>
+      <w:r>
+        <w:rPr>
+          <w:rFonts w:hint="cs"/>
+          <w:rtl/>
+          <w:lang w:val="af-ZA" w:eastAsia="af-ZA"/>
+        </w:rPr>
+        <w:t>ی</w:t>
+      </w:r>
+      <w:r>
+        <w:rPr>
+          <w:rFonts w:hint="eastAsia"/>
+          <w:rtl/>
+          <w:lang w:val="af-ZA" w:eastAsia="af-ZA"/>
+        </w:rPr>
+        <w:t>ن</w:t>
+      </w:r>
+      <w:r>
+        <w:rPr>
+          <w:rtl/>
+          <w:lang w:val="af-ZA" w:eastAsia="af-ZA"/>
+        </w:rPr>
+        <w:t xml:space="preserve"> برتر</w:t>
+      </w:r>
+      <w:r>
+        <w:rPr>
+          <w:rFonts w:hint="cs"/>
+          <w:rtl/>
+          <w:lang w:val="af-ZA" w:eastAsia="af-ZA"/>
+        </w:rPr>
+        <w:t>ی</w:t>
+      </w:r>
+      <w:r>
+        <w:rPr>
+          <w:rtl/>
+          <w:lang w:val="af-ZA" w:eastAsia="af-ZA"/>
+        </w:rPr>
+        <w:t xml:space="preserve"> در آزمون‌ها</w:t>
+      </w:r>
+      <w:r>
+        <w:rPr>
+          <w:rFonts w:hint="cs"/>
+          <w:rtl/>
+          <w:lang w:val="af-ZA" w:eastAsia="af-ZA"/>
+        </w:rPr>
+        <w:t>ی</w:t>
+      </w:r>
+      <w:r>
+        <w:rPr>
+          <w:rtl/>
+          <w:lang w:val="af-ZA" w:eastAsia="af-ZA"/>
+        </w:rPr>
+        <w:t xml:space="preserve"> آمار</w:t>
+      </w:r>
+      <w:r>
+        <w:rPr>
+          <w:rFonts w:hint="cs"/>
+          <w:rtl/>
+          <w:lang w:val="af-ZA" w:eastAsia="af-ZA"/>
+        </w:rPr>
+        <w:t>ی</w:t>
+      </w:r>
+      <w:r>
+        <w:rPr>
+          <w:rtl/>
+          <w:lang w:val="af-ZA" w:eastAsia="af-ZA"/>
+        </w:rPr>
+        <w:t xml:space="preserve"> ن</w:t>
+      </w:r>
+      <w:r>
+        <w:rPr>
+          <w:rFonts w:hint="cs"/>
+          <w:rtl/>
+          <w:lang w:val="af-ZA" w:eastAsia="af-ZA"/>
+        </w:rPr>
+        <w:t>ی</w:t>
+      </w:r>
+      <w:r>
+        <w:rPr>
+          <w:rFonts w:hint="eastAsia"/>
+          <w:rtl/>
+          <w:lang w:val="af-ZA" w:eastAsia="af-ZA"/>
+        </w:rPr>
+        <w:t>ز</w:t>
+      </w:r>
+      <w:r>
+        <w:rPr>
+          <w:rtl/>
+          <w:lang w:val="af-ZA" w:eastAsia="af-ZA"/>
+        </w:rPr>
+        <w:t xml:space="preserve"> معنادار بوده است. همچن</w:t>
+      </w:r>
+      <w:r>
+        <w:rPr>
+          <w:rFonts w:hint="cs"/>
+          <w:rtl/>
+          <w:lang w:val="af-ZA" w:eastAsia="af-ZA"/>
+        </w:rPr>
+        <w:t>ی</w:t>
+      </w:r>
+      <w:r>
+        <w:rPr>
+          <w:rFonts w:hint="eastAsia"/>
+          <w:rtl/>
+          <w:lang w:val="af-ZA" w:eastAsia="af-ZA"/>
+        </w:rPr>
+        <w:t>ن،</w:t>
+      </w:r>
+      <w:r>
+        <w:rPr>
+          <w:rtl/>
+          <w:lang w:val="af-ZA" w:eastAsia="af-ZA"/>
+        </w:rPr>
+        <w:t xml:space="preserve"> در مجموعه‌داده قرآن کر</w:t>
+      </w:r>
+      <w:r>
+        <w:rPr>
+          <w:rFonts w:hint="cs"/>
+          <w:rtl/>
+          <w:lang w:val="af-ZA" w:eastAsia="af-ZA"/>
+        </w:rPr>
+        <w:t>ی</w:t>
+      </w:r>
+      <w:r>
+        <w:rPr>
+          <w:rFonts w:hint="eastAsia"/>
+          <w:rtl/>
+          <w:lang w:val="af-ZA" w:eastAsia="af-ZA"/>
+        </w:rPr>
+        <w:t>م،</w:t>
+      </w:r>
+      <w:r>
+        <w:rPr>
+          <w:rtl/>
+          <w:lang w:val="af-ZA" w:eastAsia="af-ZA"/>
+        </w:rPr>
+        <w:t xml:space="preserve"> روش پ</w:t>
+      </w:r>
+      <w:r>
+        <w:rPr>
+          <w:rFonts w:hint="cs"/>
+          <w:rtl/>
+          <w:lang w:val="af-ZA" w:eastAsia="af-ZA"/>
+        </w:rPr>
+        <w:t>ی</w:t>
+      </w:r>
+      <w:r>
+        <w:rPr>
+          <w:rFonts w:hint="eastAsia"/>
+          <w:rtl/>
+          <w:lang w:val="af-ZA" w:eastAsia="af-ZA"/>
+        </w:rPr>
+        <w:t>شنهاد</w:t>
+      </w:r>
+      <w:r>
+        <w:rPr>
+          <w:rFonts w:hint="cs"/>
+          <w:rtl/>
+          <w:lang w:val="af-ZA" w:eastAsia="af-ZA"/>
+        </w:rPr>
+        <w:t>ی</w:t>
+      </w:r>
+      <w:r>
+        <w:rPr>
+          <w:rtl/>
+          <w:lang w:val="af-ZA" w:eastAsia="af-ZA"/>
+        </w:rPr>
+        <w:t xml:space="preserve"> در برخ</w:t>
+      </w:r>
+      <w:r>
+        <w:rPr>
+          <w:rFonts w:hint="cs"/>
+          <w:rtl/>
+          <w:lang w:val="af-ZA" w:eastAsia="af-ZA"/>
+        </w:rPr>
+        <w:t>ی</w:t>
+      </w:r>
+      <w:r>
+        <w:rPr>
+          <w:rtl/>
+          <w:lang w:val="af-ZA" w:eastAsia="af-ZA"/>
+        </w:rPr>
+        <w:t xml:space="preserve"> مع</w:t>
+      </w:r>
+      <w:r>
+        <w:rPr>
+          <w:rFonts w:hint="cs"/>
+          <w:rtl/>
+          <w:lang w:val="af-ZA" w:eastAsia="af-ZA"/>
+        </w:rPr>
+        <w:t>ی</w:t>
+      </w:r>
+      <w:r>
+        <w:rPr>
+          <w:rFonts w:hint="eastAsia"/>
+          <w:rtl/>
+          <w:lang w:val="af-ZA" w:eastAsia="af-ZA"/>
+        </w:rPr>
+        <w:t>ارها</w:t>
+      </w:r>
+      <w:r>
+        <w:rPr>
+          <w:rtl/>
+          <w:lang w:val="af-ZA" w:eastAsia="af-ZA"/>
+        </w:rPr>
+        <w:t xml:space="preserve"> بهب</w:t>
+      </w:r>
+      <w:r>
+        <w:rPr>
+          <w:rFonts w:hint="eastAsia"/>
+          <w:rtl/>
+          <w:lang w:val="af-ZA" w:eastAsia="af-ZA"/>
+        </w:rPr>
+        <w:t>ود</w:t>
+      </w:r>
+      <w:r>
+        <w:rPr>
+          <w:rtl/>
+          <w:lang w:val="af-ZA" w:eastAsia="af-ZA"/>
+        </w:rPr>
+        <w:t xml:space="preserve"> قابل‌توجه</w:t>
+      </w:r>
+      <w:r>
+        <w:rPr>
+          <w:rFonts w:hint="cs"/>
+          <w:rtl/>
+          <w:lang w:val="af-ZA" w:eastAsia="af-ZA"/>
+        </w:rPr>
+        <w:t>ی</w:t>
+      </w:r>
+      <w:r>
+        <w:rPr>
+          <w:rtl/>
+          <w:lang w:val="af-ZA" w:eastAsia="af-ZA"/>
+        </w:rPr>
+        <w:t xml:space="preserve"> نسبت به خط‌مبنا</w:t>
+      </w:r>
+      <w:r>
+        <w:rPr>
+          <w:rFonts w:hint="cs"/>
+          <w:rtl/>
+          <w:lang w:val="af-ZA" w:eastAsia="af-ZA"/>
+        </w:rPr>
+        <w:t>ی</w:t>
+      </w:r>
+      <w:r>
+        <w:rPr>
+          <w:rtl/>
+          <w:lang w:val="af-ZA" w:eastAsia="af-ZA"/>
+        </w:rPr>
+        <w:t xml:space="preserve"> واژگان</w:t>
+      </w:r>
+      <w:r>
+        <w:rPr>
+          <w:rFonts w:hint="cs"/>
+          <w:rtl/>
+          <w:lang w:val="af-ZA" w:eastAsia="af-ZA"/>
+        </w:rPr>
+        <w:t>ی</w:t>
+      </w:r>
+      <w:r>
+        <w:rPr>
+          <w:rtl/>
+          <w:lang w:val="af-ZA" w:eastAsia="af-ZA"/>
+        </w:rPr>
+        <w:t xml:space="preserve"> نشان داده و در مجموعه </w:t>
+      </w:r>
+      <w:r>
+        <w:rPr>
+          <w:lang w:val="af-ZA" w:eastAsia="af-ZA"/>
+        </w:rPr>
+        <w:t>SciFact</w:t>
+      </w:r>
+      <w:r>
+        <w:rPr>
+          <w:rtl/>
+          <w:lang w:val="af-ZA" w:eastAsia="af-ZA"/>
+        </w:rPr>
+        <w:t xml:space="preserve"> ن</w:t>
+      </w:r>
+      <w:r>
+        <w:rPr>
+          <w:rFonts w:hint="cs"/>
+          <w:rtl/>
+          <w:lang w:val="af-ZA" w:eastAsia="af-ZA"/>
+        </w:rPr>
+        <w:t>ی</w:t>
+      </w:r>
+      <w:r>
+        <w:rPr>
+          <w:rFonts w:hint="eastAsia"/>
+          <w:rtl/>
+          <w:lang w:val="af-ZA" w:eastAsia="af-ZA"/>
+        </w:rPr>
+        <w:t>ز</w:t>
+      </w:r>
+      <w:r>
+        <w:rPr>
+          <w:rtl/>
+          <w:lang w:val="af-ZA" w:eastAsia="af-ZA"/>
+        </w:rPr>
+        <w:t xml:space="preserve"> توانسته است از </w:t>
+      </w:r>
+      <w:r>
+        <w:rPr>
+          <w:lang w:val="af-ZA" w:eastAsia="af-ZA"/>
+        </w:rPr>
+        <w:t>BM25</w:t>
+      </w:r>
+      <w:r>
+        <w:rPr>
+          <w:rtl/>
+          <w:lang w:val="af-ZA" w:eastAsia="af-ZA"/>
+        </w:rPr>
+        <w:t xml:space="preserve"> و مدل باز</w:t>
+      </w:r>
+      <w:r>
+        <w:rPr>
+          <w:rFonts w:hint="cs"/>
+          <w:rtl/>
+          <w:lang w:val="af-ZA" w:eastAsia="af-ZA"/>
+        </w:rPr>
+        <w:t>ی</w:t>
+      </w:r>
+      <w:r>
+        <w:rPr>
+          <w:rFonts w:hint="eastAsia"/>
+          <w:rtl/>
+          <w:lang w:val="af-ZA" w:eastAsia="af-ZA"/>
+        </w:rPr>
+        <w:t>اب</w:t>
+      </w:r>
+      <w:r>
+        <w:rPr>
+          <w:rFonts w:hint="cs"/>
+          <w:rtl/>
+          <w:lang w:val="af-ZA" w:eastAsia="af-ZA"/>
+        </w:rPr>
+        <w:t>ی</w:t>
+      </w:r>
+      <w:r>
+        <w:rPr>
+          <w:rtl/>
+          <w:lang w:val="af-ZA" w:eastAsia="af-ZA"/>
+        </w:rPr>
+        <w:t xml:space="preserve"> تراکم</w:t>
+      </w:r>
+      <w:r>
+        <w:rPr>
+          <w:rFonts w:hint="cs"/>
+          <w:rtl/>
+          <w:lang w:val="af-ZA" w:eastAsia="af-ZA"/>
+        </w:rPr>
+        <w:t>ی</w:t>
+      </w:r>
+      <w:r>
+        <w:rPr>
+          <w:rtl/>
+          <w:lang w:val="af-ZA" w:eastAsia="af-ZA"/>
+        </w:rPr>
+        <w:t xml:space="preserve"> مورد مقا</w:t>
+      </w:r>
+      <w:r>
+        <w:rPr>
+          <w:rFonts w:hint="cs"/>
+          <w:rtl/>
+          <w:lang w:val="af-ZA" w:eastAsia="af-ZA"/>
+        </w:rPr>
+        <w:t>ی</w:t>
+      </w:r>
+      <w:r>
+        <w:rPr>
+          <w:rFonts w:hint="eastAsia"/>
+          <w:rtl/>
+          <w:lang w:val="af-ZA" w:eastAsia="af-ZA"/>
+        </w:rPr>
+        <w:t>سه</w:t>
+      </w:r>
+      <w:r>
+        <w:rPr>
+          <w:rtl/>
+          <w:lang w:val="af-ZA" w:eastAsia="af-ZA"/>
+        </w:rPr>
+        <w:t xml:space="preserve"> عملکرد بهتر</w:t>
+      </w:r>
+      <w:r>
+        <w:rPr>
+          <w:rFonts w:hint="cs"/>
+          <w:rtl/>
+          <w:lang w:val="af-ZA" w:eastAsia="af-ZA"/>
+        </w:rPr>
+        <w:t>ی</w:t>
+      </w:r>
+      <w:r>
+        <w:rPr>
+          <w:rtl/>
+          <w:lang w:val="af-ZA" w:eastAsia="af-ZA"/>
+        </w:rPr>
+        <w:t xml:space="preserve"> ارائه دهد. نتا</w:t>
+      </w:r>
+      <w:r>
+        <w:rPr>
+          <w:rFonts w:hint="cs"/>
+          <w:rtl/>
+          <w:lang w:val="af-ZA" w:eastAsia="af-ZA"/>
+        </w:rPr>
+        <w:t>ی</w:t>
+      </w:r>
+      <w:r>
+        <w:rPr>
+          <w:rFonts w:hint="eastAsia"/>
+          <w:rtl/>
+          <w:lang w:val="af-ZA" w:eastAsia="af-ZA"/>
+        </w:rPr>
+        <w:t>ج</w:t>
+      </w:r>
+      <w:r>
+        <w:rPr>
+          <w:rtl/>
+          <w:lang w:val="af-ZA" w:eastAsia="af-ZA"/>
+        </w:rPr>
+        <w:t xml:space="preserve"> حاصل نشان م</w:t>
+      </w:r>
+      <w:r>
+        <w:rPr>
+          <w:rFonts w:hint="cs"/>
+          <w:rtl/>
+          <w:lang w:val="af-ZA" w:eastAsia="af-ZA"/>
+        </w:rPr>
+        <w:t>ی‌</w:t>
+      </w:r>
+      <w:r>
+        <w:rPr>
+          <w:rFonts w:hint="eastAsia"/>
+          <w:rtl/>
+          <w:lang w:val="af-ZA" w:eastAsia="af-ZA"/>
+        </w:rPr>
+        <w:t>دهد</w:t>
+      </w:r>
+      <w:r>
+        <w:rPr>
+          <w:rtl/>
+          <w:lang w:val="af-ZA" w:eastAsia="af-ZA"/>
+        </w:rPr>
+        <w:t xml:space="preserve"> که خوشه‌بند</w:t>
+      </w:r>
+      <w:r>
+        <w:rPr>
+          <w:rFonts w:hint="cs"/>
+          <w:rtl/>
+          <w:lang w:val="af-ZA" w:eastAsia="af-ZA"/>
+        </w:rPr>
+        <w:t>ی</w:t>
+      </w:r>
+      <w:r>
+        <w:rPr>
+          <w:rtl/>
+          <w:lang w:val="af-ZA" w:eastAsia="af-ZA"/>
+        </w:rPr>
+        <w:t xml:space="preserve"> معنا</w:t>
+      </w:r>
+      <w:r>
+        <w:rPr>
+          <w:rFonts w:hint="cs"/>
+          <w:rtl/>
+          <w:lang w:val="af-ZA" w:eastAsia="af-ZA"/>
+        </w:rPr>
+        <w:t>یی</w:t>
+      </w:r>
+      <w:r>
+        <w:rPr>
+          <w:rtl/>
+          <w:lang w:val="af-ZA" w:eastAsia="af-ZA"/>
+        </w:rPr>
+        <w:t xml:space="preserve"> </w:t>
+      </w:r>
+      <w:r>
+        <w:rPr>
+          <w:b/>
+          <w:bCs/>
+          <w:rtl/>
+          <w:lang w:val="af-ZA" w:eastAsia="af-ZA"/>
+        </w:rPr>
+        <w:t>م</w:t>
+      </w:r>
+      <w:r>
+        <w:rPr>
+          <w:rFonts w:hint="cs"/>
+          <w:b/>
+          <w:bCs/>
+          <w:rtl/>
+          <w:lang w:val="af-ZA" w:eastAsia="af-ZA"/>
+        </w:rPr>
+        <w:t>ی‌</w:t>
+      </w:r>
+      <w:r>
+        <w:rPr>
+          <w:rFonts w:hint="eastAsia"/>
+          <w:b/>
+          <w:bCs/>
+          <w:rtl/>
+          <w:lang w:val="af-ZA" w:eastAsia="af-ZA"/>
+        </w:rPr>
+        <w:t>تواند</w:t>
+      </w:r>
+      <w:r>
+        <w:rPr>
+          <w:b/>
+          <w:bCs/>
+          <w:rtl/>
+          <w:lang w:val="af-ZA" w:eastAsia="af-ZA"/>
+        </w:rPr>
+        <w:t xml:space="preserve"> به‌عنوان رو</w:t>
+      </w:r>
+      <w:r>
+        <w:rPr>
+          <w:rFonts w:hint="cs"/>
+          <w:b/>
+          <w:bCs/>
+          <w:rtl/>
+          <w:lang w:val="af-ZA" w:eastAsia="af-ZA"/>
+        </w:rPr>
+        <w:t>ی</w:t>
+      </w:r>
+      <w:r>
+        <w:rPr>
+          <w:rFonts w:hint="eastAsia"/>
+          <w:b/>
+          <w:bCs/>
+          <w:rtl/>
+          <w:lang w:val="af-ZA" w:eastAsia="af-ZA"/>
+        </w:rPr>
+        <w:t>کرد</w:t>
+      </w:r>
+      <w:r>
+        <w:rPr>
+          <w:rFonts w:hint="cs"/>
+          <w:b/>
+          <w:bCs/>
+          <w:rtl/>
+          <w:lang w:val="af-ZA" w:eastAsia="af-ZA"/>
+        </w:rPr>
+        <w:t>ی</w:t>
+      </w:r>
+      <w:r>
+        <w:rPr>
+          <w:b/>
+          <w:bCs/>
+          <w:rtl/>
+          <w:lang w:val="af-ZA" w:eastAsia="af-ZA"/>
+        </w:rPr>
+        <w:t xml:space="preserve"> برا</w:t>
+      </w:r>
+      <w:r>
+        <w:rPr>
+          <w:rFonts w:hint="cs"/>
+          <w:b/>
+          <w:bCs/>
+          <w:rtl/>
+          <w:lang w:val="af-ZA" w:eastAsia="af-ZA"/>
+        </w:rPr>
+        <w:t>ی</w:t>
+      </w:r>
+      <w:r>
+        <w:rPr>
+          <w:b/>
+          <w:bCs/>
+          <w:rtl/>
+          <w:lang w:val="af-ZA" w:eastAsia="af-ZA"/>
+        </w:rPr>
+        <w:t xml:space="preserve"> بازنما</w:t>
+      </w:r>
+      <w:r>
+        <w:rPr>
+          <w:rFonts w:hint="cs"/>
+          <w:b/>
+          <w:bCs/>
+          <w:rtl/>
+          <w:lang w:val="af-ZA" w:eastAsia="af-ZA"/>
+        </w:rPr>
+        <w:t>یی</w:t>
+      </w:r>
+      <w:r>
+        <w:rPr>
+          <w:b/>
+          <w:bCs/>
+          <w:rtl/>
+          <w:lang w:val="af-ZA" w:eastAsia="af-ZA"/>
+        </w:rPr>
+        <w:t xml:space="preserve"> و باز</w:t>
+      </w:r>
+      <w:r>
+        <w:rPr>
+          <w:rFonts w:hint="cs"/>
+          <w:b/>
+          <w:bCs/>
+          <w:rtl/>
+          <w:lang w:val="af-ZA" w:eastAsia="af-ZA"/>
+        </w:rPr>
+        <w:t>ی</w:t>
+      </w:r>
+      <w:r>
+        <w:rPr>
+          <w:rFonts w:hint="eastAsia"/>
+          <w:b/>
+          <w:bCs/>
+          <w:rtl/>
+          <w:lang w:val="af-ZA" w:eastAsia="af-ZA"/>
+        </w:rPr>
+        <w:t>اب</w:t>
+      </w:r>
+      <w:r>
+        <w:rPr>
+          <w:rFonts w:hint="cs"/>
+          <w:b/>
+          <w:bCs/>
+          <w:rtl/>
+          <w:lang w:val="af-ZA" w:eastAsia="af-ZA"/>
+        </w:rPr>
+        <w:t>ی</w:t>
+      </w:r>
+      <w:r>
+        <w:rPr>
+          <w:b/>
+          <w:bCs/>
+          <w:rtl/>
+          <w:lang w:val="af-ZA" w:eastAsia="af-ZA"/>
+        </w:rPr>
+        <w:t xml:space="preserve"> معنا</w:t>
+      </w:r>
+      <w:r>
+        <w:rPr>
+          <w:rFonts w:hint="cs"/>
+          <w:b/>
+          <w:bCs/>
+          <w:rtl/>
+          <w:lang w:val="af-ZA" w:eastAsia="af-ZA"/>
+        </w:rPr>
+        <w:t>یی</w:t>
+      </w:r>
+      <w:r>
+        <w:rPr>
+          <w:b/>
+          <w:bCs/>
+          <w:rtl/>
+          <w:lang w:val="af-ZA" w:eastAsia="af-ZA"/>
+        </w:rPr>
+        <w:t xml:space="preserve"> متون، </w:t>
+      </w:r>
+      <w:r>
+        <w:rPr>
+          <w:rFonts w:hint="eastAsia"/>
+          <w:b/>
+          <w:bCs/>
+          <w:rtl/>
+          <w:lang w:val="af-ZA" w:eastAsia="af-ZA"/>
+        </w:rPr>
+        <w:t>به‌و</w:t>
+      </w:r>
+      <w:r>
+        <w:rPr>
+          <w:rFonts w:hint="cs"/>
+          <w:b/>
+          <w:bCs/>
+          <w:rtl/>
+          <w:lang w:val="af-ZA" w:eastAsia="af-ZA"/>
+        </w:rPr>
+        <w:t>ی</w:t>
+      </w:r>
+      <w:r>
+        <w:rPr>
+          <w:rFonts w:hint="eastAsia"/>
+          <w:b/>
+          <w:bCs/>
+          <w:rtl/>
+          <w:lang w:val="af-ZA" w:eastAsia="af-ZA"/>
+        </w:rPr>
+        <w:t>ژه</w:t>
+      </w:r>
+      <w:r>
+        <w:rPr>
+          <w:b/>
+          <w:bCs/>
+          <w:rtl/>
+          <w:lang w:val="af-ZA" w:eastAsia="af-ZA"/>
+        </w:rPr>
+        <w:t xml:space="preserve"> در مح</w:t>
+      </w:r>
+      <w:r>
+        <w:rPr>
+          <w:rFonts w:hint="cs"/>
+          <w:b/>
+          <w:bCs/>
+          <w:rtl/>
+          <w:lang w:val="af-ZA" w:eastAsia="af-ZA"/>
+        </w:rPr>
+        <w:t>ی</w:t>
+      </w:r>
+      <w:r>
+        <w:rPr>
+          <w:rFonts w:hint="eastAsia"/>
+          <w:b/>
+          <w:bCs/>
+          <w:rtl/>
+          <w:lang w:val="af-ZA" w:eastAsia="af-ZA"/>
+        </w:rPr>
+        <w:t>ط‌ها</w:t>
+      </w:r>
+      <w:r>
+        <w:rPr>
+          <w:rFonts w:hint="cs"/>
+          <w:b/>
+          <w:bCs/>
+          <w:rtl/>
+          <w:lang w:val="af-ZA" w:eastAsia="af-ZA"/>
+        </w:rPr>
+        <w:t>ی</w:t>
+      </w:r>
+      <w:r>
+        <w:rPr>
+          <w:b/>
+          <w:bCs/>
+          <w:rtl/>
+          <w:lang w:val="af-ZA" w:eastAsia="af-ZA"/>
+        </w:rPr>
+        <w:t xml:space="preserve"> دامنه‌بسته و چندزبانه، مورد استفاده قرار </w:t>
+      </w:r>
+      <w:r>
+        <w:rPr>
+          <w:b/>
+          <w:bCs/>
+          <w:rtl/>
+          <w:lang w:val="af-ZA" w:eastAsia="af-ZA"/>
+        </w:rPr>
+        <w:lastRenderedPageBreak/>
+        <w:t>گ</w:t>
+      </w:r>
+      <w:r>
+        <w:rPr>
+          <w:rFonts w:hint="cs"/>
+          <w:b/>
+          <w:bCs/>
+          <w:rtl/>
+          <w:lang w:val="af-ZA" w:eastAsia="af-ZA"/>
+        </w:rPr>
+        <w:t>ی</w:t>
+      </w:r>
+      <w:r>
+        <w:rPr>
+          <w:rFonts w:hint="eastAsia"/>
+          <w:b/>
+          <w:bCs/>
+          <w:rtl/>
+          <w:lang w:val="af-ZA" w:eastAsia="af-ZA"/>
+        </w:rPr>
+        <w:t>رد</w:t>
+      </w:r>
+      <w:r>
+        <w:rPr>
+          <w:b/>
+          <w:bCs/>
+          <w:rtl/>
+          <w:lang w:val="af-ZA" w:eastAsia="af-ZA"/>
+        </w:rPr>
+        <w:t xml:space="preserve"> و ترک</w:t>
+      </w:r>
+      <w:r>
+        <w:rPr>
+          <w:rFonts w:hint="cs"/>
+          <w:b/>
+          <w:bCs/>
+          <w:rtl/>
+          <w:lang w:val="af-ZA" w:eastAsia="af-ZA"/>
+        </w:rPr>
+        <w:t>ی</w:t>
+      </w:r>
+      <w:r>
+        <w:rPr>
+          <w:rFonts w:hint="eastAsia"/>
+          <w:b/>
+          <w:bCs/>
+          <w:rtl/>
+          <w:lang w:val="af-ZA" w:eastAsia="af-ZA"/>
+        </w:rPr>
+        <w:t>ب</w:t>
+      </w:r>
+      <w:r>
+        <w:rPr>
+          <w:b/>
+          <w:bCs/>
+          <w:rtl/>
+          <w:lang w:val="af-ZA" w:eastAsia="af-ZA"/>
+        </w:rPr>
+        <w:t xml:space="preserve"> آن با روش‌ها</w:t>
+      </w:r>
+      <w:r>
+        <w:rPr>
+          <w:rFonts w:hint="cs"/>
+          <w:b/>
+          <w:bCs/>
+          <w:rtl/>
+          <w:lang w:val="af-ZA" w:eastAsia="af-ZA"/>
+        </w:rPr>
+        <w:t>ی</w:t>
+      </w:r>
+      <w:r>
+        <w:rPr>
+          <w:b/>
+          <w:bCs/>
+          <w:rtl/>
+          <w:lang w:val="af-ZA" w:eastAsia="af-ZA"/>
+        </w:rPr>
+        <w:t xml:space="preserve"> </w:t>
+      </w:r>
+      <w:r>
+        <w:rPr>
+          <w:b/>
+          <w:bCs/>
+          <w:lang w:val="af-ZA" w:eastAsia="af-ZA"/>
+        </w:rPr>
+        <w:t>sparse</w:t>
+      </w:r>
+      <w:r>
+        <w:rPr>
+          <w:b/>
+          <w:bCs/>
+          <w:rtl/>
+          <w:lang w:val="af-ZA" w:eastAsia="af-ZA"/>
+        </w:rPr>
+        <w:t xml:space="preserve"> عصب</w:t>
+      </w:r>
+      <w:r>
+        <w:rPr>
+          <w:rFonts w:hint="cs"/>
+          <w:b/>
+          <w:bCs/>
+          <w:rtl/>
+          <w:lang w:val="af-ZA" w:eastAsia="af-ZA"/>
+        </w:rPr>
+        <w:t>ی</w:t>
+      </w:r>
+      <w:r>
+        <w:rPr>
+          <w:b/>
+          <w:bCs/>
+          <w:rtl/>
+          <w:lang w:val="af-ZA" w:eastAsia="af-ZA"/>
+        </w:rPr>
+        <w:t xml:space="preserve"> مانند </w:t>
+      </w:r>
+      <w:r>
+        <w:rPr>
+          <w:b/>
+          <w:bCs/>
+          <w:lang w:val="af-ZA" w:eastAsia="af-ZA"/>
+        </w:rPr>
+        <w:t>SPLADE</w:t>
+      </w:r>
+      <w:r>
+        <w:rPr>
+          <w:b/>
+          <w:bCs/>
+          <w:rtl/>
+          <w:lang w:val="af-ZA" w:eastAsia="af-ZA"/>
+        </w:rPr>
+        <w:t xml:space="preserve"> ن</w:t>
+      </w:r>
+      <w:r>
+        <w:rPr>
+          <w:rFonts w:hint="cs"/>
+          <w:b/>
+          <w:bCs/>
+          <w:rtl/>
+          <w:lang w:val="af-ZA" w:eastAsia="af-ZA"/>
+        </w:rPr>
+        <w:t>ی</w:t>
+      </w:r>
+      <w:r>
+        <w:rPr>
+          <w:rFonts w:hint="eastAsia"/>
+          <w:b/>
+          <w:bCs/>
+          <w:rtl/>
+          <w:lang w:val="af-ZA" w:eastAsia="af-ZA"/>
+        </w:rPr>
+        <w:t>ز</w:t>
+      </w:r>
+      <w:r>
+        <w:rPr>
+          <w:b/>
+          <w:bCs/>
+          <w:rtl/>
+          <w:lang w:val="af-ZA" w:eastAsia="af-ZA"/>
+        </w:rPr>
+        <w:t xml:space="preserve"> م</w:t>
+      </w:r>
+      <w:r>
+        <w:rPr>
+          <w:rFonts w:hint="cs"/>
+          <w:b/>
+          <w:bCs/>
+          <w:rtl/>
+          <w:lang w:val="af-ZA" w:eastAsia="af-ZA"/>
+        </w:rPr>
+        <w:t>ی‌</w:t>
+      </w:r>
+      <w:r>
+        <w:rPr>
+          <w:rFonts w:hint="eastAsia"/>
+          <w:b/>
+          <w:bCs/>
+          <w:rtl/>
+          <w:lang w:val="af-ZA" w:eastAsia="af-ZA"/>
+        </w:rPr>
+        <w:t>تواند</w:t>
+      </w:r>
+      <w:r>
+        <w:rPr>
+          <w:b/>
+          <w:bCs/>
+          <w:rtl/>
+          <w:lang w:val="af-ZA" w:eastAsia="af-ZA"/>
+        </w:rPr>
+        <w:t xml:space="preserve"> زم</w:t>
+      </w:r>
+      <w:r>
+        <w:rPr>
+          <w:rFonts w:hint="cs"/>
+          <w:b/>
+          <w:bCs/>
+          <w:rtl/>
+          <w:lang w:val="af-ZA" w:eastAsia="af-ZA"/>
+        </w:rPr>
+        <w:t>ی</w:t>
+      </w:r>
+      <w:r>
+        <w:rPr>
+          <w:rFonts w:hint="eastAsia"/>
+          <w:b/>
+          <w:bCs/>
+          <w:rtl/>
+          <w:lang w:val="af-ZA" w:eastAsia="af-ZA"/>
+        </w:rPr>
+        <w:t>نه‌ا</w:t>
+      </w:r>
+      <w:r>
+        <w:rPr>
+          <w:rFonts w:hint="cs"/>
+          <w:b/>
+          <w:bCs/>
+          <w:rtl/>
+          <w:lang w:val="af-ZA" w:eastAsia="af-ZA"/>
+        </w:rPr>
+        <w:t>ی</w:t>
+      </w:r>
+      <w:r>
+        <w:rPr>
+          <w:b/>
+          <w:bCs/>
+          <w:rtl/>
+          <w:lang w:val="af-ZA" w:eastAsia="af-ZA"/>
+        </w:rPr>
+        <w:t xml:space="preserve"> برا</w:t>
+      </w:r>
+      <w:r>
+        <w:rPr>
+          <w:rFonts w:hint="cs"/>
+          <w:b/>
+          <w:bCs/>
+          <w:rtl/>
+          <w:lang w:val="af-ZA" w:eastAsia="af-ZA"/>
+        </w:rPr>
+        <w:t>ی</w:t>
+      </w:r>
+      <w:r>
+        <w:rPr>
+          <w:b/>
+          <w:bCs/>
+          <w:rtl/>
+          <w:lang w:val="af-ZA" w:eastAsia="af-ZA"/>
+        </w:rPr>
+        <w:t xml:space="preserve"> بهبود عملکرد باز</w:t>
+      </w:r>
+      <w:r>
+        <w:rPr>
+          <w:rFonts w:hint="cs"/>
+          <w:b/>
+          <w:bCs/>
+          <w:rtl/>
+          <w:lang w:val="af-ZA" w:eastAsia="af-ZA"/>
+        </w:rPr>
+        <w:t>ی</w:t>
+      </w:r>
+      <w:r>
+        <w:rPr>
+          <w:rFonts w:hint="eastAsia"/>
+          <w:b/>
+          <w:bCs/>
+          <w:rtl/>
+          <w:lang w:val="af-ZA" w:eastAsia="af-ZA"/>
+        </w:rPr>
+        <w:t>اب</w:t>
+      </w:r>
+      <w:r>
+        <w:rPr>
+          <w:rFonts w:hint="cs"/>
+          <w:b/>
+          <w:bCs/>
+          <w:rtl/>
+          <w:lang w:val="af-ZA" w:eastAsia="af-ZA"/>
+        </w:rPr>
+        <w:t>ی</w:t>
+      </w:r>
+      <w:r>
+        <w:rPr>
+          <w:b/>
+          <w:bCs/>
+          <w:rtl/>
+          <w:lang w:val="af-ZA" w:eastAsia="af-ZA"/>
+        </w:rPr>
+        <w:t xml:space="preserve"> فراهم کند.</w:t>
+      </w:r>
+    </w:p>
+    <w:p>
+      <w:pPr>
+        <w:ind w:left="-690"/>
+        <w:rPr>
+          <w:rtl/>
+          <w:lang w:val="af-ZA" w:eastAsia="af-ZA"/>
+        </w:rPr>
+      </w:pPr>
+      <w:r>
+        <w:rPr>
+          <w:rFonts w:hint="eastAsia"/>
+          <w:b/>
+          <w:bCs/>
+          <w:rtl/>
+          <w:lang w:val="af-ZA" w:eastAsia="af-ZA"/>
+        </w:rPr>
+        <w:t>کلمات</w:t>
+      </w:r>
+      <w:r>
+        <w:rPr>
+          <w:b/>
+          <w:bCs/>
+          <w:rtl/>
+          <w:lang w:val="af-ZA" w:eastAsia="af-ZA"/>
+        </w:rPr>
+        <w:t xml:space="preserve"> کل</w:t>
+      </w:r>
+      <w:r>
+        <w:rPr>
+          <w:rFonts w:hint="cs"/>
+          <w:b/>
+          <w:bCs/>
+          <w:rtl/>
+          <w:lang w:val="af-ZA" w:eastAsia="af-ZA"/>
+        </w:rPr>
+        <w:t>ی</w:t>
+      </w:r>
+      <w:r>
+        <w:rPr>
+          <w:rFonts w:hint="eastAsia"/>
+          <w:b/>
+          <w:bCs/>
+          <w:rtl/>
+          <w:lang w:val="af-ZA" w:eastAsia="af-ZA"/>
+        </w:rPr>
+        <w:t>د</w:t>
+      </w:r>
+      <w:r>
+        <w:rPr>
+          <w:rFonts w:hint="cs"/>
+          <w:b/>
+          <w:bCs/>
+          <w:rtl/>
+          <w:lang w:val="af-ZA" w:eastAsia="af-ZA"/>
+        </w:rPr>
+        <w:t>ی</w:t>
+      </w:r>
+      <w:r>
+        <w:rPr>
+          <w:b/>
+          <w:bCs/>
+          <w:rtl/>
+          <w:lang w:val="af-ZA" w:eastAsia="af-ZA"/>
+        </w:rPr>
+        <w:t>:</w:t>
+      </w:r>
+      <w:r>
+        <w:rPr>
+          <w:rtl/>
+          <w:lang w:val="af-ZA" w:eastAsia="af-ZA"/>
+        </w:rPr>
+        <w:t xml:space="preserve"> </w:t>
+      </w:r>
+      <w:r>
+        <w:rPr>
+          <w:lang w:val="af-ZA" w:eastAsia="af-ZA"/>
+        </w:rPr>
+        <w:t>Semantic Folding</w:t>
+      </w:r>
+      <w:r>
+        <w:rPr>
+          <w:rtl/>
+          <w:lang w:val="af-ZA" w:eastAsia="af-ZA"/>
+        </w:rPr>
+        <w:t>، خوشه‌بند</w:t>
+      </w:r>
+      <w:r>
+        <w:rPr>
+          <w:rFonts w:hint="cs"/>
+          <w:rtl/>
+          <w:lang w:val="af-ZA" w:eastAsia="af-ZA"/>
+        </w:rPr>
+        <w:t>ی</w:t>
+      </w:r>
+      <w:r>
+        <w:rPr>
+          <w:rtl/>
+          <w:lang w:val="af-ZA" w:eastAsia="af-ZA"/>
+        </w:rPr>
+        <w:t xml:space="preserve"> معنا</w:t>
+      </w:r>
+      <w:r>
+        <w:rPr>
+          <w:rFonts w:hint="cs"/>
+          <w:rtl/>
+          <w:lang w:val="af-ZA" w:eastAsia="af-ZA"/>
+        </w:rPr>
+        <w:t>یی</w:t>
+      </w:r>
+      <w:r>
+        <w:rPr>
+          <w:rFonts w:hint="eastAsia"/>
+          <w:rtl/>
+          <w:lang w:val="af-ZA" w:eastAsia="af-ZA"/>
+        </w:rPr>
+        <w:t>،</w:t>
+      </w:r>
+      <w:r>
+        <w:rPr>
+          <w:rtl/>
+          <w:lang w:val="af-ZA" w:eastAsia="af-ZA"/>
+        </w:rPr>
+        <w:t xml:space="preserve"> اثرانگشت معنا</w:t>
+      </w:r>
+      <w:r>
+        <w:rPr>
+          <w:rFonts w:hint="cs"/>
+          <w:rtl/>
+          <w:lang w:val="af-ZA" w:eastAsia="af-ZA"/>
+        </w:rPr>
+        <w:t>یی</w:t>
+      </w:r>
+      <w:r>
+        <w:rPr>
+          <w:rFonts w:hint="eastAsia"/>
+          <w:rtl/>
+          <w:lang w:val="af-ZA" w:eastAsia="af-ZA"/>
+        </w:rPr>
+        <w:t>،</w:t>
+      </w:r>
+      <w:r>
+        <w:rPr>
+          <w:rtl/>
+          <w:lang w:val="af-ZA" w:eastAsia="af-ZA"/>
+        </w:rPr>
+        <w:t xml:space="preserve"> باز</w:t>
+      </w:r>
+      <w:r>
+        <w:rPr>
+          <w:rFonts w:hint="cs"/>
+          <w:rtl/>
+          <w:lang w:val="af-ZA" w:eastAsia="af-ZA"/>
+        </w:rPr>
+        <w:t>ی</w:t>
+      </w:r>
+      <w:r>
+        <w:rPr>
+          <w:rFonts w:hint="eastAsia"/>
+          <w:rtl/>
+          <w:lang w:val="af-ZA" w:eastAsia="af-ZA"/>
+        </w:rPr>
+        <w:t>اب</w:t>
+      </w:r>
+      <w:r>
+        <w:rPr>
+          <w:rFonts w:hint="cs"/>
+          <w:rtl/>
+          <w:lang w:val="af-ZA" w:eastAsia="af-ZA"/>
+        </w:rPr>
+        <w:t>ی</w:t>
+      </w:r>
+      <w:r>
+        <w:rPr>
+          <w:rtl/>
+          <w:lang w:val="af-ZA" w:eastAsia="af-ZA"/>
+        </w:rPr>
+        <w:t xml:space="preserve"> اطلاعات چندزبانه، پاسخ‌گو</w:t>
+      </w:r>
+      <w:r>
+        <w:rPr>
+          <w:rFonts w:hint="cs"/>
+          <w:rtl/>
+          <w:lang w:val="af-ZA" w:eastAsia="af-ZA"/>
+        </w:rPr>
+        <w:t>یی</w:t>
+      </w:r>
+      <w:r>
+        <w:rPr>
+          <w:rtl/>
+          <w:lang w:val="af-ZA" w:eastAsia="af-ZA"/>
+        </w:rPr>
+        <w:t xml:space="preserve"> به سوالات، دامنه‌بسته، بازنما</w:t>
+      </w:r>
+      <w:r>
+        <w:rPr>
+          <w:rFonts w:hint="cs"/>
+          <w:rtl/>
+          <w:lang w:val="af-ZA" w:eastAsia="af-ZA"/>
+        </w:rPr>
+        <w:t>یی</w:t>
+      </w:r>
+      <w:r>
+        <w:rPr>
+          <w:rtl/>
+          <w:lang w:val="af-ZA" w:eastAsia="af-ZA"/>
+        </w:rPr>
+        <w:t xml:space="preserve"> پراکنده توز</w:t>
+      </w:r>
+      <w:r>
+        <w:rPr>
+          <w:rFonts w:hint="cs"/>
+          <w:rtl/>
+          <w:lang w:val="af-ZA" w:eastAsia="af-ZA"/>
+        </w:rPr>
+        <w:t>ی</w:t>
+      </w:r>
+      <w:r>
+        <w:rPr>
+          <w:rFonts w:hint="eastAsia"/>
+          <w:rtl/>
+          <w:lang w:val="af-ZA" w:eastAsia="af-ZA"/>
+        </w:rPr>
+        <w:t>ع‌شده،</w:t>
+      </w:r>
+      <w:r>
+        <w:rPr>
+          <w:rtl/>
+          <w:lang w:val="af-ZA" w:eastAsia="af-ZA"/>
+        </w:rPr>
+        <w:t xml:space="preserve"> بازنما</w:t>
+      </w:r>
+      <w:r>
+        <w:rPr>
+          <w:rFonts w:hint="cs"/>
+          <w:rtl/>
+          <w:lang w:val="af-ZA" w:eastAsia="af-ZA"/>
+        </w:rPr>
+        <w:t>یی</w:t>
+      </w:r>
+      <w:r>
+        <w:rPr>
+          <w:rtl/>
+          <w:lang w:val="af-ZA" w:eastAsia="af-ZA"/>
+        </w:rPr>
+        <w:t xml:space="preserve"> معنا</w:t>
+      </w:r>
+      <w:r>
+        <w:rPr>
+          <w:rFonts w:hint="cs"/>
+          <w:rtl/>
+          <w:lang w:val="af-ZA" w:eastAsia="af-ZA"/>
+        </w:rPr>
+        <w:t>یی</w:t>
+      </w:r>
+      <w:r>
+        <w:rPr>
+          <w:rFonts w:hint="eastAsia"/>
+          <w:rtl/>
+          <w:lang w:val="af-ZA" w:eastAsia="af-ZA"/>
+        </w:rPr>
+        <w:t>،</w:t>
+      </w:r>
+      <w:r>
+        <w:rPr>
+          <w:rtl/>
+          <w:lang w:val="af-ZA" w:eastAsia="af-ZA"/>
+        </w:rPr>
+        <w:t xml:space="preserve"> ادغام خط</w:t>
+      </w:r>
+      <w:r>
+        <w:rPr>
+          <w:rFonts w:hint="cs"/>
+          <w:rtl/>
+          <w:lang w:val="af-ZA" w:eastAsia="af-ZA"/>
+        </w:rPr>
+        <w:t>ی</w:t>
+      </w:r>
+      <w:r>
+        <w:rPr>
+          <w:rtl/>
+          <w:lang w:val="af-ZA" w:eastAsia="af-ZA"/>
+        </w:rPr>
+        <w:t xml:space="preserve"> و ادغام رتبه متقابل با </w:t>
+      </w:r>
+      <w:r>
+        <w:rPr>
+          <w:lang w:val="af-ZA" w:eastAsia="af-ZA"/>
+        </w:rPr>
+        <w:t>SPLADE</w:t>
+      </w:r>
+      <w:r>
+        <w:rPr>
+          <w:rtl/>
+          <w:lang w:val="af-ZA" w:eastAsia="af-ZA"/>
+        </w:rPr>
+        <w:t>.</w:t>
+      </w:r>
+    </w:p>
     <w:bookmarkEnd w:id="4"/>
     <w:p>
       <w:pPr>
-        <w:spacing w:after="100" w:afterAutospacing="1" w:line="312" w:lineRule="auto"/>
-        <w:ind w:left="-690" w:right="142"/>
+        <w:bidi w:val="0"/>
+        <w:spacing w:after="0" w:line="240" w:lineRule="auto"/>
+        <w:jc w:val="left"/>
         <w:rPr>
           <w:rFonts w:ascii="B Nazanin" w:hAnsi="B Nazanin"/>
           <w:rtl/>
@@ -1907,453 +5905,7 @@
           <w:rFonts w:ascii="B Nazanin" w:hAnsi="B Nazanin"/>
           <w:rtl/>
         </w:rPr>
-        <w:t xml:space="preserve">با افزایش حجم متون دیجیتال و گسترش منابع چندزبانه، بازیابی اطلاعات مرتبط و پاسخ‌گویی دقیق به پرسش‌ها، به‌ویژه در محیط‌های دامنه‌بسته، از مسائل مهم در حوزه پردازش زبان طبیعی و بازیابی اطلاعات محسوب می‌شود. هدف این پژوهش، </w:t>
-      </w:r>
-      <w:r>
-        <w:rPr>
-          <w:rFonts w:ascii="B Nazanin" w:hAnsi="B Nazanin"/>
-          <w:b/>
-          <w:bCs/>
-          <w:rtl/>
-        </w:rPr>
-        <w:t xml:space="preserve">بررسی، ارزیابی و تحلیل کاربردهای رویکرد مبتنی بر </w:t>
-      </w:r>
-      <w:r>
-        <w:rPr>
-          <w:rFonts w:ascii="B Nazanin" w:hAnsi="B Nazanin"/>
-          <w:b/>
-          <w:bCs/>
-        </w:rPr>
-        <w:t>Semantic Folding</w:t>
-      </w:r>
-      <w:r>
-        <w:rPr>
-          <w:rFonts w:ascii="B Nazanin" w:hAnsi="B Nazanin"/>
-          <w:b/>
-          <w:bCs/>
-          <w:rtl/>
-        </w:rPr>
-        <w:t xml:space="preserve"> متون چندزبانه در بازیابی و پاسخ‌گویی به پرسش‌ها در محیط‌های با دامنه‌بسته</w:t>
-      </w:r>
-      <w:r>
-        <w:rPr>
-          <w:rFonts w:ascii="B Nazanin" w:hAnsi="B Nazanin"/>
-          <w:rtl/>
-        </w:rPr>
-        <w:t xml:space="preserve"> است.</w:t>
-      </w:r>
-    </w:p>
-    <w:p>
-      <w:pPr>
-        <w:spacing w:after="100" w:afterAutospacing="1" w:line="312" w:lineRule="auto"/>
-        <w:ind w:left="-690" w:right="142"/>
-        <w:rPr>
-          <w:rFonts w:ascii="B Nazanin" w:hAnsi="B Nazanin"/>
-          <w:rtl/>
-        </w:rPr>
-      </w:pPr>
-      <w:r>
-        <w:rPr>
-          <w:rFonts w:ascii="B Nazanin" w:hAnsi="B Nazanin"/>
-          <w:rtl/>
-        </w:rPr>
-        <w:t xml:space="preserve">در این پژوهش، متون ابتدا با استفاده از روش‌های استخراج عبارت پردازش شده و ماتریس </w:t>
-      </w:r>
-      <w:r>
-        <w:rPr>
-          <w:rFonts w:ascii="B Nazanin" w:hAnsi="B Nazanin"/>
-        </w:rPr>
-        <w:t>Term-Context</w:t>
-      </w:r>
-      <w:r>
-        <w:rPr>
-          <w:rFonts w:ascii="B Nazanin" w:hAnsi="B Nazanin"/>
-          <w:rtl/>
-        </w:rPr>
-        <w:t xml:space="preserve"> مبتنی بر وزن‌دهی </w:t>
-      </w:r>
-      <w:r>
-        <w:rPr>
-          <w:rFonts w:ascii="B Nazanin" w:hAnsi="B Nazanin"/>
-        </w:rPr>
-        <w:t>TF-IDF</w:t>
-      </w:r>
-      <w:r>
-        <w:rPr>
-          <w:rFonts w:ascii="B Nazanin" w:hAnsi="B Nazanin"/>
-          <w:rtl/>
-        </w:rPr>
-        <w:t xml:space="preserve"> ایجاد می‌شود. سپس با استفاده از کاهش ابعاد </w:t>
-      </w:r>
-      <w:r>
-        <w:rPr>
-          <w:rFonts w:ascii="B Nazanin" w:hAnsi="B Nazanin"/>
-        </w:rPr>
-        <w:t>UMAP</w:t>
-      </w:r>
-      <w:r>
-        <w:rPr>
-          <w:rFonts w:ascii="B Nazanin" w:hAnsi="B Nazanin"/>
-          <w:rtl/>
-        </w:rPr>
-        <w:t xml:space="preserve">، روابط معنایی عبارات به یک فضای دوبعدی نگاشت و بر روی شبکه‌ای ۶۴×۶۴ قرار داده می‌شوند. بر اساس این فضا، برای هر عبارت یک </w:t>
-      </w:r>
-      <w:r>
-        <w:rPr>
-          <w:rFonts w:ascii="B Nazanin" w:hAnsi="B Nazanin"/>
-          <w:b/>
-          <w:bCs/>
-        </w:rPr>
-        <w:t>Phrase Fingerprint</w:t>
-      </w:r>
-      <w:r>
-        <w:rPr>
-          <w:rFonts w:ascii="B Nazanin" w:hAnsi="B Nazanin"/>
-          <w:rtl/>
-        </w:rPr>
-        <w:t xml:space="preserve"> و با تجمیع </w:t>
-      </w:r>
-      <w:r>
-        <w:rPr>
-          <w:rFonts w:ascii="B Nazanin" w:hAnsi="B Nazanin"/>
-        </w:rPr>
-        <w:t>fingerprint</w:t>
-      </w:r>
-      <w:r>
-        <w:rPr>
-          <w:rFonts w:ascii="B Nazanin" w:hAnsi="B Nazanin"/>
-          <w:rtl/>
-        </w:rPr>
-        <w:t xml:space="preserve">های عبارات، برای هر سند یک </w:t>
-      </w:r>
-      <w:r>
-        <w:rPr>
-          <w:rFonts w:ascii="B Nazanin" w:hAnsi="B Nazanin"/>
-          <w:b/>
-          <w:bCs/>
-        </w:rPr>
-        <w:t>Document Fingerprint</w:t>
-      </w:r>
-      <w:r>
-        <w:rPr>
-          <w:rFonts w:ascii="B Nazanin" w:hAnsi="B Nazanin"/>
-          <w:rtl/>
-        </w:rPr>
-        <w:t xml:space="preserve"> ایجاد می‌شود. در مرحله بازیابی، پرسش نیز به </w:t>
-      </w:r>
-      <w:r>
-        <w:rPr>
-          <w:rFonts w:ascii="B Nazanin" w:hAnsi="B Nazanin"/>
-        </w:rPr>
-        <w:t>fingerprint</w:t>
-      </w:r>
-      <w:r>
-        <w:rPr>
-          <w:rFonts w:ascii="B Nazanin" w:hAnsi="B Nazanin"/>
-          <w:rtl/>
-        </w:rPr>
-        <w:t xml:space="preserve"> تبدیل شده و با استفاده از </w:t>
-      </w:r>
-      <w:r>
-        <w:rPr>
-          <w:rFonts w:ascii="B Nazanin" w:hAnsi="B Nazanin"/>
-        </w:rPr>
-        <w:t>spreading</w:t>
-      </w:r>
-      <w:r>
-        <w:rPr>
-          <w:rFonts w:ascii="B Nazanin" w:hAnsi="B Nazanin"/>
-          <w:rtl/>
-        </w:rPr>
-        <w:t xml:space="preserve"> و محاسبه شباهت کسینوسی، اسناد مرتبط رتبه‌بندی می‌شوند. همچنین امکان ترکیب نتایج </w:t>
-      </w:r>
-      <w:r>
-        <w:rPr>
-          <w:rFonts w:ascii="B Nazanin" w:hAnsi="B Nazanin"/>
-        </w:rPr>
-        <w:t>Semantic Folding</w:t>
-      </w:r>
-      <w:r>
-        <w:rPr>
-          <w:rFonts w:ascii="B Nazanin" w:hAnsi="B Nazanin"/>
-          <w:rtl/>
-        </w:rPr>
-        <w:t xml:space="preserve"> با مدل </w:t>
-      </w:r>
-      <w:r>
-        <w:rPr>
-          <w:rFonts w:ascii="B Nazanin" w:hAnsi="B Nazanin"/>
-        </w:rPr>
-        <w:t>sparse</w:t>
-      </w:r>
-      <w:r>
-        <w:rPr>
-          <w:rFonts w:ascii="B Nazanin" w:hAnsi="B Nazanin"/>
-          <w:rtl/>
-        </w:rPr>
-        <w:t xml:space="preserve"> بازیابی </w:t>
-      </w:r>
-      <w:r>
-        <w:rPr>
-          <w:rFonts w:ascii="B Nazanin" w:hAnsi="B Nazanin"/>
-        </w:rPr>
-        <w:t>SPLADE</w:t>
-      </w:r>
-      <w:r>
-        <w:rPr>
-          <w:rFonts w:ascii="B Nazanin" w:hAnsi="B Nazanin"/>
-          <w:rtl/>
-        </w:rPr>
-        <w:t xml:space="preserve"> با استفاده از روش‌های </w:t>
-      </w:r>
-      <w:r>
-        <w:rPr>
-          <w:rFonts w:ascii="B Nazanin" w:hAnsi="B Nazanin"/>
-        </w:rPr>
-        <w:t>Linear</w:t>
-      </w:r>
-      <w:r>
-        <w:rPr>
-          <w:rFonts w:ascii="B Nazanin" w:hAnsi="B Nazanin"/>
-          <w:rtl/>
-        </w:rPr>
-        <w:t xml:space="preserve"> و </w:t>
-      </w:r>
-      <w:r>
-        <w:rPr>
-          <w:rFonts w:ascii="B Nazanin" w:hAnsi="B Nazanin"/>
-        </w:rPr>
-        <w:t>RRF</w:t>
-      </w:r>
-      <w:r>
-        <w:rPr>
-          <w:rFonts w:ascii="B Nazanin" w:hAnsi="B Nazanin"/>
-          <w:b/>
-          <w:bCs/>
-          <w:sz w:val="22"/>
-          <w:szCs w:val="26"/>
-          <w:vertAlign w:val="superscript"/>
-          <w:lang w:val="af-ZA" w:eastAsia="af-ZA"/>
-        </w:rPr>
-        <w:footnoteReference w:id="4"/>
-      </w:r>
-      <w:r>
-        <w:rPr>
-          <w:rFonts w:ascii="B Nazanin" w:hAnsi="B Nazanin"/>
-          <w:rtl/>
-        </w:rPr>
-        <w:t xml:space="preserve"> بررسی می‌شود.</w:t>
-      </w:r>
-    </w:p>
-    <w:p>
-      <w:pPr>
-        <w:spacing w:after="100" w:afterAutospacing="1" w:line="312" w:lineRule="auto"/>
-        <w:ind w:left="-690" w:right="142"/>
-        <w:rPr>
-          <w:rFonts w:ascii="B Nazanin" w:hAnsi="B Nazanin"/>
-          <w:rtl/>
-        </w:rPr>
-      </w:pPr>
-      <w:r>
-        <w:rPr>
-          <w:rFonts w:ascii="B Nazanin" w:hAnsi="B Nazanin"/>
-          <w:rtl/>
-        </w:rPr>
-        <w:t xml:space="preserve">برای ارزیابی روش پیشنهادی، یک چارچوب </w:t>
-      </w:r>
-      <w:r>
-        <w:rPr>
-          <w:rFonts w:ascii="B Nazanin" w:hAnsi="B Nazanin"/>
-        </w:rPr>
-        <w:t>benchmark</w:t>
-      </w:r>
-      <w:r>
-        <w:rPr>
-          <w:rFonts w:ascii="B Nazanin" w:hAnsi="B Nazanin"/>
-          <w:rtl/>
-        </w:rPr>
-        <w:t xml:space="preserve"> مستقل طراحی شده است که عملکرد سیستم را با معیارهایی نظیر </w:t>
-      </w:r>
-      <w:r>
-        <w:rPr>
-          <w:rFonts w:ascii="B Nazanin" w:hAnsi="B Nazanin"/>
-          <w:b/>
-          <w:bCs/>
-        </w:rPr>
-        <w:t>MRR</w:t>
-      </w:r>
-      <w:r>
-        <w:rPr>
-          <w:rFonts w:ascii="B Nazanin" w:hAnsi="B Nazanin"/>
-          <w:b/>
-          <w:bCs/>
-          <w:rtl/>
-        </w:rPr>
-        <w:t xml:space="preserve">، </w:t>
-      </w:r>
-      <w:r>
-        <w:rPr>
-          <w:rFonts w:ascii="B Nazanin" w:hAnsi="B Nazanin"/>
-          <w:b/>
-          <w:bCs/>
-        </w:rPr>
-        <w:t>AP</w:t>
-      </w:r>
-      <w:r>
-        <w:rPr>
-          <w:rFonts w:ascii="B Nazanin" w:hAnsi="B Nazanin"/>
-          <w:b/>
-          <w:bCs/>
-          <w:rtl/>
-        </w:rPr>
-        <w:t xml:space="preserve">، </w:t>
-      </w:r>
-      <w:r>
-        <w:rPr>
-          <w:rFonts w:ascii="B Nazanin" w:hAnsi="B Nazanin"/>
-          <w:b/>
-          <w:bCs/>
-        </w:rPr>
-        <w:t>Precision</w:t>
-      </w:r>
-      <w:r>
-        <w:rPr>
-          <w:rFonts w:ascii="B Nazanin" w:hAnsi="B Nazanin"/>
-          <w:b/>
-          <w:bCs/>
-          <w:rtl/>
-        </w:rPr>
-        <w:t xml:space="preserve">، </w:t>
-      </w:r>
-      <w:r>
-        <w:rPr>
-          <w:rFonts w:ascii="B Nazanin" w:hAnsi="B Nazanin"/>
-          <w:b/>
-          <w:bCs/>
-        </w:rPr>
-        <w:t>Recall</w:t>
-      </w:r>
-      <w:r>
-        <w:rPr>
-          <w:rFonts w:ascii="B Nazanin" w:hAnsi="B Nazanin"/>
-          <w:b/>
-          <w:bCs/>
-          <w:rtl/>
-        </w:rPr>
-        <w:t xml:space="preserve"> و </w:t>
-      </w:r>
-      <w:r>
-        <w:rPr>
-          <w:rFonts w:ascii="B Nazanin" w:hAnsi="B Nazanin"/>
-          <w:b/>
-          <w:bCs/>
-        </w:rPr>
-        <w:t>NDCG</w:t>
-      </w:r>
-      <w:r>
-        <w:rPr>
-          <w:rFonts w:ascii="B Nazanin" w:hAnsi="B Nazanin"/>
-          <w:rtl/>
-        </w:rPr>
-        <w:t xml:space="preserve"> ارزیابی می‌کند. در نهایت، نتایج آزمایش‌ها برای بررسی توانایی </w:t>
-      </w:r>
-      <w:r>
-        <w:rPr>
-          <w:rFonts w:ascii="B Nazanin" w:hAnsi="B Nazanin"/>
-        </w:rPr>
-        <w:t>Semantic Folding</w:t>
-      </w:r>
-      <w:r>
-        <w:rPr>
-          <w:rFonts w:ascii="B Nazanin" w:hAnsi="B Nazanin"/>
-          <w:rtl/>
-        </w:rPr>
-        <w:t xml:space="preserve"> در نمایش فضایی و بازیابی متون چندزبانه و همچنین تأثیر ترکیب آن با روش‌های بازیابی عصبی تحلیل می‌شوند.</w:t>
-      </w:r>
-    </w:p>
-    <w:p>
-      <w:pPr>
-        <w:spacing w:after="100" w:afterAutospacing="1" w:line="312" w:lineRule="auto"/>
-        <w:ind w:left="-690" w:right="142"/>
-        <w:rPr>
-          <w:rFonts w:asciiTheme="minorHAnsi" w:hAnsiTheme="minorHAnsi"/>
-          <w:rtl/>
-        </w:rPr>
-      </w:pPr>
-      <w:r>
-        <w:rPr>
-          <w:rFonts w:ascii="B Nazanin" w:hAnsi="B Nazanin"/>
-          <w:b/>
-          <w:bCs/>
-          <w:rtl/>
-        </w:rPr>
-        <w:t xml:space="preserve">کلمات کلیدی: </w:t>
-      </w:r>
-      <w:r>
-        <w:rPr>
-          <w:rFonts w:ascii="B Nazanin" w:hAnsi="B Nazanin"/>
-        </w:rPr>
-        <w:t>Semantic Folding</w:t>
-      </w:r>
-      <w:r>
-        <w:rPr>
-          <w:rFonts w:ascii="B Nazanin" w:hAnsi="B Nazanin"/>
-          <w:rtl/>
-        </w:rPr>
-        <w:t xml:space="preserve">، بازیابی اطلاعات، پاسخ‌گویی به پرسش، دامنه‌بسته، بازیابی متون چندزبانه، </w:t>
-      </w:r>
-      <w:r>
-        <w:rPr>
-          <w:rFonts w:ascii="B Nazanin" w:hAnsi="B Nazanin"/>
-        </w:rPr>
-        <w:t>Semantic Space</w:t>
-      </w:r>
-      <w:r>
-        <w:rPr>
-          <w:rFonts w:ascii="B Nazanin" w:hAnsi="B Nazanin"/>
-          <w:rtl/>
-        </w:rPr>
-        <w:t xml:space="preserve">، </w:t>
-      </w:r>
-      <w:r>
-        <w:rPr>
-          <w:rFonts w:ascii="B Nazanin" w:hAnsi="B Nazanin"/>
-        </w:rPr>
-        <w:t xml:space="preserve">Phrase </w:t>
-      </w:r>
-      <w:r>
-        <w:rPr>
-          <w:rFonts w:ascii="Calibri" w:hAnsi="Calibri" w:cs="Calibri"/>
-        </w:rPr>
-        <w:t xml:space="preserve">and Document </w:t>
-      </w:r>
-      <w:r>
-        <w:rPr>
-          <w:rFonts w:ascii="B Nazanin" w:hAnsi="B Nazanin"/>
-        </w:rPr>
-        <w:t>Fingerprint</w:t>
-      </w:r>
-      <w:r>
-        <w:rPr>
-          <w:rFonts w:ascii="B Nazanin" w:hAnsi="B Nazanin"/>
-          <w:rtl/>
-        </w:rPr>
-        <w:t xml:space="preserve">، </w:t>
-      </w:r>
-      <w:r>
-        <w:rPr>
-          <w:rFonts w:ascii="B Nazanin" w:hAnsi="B Nazanin"/>
-        </w:rPr>
-        <w:t>SPLADE</w:t>
-      </w:r>
-      <w:r>
-        <w:rPr>
-          <w:rFonts w:ascii="B Nazanin" w:hAnsi="B Nazanin"/>
-          <w:b/>
-          <w:bCs/>
-          <w:rtl/>
-        </w:rPr>
-        <w:t>.</w:t>
+        <w:br w:type="page"/>
       </w:r>
     </w:p>
     <w:p>
@@ -7443,7 +10995,7 @@
     </w:p>
     <w:p>
       <w:pPr>
-        <w:pStyle w:val="ac"/>
+        <w:pStyle w:val="ab"/>
         <w:ind w:left="-1050"/>
         <w:rPr>
           <w:rtl/>
@@ -7459,7 +11011,7 @@
     </w:p>
     <w:p>
       <w:pPr>
-        <w:pStyle w:val="ac"/>
+        <w:pStyle w:val="ab"/>
         <w:ind w:left="-1050"/>
         <w:rPr>
           <w:rtl/>
@@ -7468,7 +11020,7 @@
     </w:p>
     <w:p>
       <w:pPr>
-        <w:pStyle w:val="ab"/>
+        <w:pStyle w:val="aa"/>
         <w:ind w:left="-780" w:firstLine="0"/>
         <w:rPr>
           <w:rtl/>
@@ -7831,7 +11383,7 @@
     </w:p>
     <w:p>
       <w:pPr>
-        <w:pStyle w:val="a8"/>
+        <w:pStyle w:val="a7"/>
         <w:rPr>
           <w:rtl/>
           <w:lang w:bidi="fa-IR"/>
@@ -7847,7 +11399,7 @@
     </w:p>
     <w:p>
       <w:pPr>
-        <w:pStyle w:val="ab"/>
+        <w:pStyle w:val="aa"/>
         <w:bidi w:val="0"/>
         <w:ind w:left="-690" w:firstLine="0"/>
       </w:pPr>
@@ -8166,7 +11718,7 @@
     </w:p>
     <w:p>
       <w:pPr>
-        <w:pStyle w:val="a8"/>
+        <w:pStyle w:val="a7"/>
         <w:ind w:left="-690"/>
         <w:rPr>
           <w:lang w:bidi="fa-IR"/>
@@ -8218,7 +11770,27 @@
           <w:rtl/>
           <w:lang w:bidi="ar-SA"/>
         </w:rPr>
-        <w:t>لائم اختصاري</w:t>
+        <w:t>لا</w:t>
+      </w:r>
+      <w:r>
+        <w:rPr>
+          <w:rFonts w:hint="cs"/>
+          <w:sz w:val="28"/>
+          <w:szCs w:val="32"/>
+          <w:rtl/>
+          <w:lang w:bidi="ar-SA"/>
+        </w:rPr>
+        <w:t>ی</w:t>
+      </w:r>
+      <w:r>
+        <w:rPr>
+          <w:rFonts w:hint="cs"/>
+          <w:sz w:val="28"/>
+          <w:szCs w:val="32"/>
+          <w:rtl/>
+          <w:lang w:bidi="ar-SA"/>
+        </w:rPr>
+        <w:t>م اختصاري</w:t>
       </w:r>
     </w:p>
     <w:p/>
@@ -8254,12 +11826,11 @@
               <w:spacing w:after="0" w:line="240" w:lineRule="auto"/>
               <w:jc w:val="center"/>
               <w:rPr>
-                <w:rFonts w:ascii="B Nazanin"/>
+                <w:rFonts w:asciiTheme="minorHAnsi" w:hAnsiTheme="minorHAnsi"/>
                 <w:b/>
                 <w:bCs/>
                 <w:color w:val="000000"/>
                 <w:sz w:val="28"/>
-                <w:rtl/>
               </w:rPr>
             </w:pPr>
             <w:r>
@@ -8321,7 +11892,7 @@
               <w:spacing w:after="0" w:line="240" w:lineRule="auto"/>
               <w:jc w:val="center"/>
               <w:rPr>
-                <w:rFonts w:ascii="B Nazanin"/>
+                <w:rFonts w:ascii="B Nazanin" w:hint="cs"/>
                 <w:b/>
                 <w:bCs/>
                 <w:color w:val="000000"/>
@@ -9223,12 +12794,12 @@
     </w:p>
     <w:p>
       <w:pPr>
-        <w:pStyle w:val="a8"/>
+        <w:pStyle w:val="a7"/>
       </w:pPr>
     </w:p>
     <w:p>
       <w:pPr>
-        <w:pStyle w:val="a8"/>
+        <w:pStyle w:val="a7"/>
         <w:rPr>
           <w:rtl/>
           <w:lang w:bidi="fa-IR"/>
@@ -9237,7 +12808,7 @@
     </w:p>
     <w:p>
       <w:pPr>
-        <w:pStyle w:val="a8"/>
+        <w:pStyle w:val="a7"/>
         <w:rPr>
           <w:rtl/>
           <w:lang w:bidi="fa-IR"/>
@@ -9246,7 +12817,7 @@
     </w:p>
     <w:p>
       <w:pPr>
-        <w:pStyle w:val="a8"/>
+        <w:pStyle w:val="a7"/>
         <w:rPr>
           <w:rtl/>
           <w:lang w:bidi="fa-IR"/>
@@ -9255,7 +12826,7 @@
     </w:p>
     <w:p>
       <w:pPr>
-        <w:pStyle w:val="a8"/>
+        <w:pStyle w:val="a7"/>
         <w:rPr>
           <w:rtl/>
           <w:lang w:bidi="fa-IR"/>
@@ -9288,31 +12859,29 @@
     </w:p>
     <w:p>
       <w:pPr>
-        <w:rPr>
-          <w:rFonts w:ascii="Cambria" w:hAnsi="Cambria" w:cs="B Titr"/>
-          <w:sz w:val="56"/>
-          <w:szCs w:val="56"/>
-          <w:rtl/>
-        </w:rPr>
-      </w:pPr>
-      <w:r>
-        <w:rPr>
-          <w:rFonts w:ascii="Cambria" w:hAnsi="Cambria" w:cs="B Titr" w:hint="cs"/>
-          <w:sz w:val="56"/>
-          <w:szCs w:val="56"/>
+        <w:pStyle w:val="a4"/>
+        <w:rPr>
+          <w:rtl/>
+        </w:rPr>
+      </w:pPr>
+      <w:r>
+        <w:rPr>
+          <w:rFonts w:hint="cs"/>
           <w:rtl/>
         </w:rPr>
         <w:t>فصل 1</w:t>
+      </w:r>
+      <w:r>
+        <w:rPr>
+          <w:rFonts w:hint="cs"/>
+          <w:rtl/>
+        </w:rPr>
+        <w:t>:</w:t>
       </w:r>
     </w:p>
     <w:p>
       <w:pPr>
-        <w:pStyle w:val="a5"/>
-        <w:numPr>
-          <w:ilvl w:val="0"/>
-          <w:numId w:val="23"/>
-        </w:numPr>
-        <w:ind w:left="22"/>
+        <w:pStyle w:val="a4"/>
         <w:rPr>
           <w:rtl/>
         </w:rPr>
@@ -9321,17 +12890,10 @@
       <w:bookmarkStart w:id="10" w:name="_Toc209236398"/>
       <w:bookmarkStart w:id="11" w:name="_Toc209240155"/>
       <w:bookmarkStart w:id="12" w:name="_Toc209240167"/>
-      <w:r>
-        <w:rPr>
-          <w:rtl/>
-        </w:rPr>
-        <w:br/>
-      </w:r>
       <w:bookmarkStart w:id="13" w:name="_Toc387316456"/>
       <w:bookmarkStart w:id="14" w:name="_Toc491083259"/>
       <w:r>
         <w:rPr>
-          <w:rFonts w:hint="cs"/>
           <w:rtl/>
         </w:rPr>
         <w:t>مقدمه</w:t>
@@ -9362,7 +12924,7 @@
     </w:p>
     <w:p>
       <w:pPr>
-        <w:pStyle w:val="a8"/>
+        <w:pStyle w:val="a7"/>
         <w:rPr>
           <w:rtl/>
           <w:lang w:bidi="fa-IR"/>
@@ -9530,7 +13092,7 @@
     </w:p>
     <w:p>
       <w:pPr>
-        <w:pStyle w:val="a8"/>
+        <w:pStyle w:val="a7"/>
         <w:rPr>
           <w:rtl/>
           <w:lang w:bidi="fa-IR"/>
@@ -10412,7 +13974,7 @@
     </w:p>
     <w:p>
       <w:pPr>
-        <w:pStyle w:val="a8"/>
+        <w:pStyle w:val="a7"/>
         <w:rPr>
           <w:rtl/>
           <w:lang w:bidi="fa-IR"/>
@@ -10421,7 +13983,7 @@
     </w:p>
     <w:p>
       <w:pPr>
-        <w:pStyle w:val="a8"/>
+        <w:pStyle w:val="a7"/>
         <w:rPr>
           <w:rtl/>
           <w:lang w:bidi="fa-IR"/>
@@ -11077,7 +14639,7 @@
     </w:p>
     <w:p>
       <w:pPr>
-        <w:pStyle w:val="a8"/>
+        <w:pStyle w:val="a7"/>
         <w:rPr>
           <w:rtl/>
           <w:lang w:bidi="fa-IR"/>
@@ -11086,7 +14648,7 @@
     </w:p>
     <w:p>
       <w:pPr>
-        <w:pStyle w:val="a8"/>
+        <w:pStyle w:val="a7"/>
         <w:rPr>
           <w:rtl/>
           <w:lang w:bidi="fa-IR"/>
@@ -11448,7 +15010,7 @@
           <w:rtl/>
           <w:lang w:bidi="fa-IR"/>
         </w:rPr>
-        <w:footnoteReference w:id="5"/>
+        <w:footnoteReference w:id="4"/>
       </w:r>
       <w:r>
         <w:rPr>
@@ -11912,7 +15474,7 @@
     </w:p>
     <w:p>
       <w:pPr>
-        <w:pStyle w:val="a8"/>
+        <w:pStyle w:val="a7"/>
         <w:rPr>
           <w:rtl/>
           <w:lang w:bidi="fa-IR"/>
@@ -11921,7 +15483,7 @@
     </w:p>
     <w:p>
       <w:pPr>
-        <w:pStyle w:val="a8"/>
+        <w:pStyle w:val="a7"/>
         <w:rPr>
           <w:rtl/>
           <w:lang w:bidi="fa-IR"/>
@@ -12680,7 +16242,7 @@
     </w:p>
     <w:p>
       <w:pPr>
-        <w:pStyle w:val="a8"/>
+        <w:pStyle w:val="a7"/>
         <w:rPr>
           <w:rtl/>
           <w:lang w:bidi="fa-IR"/>
@@ -12706,7 +16268,7 @@
     </w:p>
     <w:p>
       <w:pPr>
-        <w:pStyle w:val="a8"/>
+        <w:pStyle w:val="a7"/>
         <w:rPr>
           <w:rtl/>
           <w:lang w:bidi="fa-IR"/>
@@ -13046,7 +16608,7 @@
     </w:p>
     <w:p>
       <w:pPr>
-        <w:pStyle w:val="a8"/>
+        <w:pStyle w:val="a7"/>
         <w:rPr>
           <w:rtl/>
           <w:lang w:bidi="fa-IR"/>
@@ -13055,7 +16617,7 @@
     </w:p>
     <w:p>
       <w:pPr>
-        <w:pStyle w:val="a8"/>
+        <w:pStyle w:val="a7"/>
         <w:rPr>
           <w:rtl/>
           <w:lang w:bidi="fa-IR"/>
@@ -13676,7 +17238,7 @@
     </w:p>
     <w:p>
       <w:pPr>
-        <w:pStyle w:val="a8"/>
+        <w:pStyle w:val="a7"/>
         <w:rPr>
           <w:rtl/>
           <w:lang w:bidi="fa-IR"/>
@@ -13685,7 +17247,7 @@
     </w:p>
     <w:p>
       <w:pPr>
-        <w:pStyle w:val="a8"/>
+        <w:pStyle w:val="a7"/>
         <w:rPr>
           <w:rtl/>
           <w:lang w:bidi="fa-IR"/>
@@ -14302,7 +17864,7 @@
     </w:p>
     <w:p>
       <w:pPr>
-        <w:pStyle w:val="a8"/>
+        <w:pStyle w:val="a7"/>
         <w:rPr>
           <w:rtl/>
           <w:lang w:bidi="fa-IR"/>
@@ -14311,7 +17873,7 @@
     </w:p>
     <w:p>
       <w:pPr>
-        <w:pStyle w:val="a8"/>
+        <w:pStyle w:val="a7"/>
         <w:rPr>
           <w:rtl/>
           <w:lang w:bidi="fa-IR"/>
@@ -15032,7 +18594,7 @@
     </w:p>
     <w:p>
       <w:pPr>
-        <w:pStyle w:val="a8"/>
+        <w:pStyle w:val="a7"/>
         <w:rPr>
           <w:rtl/>
           <w:lang w:bidi="fa-IR"/>
@@ -15041,7 +18603,7 @@
     </w:p>
     <w:p>
       <w:pPr>
-        <w:pStyle w:val="a8"/>
+        <w:pStyle w:val="a7"/>
         <w:rPr>
           <w:rtl/>
           <w:lang w:bidi="fa-IR"/>
@@ -17865,7 +21427,7 @@
     </w:p>
     <w:p>
       <w:pPr>
-        <w:pStyle w:val="a8"/>
+        <w:pStyle w:val="a7"/>
         <w:rPr>
           <w:rtl/>
           <w:lang w:bidi="fa-IR"/>
@@ -18147,7 +21709,7 @@
     </w:p>
     <w:p>
       <w:pPr>
-        <w:pStyle w:val="a8"/>
+        <w:pStyle w:val="a7"/>
         <w:rPr>
           <w:rtl/>
           <w:lang w:bidi="fa-IR"/>
@@ -18156,7 +21718,7 @@
     </w:p>
     <w:p>
       <w:pPr>
-        <w:pStyle w:val="a8"/>
+        <w:pStyle w:val="a7"/>
         <w:rPr>
           <w:rtl/>
           <w:lang w:bidi="fa-IR"/>
@@ -18709,7 +22271,7 @@
     </w:p>
     <w:p>
       <w:pPr>
-        <w:pStyle w:val="a8"/>
+        <w:pStyle w:val="a7"/>
         <w:rPr>
           <w:rtl/>
           <w:lang w:bidi="fa-IR"/>
@@ -18718,7 +22280,7 @@
     </w:p>
     <w:p>
       <w:pPr>
-        <w:pStyle w:val="a8"/>
+        <w:pStyle w:val="a7"/>
         <w:rPr>
           <w:rtl/>
           <w:lang w:bidi="fa-IR"/>
@@ -19289,7 +22851,7 @@
     </w:p>
     <w:p>
       <w:pPr>
-        <w:pStyle w:val="a8"/>
+        <w:pStyle w:val="a7"/>
         <w:rPr>
           <w:rtl/>
           <w:lang w:bidi="fa-IR"/>
@@ -19298,7 +22860,7 @@
     </w:p>
     <w:p>
       <w:pPr>
-        <w:pStyle w:val="a8"/>
+        <w:pStyle w:val="a7"/>
         <w:rPr>
           <w:rtl/>
           <w:lang w:bidi="fa-IR"/>
@@ -19669,7 +23231,7 @@
     </w:p>
     <w:p>
       <w:pPr>
-        <w:pStyle w:val="a8"/>
+        <w:pStyle w:val="a7"/>
         <w:rPr>
           <w:rtl/>
         </w:rPr>
@@ -19690,7 +23252,7 @@
     </w:p>
     <w:p>
       <w:pPr>
-        <w:pStyle w:val="a8"/>
+        <w:pStyle w:val="a7"/>
         <w:rPr>
           <w:rtl/>
         </w:rPr>
@@ -19698,7 +23260,7 @@
     </w:p>
     <w:p>
       <w:pPr>
-        <w:pStyle w:val="a8"/>
+        <w:pStyle w:val="a7"/>
         <w:rPr>
           <w:rtl/>
         </w:rPr>
@@ -20014,7 +23576,7 @@
     </w:p>
     <w:p>
       <w:pPr>
-        <w:pStyle w:val="a8"/>
+        <w:pStyle w:val="a7"/>
         <w:rPr>
           <w:rtl/>
         </w:rPr>
@@ -20022,7 +23584,7 @@
     </w:p>
     <w:p>
       <w:pPr>
-        <w:pStyle w:val="a8"/>
+        <w:pStyle w:val="a7"/>
         <w:rPr>
           <w:rtl/>
         </w:rPr>
@@ -20050,7 +23612,7 @@
     </w:p>
     <w:p>
       <w:pPr>
-        <w:pStyle w:val="a8"/>
+        <w:pStyle w:val="a7"/>
         <w:rPr>
           <w:rtl/>
         </w:rPr>
@@ -20058,7 +23620,7 @@
     </w:p>
     <w:p>
       <w:pPr>
-        <w:pStyle w:val="a8"/>
+        <w:pStyle w:val="a7"/>
         <w:rPr>
           <w:rtl/>
         </w:rPr>
@@ -20092,7 +23654,7 @@
     </w:p>
     <w:p>
       <w:pPr>
-        <w:pStyle w:val="a8"/>
+        <w:pStyle w:val="a7"/>
         <w:rPr>
           <w:rtl/>
         </w:rPr>
@@ -20100,7 +23662,7 @@
     </w:p>
     <w:p>
       <w:pPr>
-        <w:pStyle w:val="a8"/>
+        <w:pStyle w:val="a7"/>
         <w:rPr>
           <w:rtl/>
         </w:rPr>
@@ -20219,7 +23781,7 @@
     </w:p>
     <w:p>
       <w:pPr>
-        <w:pStyle w:val="a8"/>
+        <w:pStyle w:val="a7"/>
         <w:rPr>
           <w:rtl/>
         </w:rPr>
@@ -20366,7 +23928,7 @@
     </w:p>
     <w:p>
       <w:pPr>
-        <w:pStyle w:val="a8"/>
+        <w:pStyle w:val="a7"/>
         <w:rPr>
           <w:rtl/>
         </w:rPr>
@@ -20478,7 +24040,7 @@
     </w:p>
     <w:p>
       <w:pPr>
-        <w:pStyle w:val="a8"/>
+        <w:pStyle w:val="a7"/>
         <w:rPr>
           <w:rtl/>
         </w:rPr>
@@ -20605,7 +24167,7 @@
     </w:p>
     <w:p>
       <w:pPr>
-        <w:pStyle w:val="a8"/>
+        <w:pStyle w:val="a7"/>
         <w:rPr>
           <w:rtl/>
         </w:rPr>
@@ -20684,7 +24246,7 @@
     </w:p>
     <w:p>
       <w:pPr>
-        <w:pStyle w:val="a8"/>
+        <w:pStyle w:val="a7"/>
         <w:rPr>
           <w:rtl/>
         </w:rPr>
@@ -20822,7 +24384,7 @@
     </w:p>
     <w:p>
       <w:pPr>
-        <w:pStyle w:val="a8"/>
+        <w:pStyle w:val="a7"/>
         <w:rPr>
           <w:rtl/>
         </w:rPr>
@@ -20906,7 +24468,7 @@
     </w:p>
     <w:p>
       <w:pPr>
-        <w:pStyle w:val="a8"/>
+        <w:pStyle w:val="a7"/>
         <w:rPr>
           <w:rtl/>
         </w:rPr>
@@ -21047,7 +24609,7 @@
     </w:p>
     <w:p>
       <w:pPr>
-        <w:pStyle w:val="a8"/>
+        <w:pStyle w:val="a7"/>
         <w:rPr>
           <w:rtl/>
         </w:rPr>
@@ -21164,7 +24726,7 @@
     </w:p>
     <w:p>
       <w:pPr>
-        <w:pStyle w:val="a8"/>
+        <w:pStyle w:val="a7"/>
       </w:pPr>
       <w:r>
         <w:rPr>
@@ -21318,7 +24880,7 @@
     </w:p>
     <w:p>
       <w:pPr>
-        <w:pStyle w:val="af2"/>
+        <w:pStyle w:val="af1"/>
         <w:rPr>
           <w:rtl/>
         </w:rPr>
@@ -21343,7 +24905,7 @@
     </w:p>
     <w:p>
       <w:pPr>
-        <w:pStyle w:val="af2"/>
+        <w:pStyle w:val="af1"/>
         <w:rPr>
           <w:rtl/>
         </w:rPr>
@@ -21619,7 +25181,7 @@
     </w:p>
     <w:p>
       <w:pPr>
-        <w:pStyle w:val="af2"/>
+        <w:pStyle w:val="af1"/>
         <w:rPr>
           <w:rtl/>
         </w:rPr>
@@ -21627,7 +25189,7 @@
     </w:p>
     <w:p>
       <w:pPr>
-        <w:pStyle w:val="af2"/>
+        <w:pStyle w:val="af1"/>
         <w:rPr>
           <w:rtl/>
         </w:rPr>
@@ -21922,7 +25484,7 @@
     </w:p>
     <w:p>
       <w:pPr>
-        <w:pStyle w:val="af2"/>
+        <w:pStyle w:val="af1"/>
         <w:rPr>
           <w:rtl/>
         </w:rPr>
@@ -21930,7 +25492,7 @@
     </w:p>
     <w:p>
       <w:pPr>
-        <w:pStyle w:val="af2"/>
+        <w:pStyle w:val="af1"/>
         <w:rPr>
           <w:rtl/>
         </w:rPr>
@@ -22243,7 +25805,7 @@
     </w:p>
     <w:p>
       <w:pPr>
-        <w:pStyle w:val="af2"/>
+        <w:pStyle w:val="af1"/>
         <w:rPr>
           <w:rtl/>
         </w:rPr>
@@ -22251,7 +25813,7 @@
     </w:p>
     <w:p>
       <w:pPr>
-        <w:pStyle w:val="af2"/>
+        <w:pStyle w:val="af1"/>
         <w:rPr>
           <w:rtl/>
         </w:rPr>
@@ -22607,7 +26169,7 @@
     </w:p>
     <w:p>
       <w:pPr>
-        <w:pStyle w:val="af2"/>
+        <w:pStyle w:val="af1"/>
         <w:rPr>
           <w:rtl/>
         </w:rPr>
@@ -22615,7 +26177,7 @@
     </w:p>
     <w:p>
       <w:pPr>
-        <w:pStyle w:val="af2"/>
+        <w:pStyle w:val="af1"/>
       </w:pPr>
       <w:r>
         <w:rPr>
@@ -22994,7 +26556,7 @@
     </w:p>
     <w:p>
       <w:pPr>
-        <w:pStyle w:val="a8"/>
+        <w:pStyle w:val="a7"/>
         <w:rPr>
           <w:rtl/>
         </w:rPr>
@@ -23019,7 +26581,7 @@
     </w:p>
     <w:p>
       <w:pPr>
-        <w:pStyle w:val="a8"/>
+        <w:pStyle w:val="a7"/>
         <w:rPr>
           <w:rtl/>
         </w:rPr>
@@ -23093,7 +26655,7 @@
     </w:p>
     <w:p>
       <w:pPr>
-        <w:pStyle w:val="a8"/>
+        <w:pStyle w:val="a7"/>
         <w:rPr>
           <w:rtl/>
         </w:rPr>
@@ -23101,7 +26663,7 @@
     </w:p>
     <w:p>
       <w:pPr>
-        <w:pStyle w:val="a8"/>
+        <w:pStyle w:val="a7"/>
         <w:rPr>
           <w:rtl/>
         </w:rPr>
@@ -23361,7 +26923,7 @@
     </w:p>
     <w:p>
       <w:pPr>
-        <w:pStyle w:val="a8"/>
+        <w:pStyle w:val="a7"/>
         <w:rPr>
           <w:rtl/>
         </w:rPr>
@@ -23369,7 +26931,7 @@
     </w:p>
     <w:p>
       <w:pPr>
-        <w:pStyle w:val="a8"/>
+        <w:pStyle w:val="a7"/>
         <w:rPr>
           <w:rtl/>
         </w:rPr>
@@ -23917,7 +27479,7 @@
     </w:p>
     <w:p>
       <w:pPr>
-        <w:pStyle w:val="a8"/>
+        <w:pStyle w:val="a7"/>
         <w:rPr>
           <w:rtl/>
         </w:rPr>
@@ -23925,7 +27487,7 @@
     </w:p>
     <w:p>
       <w:pPr>
-        <w:pStyle w:val="a8"/>
+        <w:pStyle w:val="a7"/>
         <w:rPr>
           <w:rtl/>
         </w:rPr>
@@ -24302,7 +27864,7 @@
     </w:p>
     <w:p>
       <w:pPr>
-        <w:pStyle w:val="a8"/>
+        <w:pStyle w:val="a7"/>
         <w:rPr>
           <w:rtl/>
         </w:rPr>
@@ -24310,7 +27872,7 @@
     </w:p>
     <w:p>
       <w:pPr>
-        <w:pStyle w:val="a8"/>
+        <w:pStyle w:val="a7"/>
         <w:rPr>
           <w:rtl/>
         </w:rPr>
@@ -24644,7 +28206,7 @@
     </w:p>
     <w:p>
       <w:pPr>
-        <w:pStyle w:val="a8"/>
+        <w:pStyle w:val="a7"/>
         <w:rPr>
           <w:rtl/>
         </w:rPr>
@@ -24652,7 +28214,7 @@
     </w:p>
     <w:p>
       <w:pPr>
-        <w:pStyle w:val="a8"/>
+        <w:pStyle w:val="a7"/>
         <w:rPr>
           <w:rtl/>
         </w:rPr>
@@ -24943,7 +28505,7 @@
     <w:bookmarkEnd w:id="17"/>
     <w:p>
       <w:pPr>
-        <w:pStyle w:val="a8"/>
+        <w:pStyle w:val="a7"/>
         <w:rPr>
           <w:rtl/>
         </w:rPr>
@@ -25028,7 +28590,7 @@
     </w:p>
     <w:p>
       <w:pPr>
-        <w:pStyle w:val="a5"/>
+        <w:pStyle w:val="a4"/>
         <w:numPr>
           <w:ilvl w:val="0"/>
           <w:numId w:val="23"/>
@@ -25173,7 +28735,7 @@
     </w:p>
     <w:p>
       <w:pPr>
-        <w:pStyle w:val="a8"/>
+        <w:pStyle w:val="a7"/>
         <w:rPr>
           <w:rtl/>
           <w:lang w:bidi="fa-IR"/>
@@ -25182,7 +28744,7 @@
     </w:p>
     <w:p>
       <w:pPr>
-        <w:pStyle w:val="a8"/>
+        <w:pStyle w:val="a7"/>
         <w:jc w:val="left"/>
         <w:rPr>
           <w:rtl/>
@@ -25236,7 +28798,7 @@
     </w:p>
     <w:p>
       <w:pPr>
-        <w:pStyle w:val="a8"/>
+        <w:pStyle w:val="a7"/>
         <w:ind w:firstLine="708"/>
         <w:rPr>
           <w:rFonts w:ascii="B Nazanin"/>
@@ -25308,7 +28870,7 @@
     </w:p>
     <w:p>
       <w:pPr>
-        <w:pStyle w:val="a8"/>
+        <w:pStyle w:val="a7"/>
         <w:rPr>
           <w:lang w:bidi="fa-IR"/>
         </w:rPr>
@@ -25323,7 +28885,7 @@
     </w:p>
     <w:p>
       <w:pPr>
-        <w:pStyle w:val="a8"/>
+        <w:pStyle w:val="a7"/>
         <w:rPr>
           <w:rtl/>
           <w:lang w:bidi="fa-IR"/>
@@ -25442,7 +29004,7 @@
     </w:p>
     <w:p>
       <w:pPr>
-        <w:pStyle w:val="a8"/>
+        <w:pStyle w:val="a7"/>
         <w:keepNext/>
         <w:jc w:val="center"/>
       </w:pPr>
@@ -25507,7 +29069,7 @@
     </w:p>
     <w:p>
       <w:pPr>
-        <w:pStyle w:val="a1"/>
+        <w:pStyle w:val="af2"/>
         <w:rPr>
           <w:rtl/>
         </w:rPr>
@@ -25589,7 +29151,7 @@
     <w:bookmarkEnd w:id="35"/>
     <w:p>
       <w:pPr>
-        <w:pStyle w:val="a8"/>
+        <w:pStyle w:val="a7"/>
         <w:rPr>
           <w:rtl/>
           <w:lang w:bidi="fa-IR"/>
@@ -25620,13 +29182,13 @@
           <w:rtl/>
           <w:lang w:bidi="fa-IR"/>
         </w:rPr>
-        <w:footnoteReference w:id="6"/>
+        <w:footnoteReference w:id="5"/>
       </w:r>
       <w:bookmarkEnd w:id="36"/>
     </w:p>
     <w:p>
       <w:pPr>
-        <w:pStyle w:val="a8"/>
+        <w:pStyle w:val="a7"/>
         <w:rPr>
           <w:rtl/>
           <w:lang w:bidi="fa-IR"/>
@@ -25695,7 +29257,7 @@
     </w:p>
     <w:p>
       <w:pPr>
-        <w:pStyle w:val="a8"/>
+        <w:pStyle w:val="a7"/>
         <w:rPr>
           <w:rtl/>
           <w:lang w:bidi="fa-IR"/>
@@ -25852,7 +29414,7 @@
     </w:p>
     <w:p>
       <w:pPr>
-        <w:pStyle w:val="a8"/>
+        <w:pStyle w:val="a7"/>
         <w:jc w:val="center"/>
         <w:rPr>
           <w:rtl/>
@@ -25991,7 +29553,7 @@
     </w:p>
     <w:p>
       <w:pPr>
-        <w:pStyle w:val="a1"/>
+        <w:pStyle w:val="af2"/>
         <w:numPr>
           <w:ilvl w:val="0"/>
           <w:numId w:val="0"/>
@@ -26065,7 +29627,7 @@
     </w:p>
     <w:p>
       <w:pPr>
-        <w:pStyle w:val="a8"/>
+        <w:pStyle w:val="a7"/>
         <w:ind w:firstLine="708"/>
         <w:rPr>
           <w:rFonts w:ascii="B Nazanin"/>
@@ -26109,7 +29671,7 @@
     </w:p>
     <w:p>
       <w:pPr>
-        <w:pStyle w:val="a8"/>
+        <w:pStyle w:val="a7"/>
         <w:rPr>
           <w:lang w:bidi="fa-IR"/>
         </w:rPr>
@@ -26117,7 +29679,7 @@
     </w:p>
     <w:p>
       <w:pPr>
-        <w:pStyle w:val="a8"/>
+        <w:pStyle w:val="a7"/>
         <w:rPr>
           <w:rtl/>
           <w:lang w:bidi="fa-IR"/>
@@ -26141,7 +29703,7 @@
     </w:p>
     <w:p>
       <w:pPr>
-        <w:pStyle w:val="a8"/>
+        <w:pStyle w:val="a7"/>
         <w:rPr>
           <w:rtl/>
         </w:rPr>
@@ -26149,7 +29711,7 @@
     </w:p>
     <w:p>
       <w:pPr>
-        <w:pStyle w:val="a8"/>
+        <w:pStyle w:val="a7"/>
         <w:rPr>
           <w:rtl/>
         </w:rPr>
@@ -26204,7 +29766,7 @@
     </w:p>
     <w:p>
       <w:pPr>
-        <w:pStyle w:val="a5"/>
+        <w:pStyle w:val="a4"/>
         <w:numPr>
           <w:ilvl w:val="0"/>
           <w:numId w:val="23"/>
@@ -26247,7 +29809,7 @@
     </w:p>
     <w:p>
       <w:pPr>
-        <w:pStyle w:val="a8"/>
+        <w:pStyle w:val="a7"/>
         <w:ind w:firstLine="0"/>
         <w:rPr>
           <w:rtl/>
@@ -26289,7 +29851,7 @@
     </w:p>
     <w:p>
       <w:pPr>
-        <w:pStyle w:val="a8"/>
+        <w:pStyle w:val="a7"/>
         <w:ind w:firstLine="0"/>
         <w:rPr>
           <w:rtl/>
@@ -26333,7 +29895,7 @@
     </w:p>
     <w:p>
       <w:pPr>
-        <w:pStyle w:val="a8"/>
+        <w:pStyle w:val="a7"/>
         <w:ind w:left="-158" w:firstLine="270"/>
         <w:rPr>
           <w:lang w:bidi="fa-IR"/>
@@ -26398,7 +29960,7 @@
     </w:p>
     <w:p>
       <w:pPr>
-        <w:pStyle w:val="a8"/>
+        <w:pStyle w:val="a7"/>
         <w:ind w:left="-158" w:firstLine="270"/>
         <w:rPr>
           <w:rtl/>
@@ -26432,7 +29994,7 @@
     </w:p>
     <w:p>
       <w:pPr>
-        <w:pStyle w:val="a8"/>
+        <w:pStyle w:val="a7"/>
         <w:rPr>
           <w:rtl/>
           <w:lang w:bidi="fa-IR"/>
@@ -26559,7 +30121,7 @@
     </w:p>
     <w:p>
       <w:pPr>
-        <w:pStyle w:val="a2"/>
+        <w:pStyle w:val="a1"/>
         <w:rPr>
           <w:rtl/>
         </w:rPr>
@@ -27056,7 +30618,7 @@
     </w:tbl>
     <w:p>
       <w:pPr>
-        <w:pStyle w:val="a8"/>
+        <w:pStyle w:val="a7"/>
         <w:spacing w:before="240"/>
         <w:ind w:firstLine="562"/>
         <w:rPr>
@@ -27235,7 +30797,7 @@
     </w:p>
     <w:p>
       <w:pPr>
-        <w:pStyle w:val="a8"/>
+        <w:pStyle w:val="a7"/>
         <w:rPr>
           <w:rtl/>
           <w:lang w:bidi="fa-IR"/>
@@ -27271,13 +30833,13 @@
           <w:rFonts w:ascii="Cambria" w:hAnsi="Cambria"/>
           <w:rtl/>
         </w:rPr>
-        <w:footnoteReference w:id="7"/>
+        <w:footnoteReference w:id="6"/>
       </w:r>
       <w:bookmarkEnd w:id="50"/>
     </w:p>
     <w:p>
       <w:pPr>
-        <w:pStyle w:val="a8"/>
+        <w:pStyle w:val="a7"/>
         <w:rPr>
           <w:rtl/>
           <w:lang w:bidi="fa-IR"/>
@@ -27368,7 +30930,7 @@
     </w:p>
     <w:p>
       <w:pPr>
-        <w:pStyle w:val="a8"/>
+        <w:pStyle w:val="a7"/>
         <w:ind w:left="-158" w:firstLine="270"/>
         <w:rPr>
           <w:rtl/>
@@ -27485,7 +31047,7 @@
     </w:p>
     <w:p>
       <w:pPr>
-        <w:pStyle w:val="a5"/>
+        <w:pStyle w:val="a4"/>
         <w:numPr>
           <w:ilvl w:val="0"/>
           <w:numId w:val="23"/>
@@ -27527,7 +31089,7 @@
     </w:p>
     <w:p>
       <w:pPr>
-        <w:pStyle w:val="a8"/>
+        <w:pStyle w:val="a7"/>
         <w:rPr>
           <w:rtl/>
           <w:lang w:bidi="fa-IR"/>
@@ -27787,7 +31349,7 @@
     </w:p>
     <w:p>
       <w:pPr>
-        <w:pStyle w:val="a5"/>
+        <w:pStyle w:val="a4"/>
         <w:numPr>
           <w:ilvl w:val="0"/>
           <w:numId w:val="11"/>
@@ -27837,7 +31399,7 @@
     </w:p>
     <w:p>
       <w:pPr>
-        <w:pStyle w:val="a8"/>
+        <w:pStyle w:val="a7"/>
         <w:rPr>
           <w:rtl/>
           <w:lang w:bidi="fa-IR"/>
@@ -27863,7 +31425,7 @@
     </w:p>
     <w:p>
       <w:pPr>
-        <w:pStyle w:val="a8"/>
+        <w:pStyle w:val="a7"/>
         <w:rPr>
           <w:rtl/>
           <w:lang w:bidi="fa-IR"/>
@@ -27902,7 +31464,7 @@
     </w:p>
     <w:p>
       <w:pPr>
-        <w:pStyle w:val="af2"/>
+        <w:pStyle w:val="af1"/>
         <w:rPr>
           <w:rtl/>
         </w:rPr>
@@ -27945,7 +31507,7 @@
     </w:p>
     <w:p>
       <w:pPr>
-        <w:pStyle w:val="a8"/>
+        <w:pStyle w:val="a7"/>
         <w:rPr>
           <w:lang w:bidi="fa-IR"/>
         </w:rPr>
@@ -27993,7 +31555,7 @@
     </w:p>
     <w:p>
       <w:pPr>
-        <w:pStyle w:val="a8"/>
+        <w:pStyle w:val="a7"/>
         <w:rPr>
           <w:rtl/>
           <w:lang w:bidi="fa-IR"/>
@@ -28041,7 +31603,7 @@
     </w:p>
     <w:p>
       <w:pPr>
-        <w:pStyle w:val="a8"/>
+        <w:pStyle w:val="a7"/>
         <w:rPr>
           <w:rtl/>
           <w:lang w:bidi="fa-IR"/>
@@ -28082,7 +31644,7 @@
     </w:p>
     <w:p>
       <w:pPr>
-        <w:pStyle w:val="a8"/>
+        <w:pStyle w:val="a7"/>
         <w:rPr>
           <w:rtl/>
           <w:lang w:bidi="fa-IR"/>
@@ -28121,7 +31683,7 @@
     </w:p>
     <w:p>
       <w:pPr>
-        <w:pStyle w:val="a8"/>
+        <w:pStyle w:val="a7"/>
         <w:rPr>
           <w:rtl/>
           <w:lang w:bidi="fa-IR"/>
@@ -28231,7 +31793,7 @@
     </w:p>
     <w:p>
       <w:pPr>
-        <w:pStyle w:val="a8"/>
+        <w:pStyle w:val="a7"/>
         <w:keepNext/>
         <w:jc w:val="center"/>
       </w:pPr>
@@ -28297,7 +31859,7 @@
     </w:p>
     <w:p>
       <w:pPr>
-        <w:pStyle w:val="a1"/>
+        <w:pStyle w:val="af2"/>
         <w:rPr>
           <w:rtl/>
         </w:rPr>
@@ -28433,7 +31995,7 @@
     </w:p>
     <w:p>
       <w:pPr>
-        <w:pStyle w:val="a8"/>
+        <w:pStyle w:val="a7"/>
         <w:rPr>
           <w:lang w:bidi="fa-IR"/>
         </w:rPr>
@@ -28441,7 +32003,7 @@
     </w:p>
     <w:p>
       <w:pPr>
-        <w:pStyle w:val="a8"/>
+        <w:pStyle w:val="a7"/>
         <w:rPr>
           <w:rtl/>
           <w:lang w:bidi="fa-IR"/>
@@ -28552,7 +32114,7 @@
     </w:p>
     <w:p>
       <w:pPr>
-        <w:pStyle w:val="a8"/>
+        <w:pStyle w:val="a7"/>
         <w:rPr>
           <w:rtl/>
           <w:lang w:bidi="fa-IR"/>
@@ -28569,7 +32131,7 @@
     </w:p>
     <w:p>
       <w:pPr>
-        <w:pStyle w:val="a2"/>
+        <w:pStyle w:val="a1"/>
         <w:rPr>
           <w:rtl/>
         </w:rPr>
@@ -28945,7 +32507,7 @@
     </w:tbl>
     <w:p>
       <w:pPr>
-        <w:pStyle w:val="a8"/>
+        <w:pStyle w:val="a7"/>
         <w:rPr>
           <w:rtl/>
           <w:lang w:bidi="fa-IR"/>
@@ -28962,7 +32524,7 @@
     </w:p>
     <w:p>
       <w:pPr>
-        <w:pStyle w:val="a8"/>
+        <w:pStyle w:val="a7"/>
         <w:rPr>
           <w:lang w:bidi="fa-IR"/>
         </w:rPr>
@@ -28970,7 +32532,7 @@
     </w:p>
     <w:p>
       <w:pPr>
-        <w:pStyle w:val="a8"/>
+        <w:pStyle w:val="a7"/>
         <w:rPr>
           <w:rtl/>
           <w:lang w:bidi="fa-IR"/>
@@ -28979,7 +32541,7 @@
     </w:p>
     <w:p>
       <w:pPr>
-        <w:pStyle w:val="a8"/>
+        <w:pStyle w:val="a7"/>
         <w:rPr>
           <w:rtl/>
           <w:lang w:bidi="fa-IR"/>
@@ -28988,7 +32550,7 @@
     </w:p>
     <w:p>
       <w:pPr>
-        <w:pStyle w:val="a8"/>
+        <w:pStyle w:val="a7"/>
         <w:rPr>
           <w:rtl/>
           <w:lang w:bidi="fa-IR"/>
@@ -28997,7 +32559,7 @@
     </w:p>
     <w:p>
       <w:pPr>
-        <w:pStyle w:val="a8"/>
+        <w:pStyle w:val="a7"/>
         <w:rPr>
           <w:rtl/>
           <w:lang w:bidi="fa-IR"/>
@@ -29006,7 +32568,7 @@
     </w:p>
     <w:p>
       <w:pPr>
-        <w:pStyle w:val="a8"/>
+        <w:pStyle w:val="a7"/>
         <w:rPr>
           <w:rtl/>
           <w:lang w:bidi="fa-IR"/>
@@ -29087,7 +32649,7 @@
     </w:p>
     <w:p>
       <w:pPr>
-        <w:pStyle w:val="a5"/>
+        <w:pStyle w:val="a4"/>
         <w:numPr>
           <w:ilvl w:val="0"/>
           <w:numId w:val="11"/>
@@ -29109,7 +32671,7 @@
     </w:p>
     <w:p>
       <w:pPr>
-        <w:pStyle w:val="a8"/>
+        <w:pStyle w:val="a7"/>
         <w:rPr>
           <w:rtl/>
           <w:lang w:bidi="fa-IR"/>
@@ -29135,7 +32697,7 @@
     </w:p>
     <w:p>
       <w:pPr>
-        <w:pStyle w:val="a8"/>
+        <w:pStyle w:val="a7"/>
         <w:rPr>
           <w:rtl/>
           <w:lang w:bidi="fa-IR"/>
@@ -29351,7 +32913,7 @@
     </w:p>
     <w:p>
       <w:pPr>
-        <w:pStyle w:val="a5"/>
+        <w:pStyle w:val="a4"/>
         <w:rPr>
           <w:rtl/>
         </w:rPr>
@@ -29392,7 +32954,7 @@
     </w:p>
     <w:p>
       <w:pPr>
-        <w:pStyle w:val="a8"/>
+        <w:pStyle w:val="a7"/>
         <w:rPr>
           <w:rtl/>
           <w:lang w:bidi="fa-IR"/>
@@ -29401,7 +32963,7 @@
     </w:p>
     <w:p>
       <w:pPr>
-        <w:pStyle w:val="a8"/>
+        <w:pStyle w:val="a7"/>
         <w:rPr>
           <w:rtl/>
           <w:lang w:bidi="fa-IR"/>
@@ -29459,92 +33021,92 @@
     </w:p>
     <w:p>
       <w:pPr>
-        <w:pStyle w:val="a8"/>
+        <w:pStyle w:val="a7"/>
       </w:pPr>
     </w:p>
     <w:p>
       <w:pPr>
-        <w:pStyle w:val="a8"/>
+        <w:pStyle w:val="a7"/>
       </w:pPr>
     </w:p>
     <w:p>
       <w:pPr>
-        <w:pStyle w:val="a8"/>
+        <w:pStyle w:val="a7"/>
       </w:pPr>
     </w:p>
     <w:p>
       <w:pPr>
-        <w:pStyle w:val="a8"/>
+        <w:pStyle w:val="a7"/>
       </w:pPr>
     </w:p>
     <w:p>
       <w:pPr>
-        <w:pStyle w:val="a8"/>
+        <w:pStyle w:val="a7"/>
       </w:pPr>
     </w:p>
     <w:p>
       <w:pPr>
-        <w:pStyle w:val="a8"/>
+        <w:pStyle w:val="a7"/>
       </w:pPr>
     </w:p>
     <w:p>
       <w:pPr>
-        <w:pStyle w:val="a8"/>
+        <w:pStyle w:val="a7"/>
       </w:pPr>
     </w:p>
     <w:p>
       <w:pPr>
-        <w:pStyle w:val="a8"/>
+        <w:pStyle w:val="a7"/>
       </w:pPr>
     </w:p>
     <w:p>
       <w:pPr>
-        <w:pStyle w:val="a8"/>
+        <w:pStyle w:val="a7"/>
       </w:pPr>
     </w:p>
     <w:p>
       <w:pPr>
-        <w:pStyle w:val="a8"/>
+        <w:pStyle w:val="a7"/>
       </w:pPr>
     </w:p>
     <w:p>
       <w:pPr>
-        <w:pStyle w:val="a8"/>
+        <w:pStyle w:val="a7"/>
       </w:pPr>
     </w:p>
     <w:p>
       <w:pPr>
-        <w:pStyle w:val="a8"/>
+        <w:pStyle w:val="a7"/>
       </w:pPr>
     </w:p>
     <w:p>
       <w:pPr>
-        <w:pStyle w:val="a8"/>
+        <w:pStyle w:val="a7"/>
       </w:pPr>
     </w:p>
     <w:p>
       <w:pPr>
-        <w:pStyle w:val="a8"/>
+        <w:pStyle w:val="a7"/>
       </w:pPr>
     </w:p>
     <w:p>
       <w:pPr>
-        <w:pStyle w:val="a8"/>
+        <w:pStyle w:val="a7"/>
       </w:pPr>
     </w:p>
     <w:p>
       <w:pPr>
-        <w:pStyle w:val="a8"/>
+        <w:pStyle w:val="a7"/>
       </w:pPr>
     </w:p>
     <w:p>
       <w:pPr>
-        <w:pStyle w:val="a8"/>
+        <w:pStyle w:val="a7"/>
       </w:pPr>
     </w:p>
     <w:p>
       <w:pPr>
-        <w:pStyle w:val="a8"/>
+        <w:pStyle w:val="a7"/>
         <w:rPr>
           <w:lang w:bidi="fa-IR"/>
         </w:rPr>
@@ -29552,7 +33114,7 @@
     </w:p>
     <w:p>
       <w:pPr>
-        <w:pStyle w:val="a8"/>
+        <w:pStyle w:val="a7"/>
         <w:rPr>
           <w:lang w:bidi="fa-IR"/>
         </w:rPr>
@@ -29560,7 +33122,7 @@
     </w:p>
     <w:p>
       <w:pPr>
-        <w:pStyle w:val="a8"/>
+        <w:pStyle w:val="a7"/>
         <w:rPr>
           <w:lang w:bidi="fa-IR"/>
         </w:rPr>
@@ -29568,7 +33130,7 @@
     </w:p>
     <w:p>
       <w:pPr>
-        <w:pStyle w:val="a8"/>
+        <w:pStyle w:val="a7"/>
         <w:rPr>
           <w:lang w:bidi="fa-IR"/>
         </w:rPr>
@@ -29576,7 +33138,7 @@
     </w:p>
     <w:p>
       <w:pPr>
-        <w:pStyle w:val="a8"/>
+        <w:pStyle w:val="a7"/>
         <w:rPr>
           <w:lang w:bidi="fa-IR"/>
         </w:rPr>
@@ -29584,7 +33146,7 @@
     </w:p>
     <w:p>
       <w:pPr>
-        <w:pStyle w:val="a8"/>
+        <w:pStyle w:val="a7"/>
         <w:rPr>
           <w:lang w:bidi="fa-IR"/>
         </w:rPr>
@@ -29592,7 +33154,7 @@
     </w:p>
     <w:p>
       <w:pPr>
-        <w:pStyle w:val="a8"/>
+        <w:pStyle w:val="a7"/>
         <w:rPr>
           <w:lang w:bidi="fa-IR"/>
         </w:rPr>
@@ -29600,7 +33162,7 @@
     </w:p>
     <w:p>
       <w:pPr>
-        <w:pStyle w:val="a8"/>
+        <w:pStyle w:val="a7"/>
         <w:rPr>
           <w:lang w:bidi="fa-IR"/>
         </w:rPr>
@@ -29608,7 +33170,7 @@
     </w:p>
     <w:p>
       <w:pPr>
-        <w:pStyle w:val="a8"/>
+        <w:pStyle w:val="a7"/>
         <w:rPr>
           <w:lang w:bidi="fa-IR"/>
         </w:rPr>
@@ -29616,7 +33178,7 @@
     </w:p>
     <w:p>
       <w:pPr>
-        <w:pStyle w:val="a8"/>
+        <w:pStyle w:val="a7"/>
         <w:rPr>
           <w:lang w:bidi="fa-IR"/>
         </w:rPr>
@@ -29624,7 +33186,7 @@
     </w:p>
     <w:p>
       <w:pPr>
-        <w:pStyle w:val="a8"/>
+        <w:pStyle w:val="a7"/>
         <w:rPr>
           <w:lang w:bidi="fa-IR"/>
         </w:rPr>
@@ -29632,7 +33194,7 @@
     </w:p>
     <w:p>
       <w:pPr>
-        <w:pStyle w:val="a8"/>
+        <w:pStyle w:val="a7"/>
         <w:rPr>
           <w:lang w:bidi="fa-IR"/>
         </w:rPr>
@@ -29640,7 +33202,7 @@
     </w:p>
     <w:p>
       <w:pPr>
-        <w:pStyle w:val="a8"/>
+        <w:pStyle w:val="a7"/>
         <w:rPr>
           <w:lang w:bidi="fa-IR"/>
         </w:rPr>
@@ -29648,7 +33210,7 @@
     </w:p>
     <w:p>
       <w:pPr>
-        <w:pStyle w:val="a8"/>
+        <w:pStyle w:val="a7"/>
         <w:rPr>
           <w:lang w:bidi="fa-IR"/>
         </w:rPr>
@@ -29656,7 +33218,7 @@
     </w:p>
     <w:p>
       <w:pPr>
-        <w:pStyle w:val="a8"/>
+        <w:pStyle w:val="a7"/>
         <w:rPr>
           <w:rtl/>
           <w:lang w:bidi="fa-IR"/>
@@ -29679,13 +33241,13 @@
     </w:p>
     <w:p>
       <w:pPr>
-        <w:pStyle w:val="a8"/>
+        <w:pStyle w:val="a7"/>
         <w:bidi w:val="0"/>
       </w:pPr>
     </w:p>
     <w:p>
       <w:pPr>
-        <w:pStyle w:val="a8"/>
+        <w:pStyle w:val="a7"/>
         <w:bidi w:val="0"/>
         <w:rPr>
           <w:b/>
@@ -29697,7 +33259,7 @@
     </w:p>
     <w:p>
       <w:pPr>
-        <w:pStyle w:val="a8"/>
+        <w:pStyle w:val="a7"/>
         <w:bidi w:val="0"/>
         <w:rPr>
           <w:b/>
@@ -29718,7 +33280,7 @@
     </w:p>
     <w:p>
       <w:pPr>
-        <w:pStyle w:val="a8"/>
+        <w:pStyle w:val="a7"/>
         <w:bidi w:val="0"/>
         <w:rPr>
           <w:b/>
@@ -29730,7 +33292,7 @@
     </w:p>
     <w:p>
       <w:pPr>
-        <w:pStyle w:val="a8"/>
+        <w:pStyle w:val="a7"/>
         <w:bidi w:val="0"/>
         <w:spacing w:line="360" w:lineRule="auto"/>
         <w:rPr>
@@ -29740,7 +33302,7 @@
     </w:p>
     <w:p>
       <w:pPr>
-        <w:pStyle w:val="a8"/>
+        <w:pStyle w:val="a7"/>
         <w:bidi w:val="0"/>
         <w:spacing w:line="360" w:lineRule="auto"/>
         <w:rPr>
@@ -29770,7 +33332,7 @@
     </w:p>
     <w:p>
       <w:pPr>
-        <w:pStyle w:val="a8"/>
+        <w:pStyle w:val="a7"/>
         <w:bidi w:val="0"/>
         <w:spacing w:line="360" w:lineRule="auto"/>
         <w:jc w:val="both"/>
@@ -29783,7 +33345,7 @@
     </w:p>
     <w:p>
       <w:pPr>
-        <w:pStyle w:val="a8"/>
+        <w:pStyle w:val="a7"/>
         <w:bidi w:val="0"/>
         <w:spacing w:line="240" w:lineRule="auto"/>
         <w:rPr>
@@ -29793,7 +33355,7 @@
     </w:p>
     <w:p>
       <w:pPr>
-        <w:pStyle w:val="a8"/>
+        <w:pStyle w:val="a7"/>
         <w:bidi w:val="0"/>
         <w:spacing w:line="240" w:lineRule="auto"/>
         <w:rPr>
@@ -29803,7 +33365,7 @@
     </w:p>
     <w:p>
       <w:pPr>
-        <w:pStyle w:val="a8"/>
+        <w:pStyle w:val="a7"/>
         <w:bidi w:val="0"/>
         <w:spacing w:line="360" w:lineRule="auto"/>
         <w:rPr>
@@ -29823,7 +33385,7 @@
     </w:p>
     <w:p>
       <w:pPr>
-        <w:pStyle w:val="a8"/>
+        <w:pStyle w:val="a7"/>
         <w:bidi w:val="0"/>
         <w:spacing w:line="360" w:lineRule="auto"/>
         <w:rPr>
@@ -29835,7 +33397,7 @@
     </w:p>
     <w:p>
       <w:pPr>
-        <w:pStyle w:val="a8"/>
+        <w:pStyle w:val="a7"/>
         <w:bidi w:val="0"/>
         <w:spacing w:line="360" w:lineRule="auto"/>
         <w:rPr>
@@ -30460,7 +34022,6 @@
       <w:pPr>
         <w:bidi w:val="0"/>
         <w:rPr>
-          <w:rFonts w:hint="cs"/>
           <w:rtl/>
         </w:rPr>
       </w:pPr>
@@ -31044,7 +34605,7 @@
   <w:footnote w:id="1">
     <w:p>
       <w:pPr>
-        <w:pStyle w:val="af1"/>
+        <w:pStyle w:val="af0"/>
         <w:rPr>
           <w:rtl/>
         </w:rPr>
@@ -31095,7 +34656,7 @@
   <w:footnote w:id="3">
     <w:p>
       <w:pPr>
-        <w:pStyle w:val="af1"/>
+        <w:pStyle w:val="af0"/>
         <w:rPr>
           <w:lang w:val="en-US"/>
         </w:rPr>
@@ -31125,67 +34686,42 @@
       <w:pPr>
         <w:pStyle w:val="Footnote"/>
         <w:rPr>
-          <w:lang w:val="en-US"/>
+          <w:rtl/>
         </w:rPr>
       </w:pPr>
       <w:r>
         <w:rPr>
           <w:rStyle w:val="FootnoteReference"/>
+          <w:sz w:val="20"/>
+          <w:szCs w:val="24"/>
         </w:rPr>
         <w:footnoteRef/>
       </w:r>
       <w:r>
-        <w:t xml:space="preserve">. </w:t>
-      </w:r>
-      <w:r>
-        <w:t>Reciprocal Rank Fusion</w:t>
+        <w:t>. Semantic Space</w:t>
       </w:r>
     </w:p>
   </w:footnote>
   <w:footnote w:id="5">
     <w:p>
       <w:pPr>
-        <w:pStyle w:val="Footnote"/>
-        <w:rPr>
-          <w:rtl/>
-        </w:rPr>
+        <w:pStyle w:val="FootnoteText"/>
       </w:pPr>
       <w:r>
         <w:rPr>
           <w:rStyle w:val="FootnoteReference"/>
-          <w:sz w:val="20"/>
-          <w:szCs w:val="24"/>
         </w:rPr>
         <w:footnoteRef/>
       </w:r>
       <w:r>
-        <w:t xml:space="preserve">. </w:t>
-      </w:r>
-      <w:r>
-        <w:t>Semantic Space</w:t>
+        <w:t xml:space="preserve"> </w:t>
+      </w:r>
+      <w:r>
+        <w:t xml:space="preserve">Stochastic </w:t>
       </w:r>
     </w:p>
   </w:footnote>
   <w:footnote w:id="6">
-    <w:p>
-      <w:pPr>
-        <w:pStyle w:val="FootnoteText"/>
-      </w:pPr>
-      <w:r>
-        <w:rPr>
-          <w:rStyle w:val="FootnoteReference"/>
-        </w:rPr>
-        <w:footnoteRef/>
-      </w:r>
-      <w:r>
-        <w:t xml:space="preserve"> </w:t>
-      </w:r>
-      <w:r>
-        <w:t xml:space="preserve">Stochastic </w:t>
-      </w:r>
-    </w:p>
-  </w:footnote>
-  <w:footnote w:id="7">
     <w:p>
       <w:pPr>
         <w:pStyle w:val="FootnoteText"/>
@@ -32803,7 +36339,6 @@
       <w:start w:val="1"/>
       <w:numFmt w:val="decimal"/>
       <w:lvlRestart w:val="1"/>
-      <w:pStyle w:val="a1"/>
       <w:suff w:val="space"/>
       <w:lvlText w:val="شکل (%1-%6) "/>
       <w:lvlJc w:val="left"/>
@@ -32864,7 +36399,7 @@
       <w:start w:val="1"/>
       <w:numFmt w:val="decimal"/>
       <w:lvlRestart w:val="1"/>
-      <w:pStyle w:val="a2"/>
+      <w:pStyle w:val="a1"/>
       <w:suff w:val="space"/>
       <w:lvlText w:val="جدول (%1-%8) "/>
       <w:lvlJc w:val="left"/>
@@ -32901,7 +36436,7 @@
     <w:lvl w:ilvl="0" w:tplc="9C98228E">
       <w:start w:val="1"/>
       <w:numFmt w:val="decimal"/>
-      <w:pStyle w:val="a3"/>
+      <w:pStyle w:val="a2"/>
       <w:lvlText w:val="[%1]"/>
       <w:lvlJc w:val="left"/>
       <w:pPr>
@@ -36931,7 +40466,7 @@
     <w:lvl w:ilvl="0" w:tplc="04360001">
       <w:start w:val="1"/>
       <w:numFmt w:val="bullet"/>
-      <w:pStyle w:val="a4"/>
+      <w:pStyle w:val="a3"/>
       <w:lvlText w:val=""/>
       <w:lvlJc w:val="left"/>
       <w:pPr>
@@ -38150,7 +41685,6 @@
   <w:style w:type="character" w:default="1" w:styleId="DefaultParagraphFont">
     <w:name w:val="Default Paragraph Font"/>
     <w:uiPriority w:val="1"/>
-    <w:semiHidden/>
     <w:unhideWhenUsed/>
   </w:style>
   <w:style w:type="table" w:default="1" w:styleId="TableNormal">
@@ -38434,7 +41968,7 @@
   </w:style>
   <w:style w:type="paragraph" w:styleId="Title">
     <w:name w:val="Title"/>
-    <w:basedOn w:val="a5"/>
+    <w:basedOn w:val="a4"/>
     <w:next w:val="Normal"/>
     <w:link w:val="TitleChar"/>
     <w:uiPriority w:val="10"/>
@@ -38448,7 +41982,7 @@
       <w:w w:val="0"/>
     </w:rPr>
   </w:style>
-  <w:style w:type="paragraph" w:customStyle="1" w:styleId="a5">
+  <w:style w:type="paragraph" w:customStyle="1" w:styleId="a4">
     <w:name w:val="فصل"/>
     <w:next w:val="Normal"/>
     <w:link w:val="Char"/>
@@ -38478,7 +42012,7 @@
   </w:style>
   <w:style w:type="character" w:customStyle="1" w:styleId="Char">
     <w:name w:val="فصل Char"/>
-    <w:link w:val="a5"/>
+    <w:link w:val="a4"/>
     <w:rsid w:val="008A5914"/>
     <w:rPr>
       <w:rFonts w:ascii="Times New Roman" w:hAnsi="Times New Roman" w:cs="B Titr"/>
@@ -38839,7 +42373,7 @@
       <w:szCs w:val="28"/>
     </w:rPr>
   </w:style>
-  <w:style w:type="paragraph" w:customStyle="1" w:styleId="a6">
+  <w:style w:type="paragraph" w:customStyle="1" w:styleId="a5">
     <w:name w:val="عنوان پايان‌نامه"/>
     <w:basedOn w:val="Normal"/>
     <w:next w:val="Normal"/>
@@ -38857,7 +42391,7 @@
       <w:szCs w:val="44"/>
     </w:rPr>
   </w:style>
-  <w:style w:type="paragraph" w:customStyle="1" w:styleId="a7">
+  <w:style w:type="paragraph" w:customStyle="1" w:styleId="a6">
     <w:name w:val="متن روي جلد"/>
     <w:basedOn w:val="Normal"/>
     <w:rsid w:val="00587E8B"/>
@@ -38885,7 +42419,7 @@
       <w:ind w:left="1680"/>
     </w:pPr>
   </w:style>
-  <w:style w:type="paragraph" w:customStyle="1" w:styleId="a8">
+  <w:style w:type="paragraph" w:customStyle="1" w:styleId="a7">
     <w:name w:val="متن"/>
     <w:link w:val="Char0"/>
     <w:rsid w:val="00143A5B"/>
@@ -38904,7 +42438,7 @@
   </w:style>
   <w:style w:type="character" w:customStyle="1" w:styleId="Char0">
     <w:name w:val="متن Char"/>
-    <w:link w:val="a8"/>
+    <w:link w:val="a7"/>
     <w:rsid w:val="00143A5B"/>
     <w:rPr>
       <w:rFonts w:ascii="Times New Roman" w:eastAsia="Times New Roman" w:hAnsi="Times New Roman" w:cs="B Nazanin"/>
@@ -38913,9 +42447,9 @@
       <w:lang w:val="en-US" w:eastAsia="en-US" w:bidi="ar-SA"/>
     </w:rPr>
   </w:style>
-  <w:style w:type="paragraph" w:customStyle="1" w:styleId="a9">
+  <w:style w:type="paragraph" w:customStyle="1" w:styleId="a8">
     <w:name w:val="فرمول"/>
-    <w:next w:val="a8"/>
+    <w:next w:val="a7"/>
     <w:rsid w:val="00F772A3"/>
     <w:pPr>
       <w:widowControl w:val="0"/>
@@ -38943,7 +42477,7 @@
   </w:style>
   <w:style w:type="paragraph" w:customStyle="1" w:styleId="-">
     <w:name w:val="شکل - جدول"/>
-    <w:basedOn w:val="a8"/>
+    <w:basedOn w:val="a7"/>
     <w:link w:val="-Char"/>
     <w:rsid w:val="00F772A3"/>
     <w:pPr>
@@ -38968,7 +42502,7 @@
       <w:lang w:val="en-US" w:eastAsia="en-US" w:bidi="ar-SA"/>
     </w:rPr>
   </w:style>
-  <w:style w:type="paragraph" w:customStyle="1" w:styleId="aa">
+  <w:style w:type="paragraph" w:customStyle="1" w:styleId="a9">
     <w:name w:val="زيرنويس شکل"/>
     <w:next w:val="Normal"/>
     <w:link w:val="Char1"/>
@@ -38992,7 +42526,7 @@
       <w:lang w:bidi="fa-IR"/>
     </w:rPr>
   </w:style>
-  <w:style w:type="paragraph" w:customStyle="1" w:styleId="a4">
+  <w:style w:type="paragraph" w:customStyle="1" w:styleId="a3">
     <w:name w:val="تيتر سوم"/>
     <w:basedOn w:val="Normal"/>
     <w:rsid w:val="007C5232"/>
@@ -39058,7 +42592,7 @@
       <w:lang w:bidi="fa-IR"/>
     </w:rPr>
   </w:style>
-  <w:style w:type="paragraph" w:customStyle="1" w:styleId="a2">
+  <w:style w:type="paragraph" w:customStyle="1" w:styleId="a1">
     <w:name w:val="بالانويس جدول"/>
     <w:next w:val="Normal"/>
     <w:qFormat/>
@@ -39081,10 +42615,10 @@
       <w:lang w:bidi="fa-IR"/>
     </w:rPr>
   </w:style>
-  <w:style w:type="paragraph" w:customStyle="1" w:styleId="ab">
+  <w:style w:type="paragraph" w:customStyle="1" w:styleId="aa">
     <w:name w:val="عنوان فهرست"/>
-    <w:basedOn w:val="a8"/>
-    <w:next w:val="a8"/>
+    <w:basedOn w:val="a7"/>
+    <w:next w:val="a7"/>
     <w:rsid w:val="00F772A3"/>
     <w:pPr>
       <w:spacing w:after="240"/>
@@ -39135,7 +42669,7 @@
       <w:lang w:val="af-ZA" w:eastAsia="af-ZA"/>
     </w:rPr>
   </w:style>
-  <w:style w:type="paragraph" w:customStyle="1" w:styleId="ac">
+  <w:style w:type="paragraph" w:customStyle="1" w:styleId="ab">
     <w:name w:val="متن پيوسته"/>
     <w:basedOn w:val="Normal"/>
     <w:rsid w:val="00F772A3"/>
@@ -39148,7 +42682,7 @@
   </w:style>
   <w:style w:type="paragraph" w:customStyle="1" w:styleId="Title2">
     <w:name w:val="Title2"/>
-    <w:basedOn w:val="a8"/>
+    <w:basedOn w:val="a7"/>
     <w:rsid w:val="00F772A3"/>
     <w:pPr>
       <w:spacing w:after="360"/>
@@ -39177,7 +42711,7 @@
       <w:lang w:bidi="ar-SA"/>
     </w:rPr>
   </w:style>
-  <w:style w:type="paragraph" w:customStyle="1" w:styleId="ad">
+  <w:style w:type="paragraph" w:customStyle="1" w:styleId="ac">
     <w:name w:val="تاريخ روي جلد انگليسي"/>
     <w:basedOn w:val="Normal"/>
     <w:rsid w:val="00F772A3"/>
@@ -39194,7 +42728,7 @@
       <w:szCs w:val="24"/>
     </w:rPr>
   </w:style>
-  <w:style w:type="paragraph" w:customStyle="1" w:styleId="ae">
+  <w:style w:type="paragraph" w:customStyle="1" w:styleId="ad">
     <w:name w:val="متن روي جلد انگليسي"/>
     <w:basedOn w:val="Normal"/>
     <w:rsid w:val="00F772A3"/>
@@ -39210,7 +42744,7 @@
       <w:sz w:val="28"/>
     </w:rPr>
   </w:style>
-  <w:style w:type="paragraph" w:customStyle="1" w:styleId="af">
+  <w:style w:type="paragraph" w:customStyle="1" w:styleId="ae">
     <w:name w:val="عنوان پايان‌نامه انگليسي"/>
     <w:basedOn w:val="Normal"/>
     <w:rsid w:val="00F772A3"/>
@@ -39246,18 +42780,18 @@
       <w:lang w:val="en-GB" w:eastAsia="en-GB"/>
     </w:rPr>
   </w:style>
-  <w:style w:type="paragraph" w:customStyle="1" w:styleId="af0">
+  <w:style w:type="paragraph" w:customStyle="1" w:styleId="af">
     <w:name w:val="متن (انگليسي)"/>
-    <w:basedOn w:val="a8"/>
+    <w:basedOn w:val="a7"/>
     <w:rsid w:val="00F772A3"/>
     <w:pPr>
       <w:bidi w:val="0"/>
       <w:spacing w:line="240" w:lineRule="auto"/>
     </w:pPr>
   </w:style>
-  <w:style w:type="paragraph" w:customStyle="1" w:styleId="a3">
+  <w:style w:type="paragraph" w:customStyle="1" w:styleId="a2">
     <w:name w:val="شماره گذاري مراجع"/>
-    <w:basedOn w:val="af0"/>
+    <w:basedOn w:val="af"/>
     <w:rsid w:val="00F772A3"/>
     <w:pPr>
       <w:widowControl/>
@@ -39526,7 +43060,7 @@
       <w:ind w:left="384" w:hanging="384"/>
     </w:pPr>
   </w:style>
-  <w:style w:type="paragraph" w:customStyle="1" w:styleId="af1">
+  <w:style w:type="paragraph" w:customStyle="1" w:styleId="af0">
     <w:name w:val="زیرنویس انگلیسی"/>
     <w:basedOn w:val="FootnoteText"/>
     <w:link w:val="Char3"/>
@@ -39545,7 +43079,7 @@
   </w:style>
   <w:style w:type="character" w:customStyle="1" w:styleId="Char3">
     <w:name w:val="زیرنویس انگلیسی Char"/>
-    <w:link w:val="af1"/>
+    <w:link w:val="af0"/>
     <w:rsid w:val="00A34687"/>
     <w:rPr>
       <w:rFonts w:ascii="Times New Roman" w:eastAsia="Times New Roman" w:hAnsi="Times New Roman" w:cs="Times New Roman"/>
@@ -39614,7 +43148,7 @@
   </w:style>
   <w:style w:type="paragraph" w:customStyle="1" w:styleId="Style1">
     <w:name w:val="Style1"/>
-    <w:basedOn w:val="a5"/>
+    <w:basedOn w:val="a4"/>
     <w:link w:val="Style1Char"/>
     <w:rsid w:val="008A5914"/>
   </w:style>
@@ -40181,9 +43715,9 @@
       <w:szCs w:val="24"/>
     </w:rPr>
   </w:style>
-  <w:style w:type="paragraph" w:customStyle="1" w:styleId="af2">
+  <w:style w:type="paragraph" w:customStyle="1" w:styleId="af1">
     <w:name w:val="نرمال"/>
-    <w:basedOn w:val="a8"/>
+    <w:basedOn w:val="a7"/>
     <w:link w:val="Char4"/>
     <w:qFormat/>
     <w:rsid w:val="002D5E5F"/>
@@ -40216,7 +43750,7 @@
   <w:style w:type="character" w:customStyle="1" w:styleId="Char4">
     <w:name w:val="نرمال Char"/>
     <w:basedOn w:val="Char0"/>
-    <w:link w:val="af2"/>
+    <w:link w:val="af1"/>
     <w:rsid w:val="002D5E5F"/>
     <w:rPr>
       <w:rFonts w:ascii="Times New Roman" w:eastAsia="Times New Roman" w:hAnsi="Times New Roman" w:cs="B Nazanin"/>
@@ -40445,9 +43979,9 @@
       </w:tblBorders>
     </w:tblPr>
   </w:style>
-  <w:style w:type="paragraph" w:customStyle="1" w:styleId="a1">
+  <w:style w:type="paragraph" w:customStyle="1" w:styleId="af2">
     <w:name w:val="تیتر شکل"/>
-    <w:basedOn w:val="aa"/>
+    <w:basedOn w:val="a9"/>
     <w:link w:val="Char5"/>
     <w:qFormat/>
     <w:rsid w:val="00F82443"/>
@@ -40461,7 +43995,7 @@
   <w:style w:type="character" w:customStyle="1" w:styleId="Char1">
     <w:name w:val="زيرنويس شکل Char"/>
     <w:basedOn w:val="DefaultParagraphFont"/>
-    <w:link w:val="aa"/>
+    <w:link w:val="a9"/>
     <w:rsid w:val="00D1344E"/>
     <w:rPr>
       <w:rFonts w:ascii="Times New Roman" w:hAnsi="Times New Roman" w:cs="B Nazanin"/>
@@ -40473,7 +44007,7 @@
   <w:style w:type="character" w:customStyle="1" w:styleId="Char5">
     <w:name w:val="تیتر شکل Char"/>
     <w:basedOn w:val="Char1"/>
-    <w:link w:val="a1"/>
+    <w:link w:val="af2"/>
     <w:rsid w:val="00F82443"/>
     <w:rPr>
       <w:rFonts w:ascii="Times New Roman" w:hAnsi="Times New Roman" w:cs="B Nazanin"/>

--- a/docs/thesis/thesis-vahidMoradi.docx
+++ b/docs/thesis/thesis-vahidMoradi.docx
@@ -25,11 +25,11 @@
               <w:spacing w:after="0" w:line="240" w:lineRule="auto"/>
               <w:jc w:val="center"/>
               <w:rPr>
+                <w:rFonts w:hint="cs"/>
                 <w:color w:val="000000"/>
                 <w:sz w:val="32"/>
                 <w:szCs w:val="32"/>
                 <w:rtl/>
-                <w:lang w:bidi="ar-SA"/>
               </w:rPr>
             </w:pPr>
             <w:r>
@@ -420,12 +420,12 @@
             </w:pPr>
             <w:r>
               <w:rPr>
-                <w:rFonts w:cs="B Nazanin" w:hint="cs"/>
+                <w:rFonts w:cs="B Nazanin"/>
                 <w:sz w:val="28"/>
                 <w:szCs w:val="32"/>
                 <w:rtl/>
               </w:rPr>
-              <w:t>عنوان</w:t>
+              <w:t>بررسی، ارزیابی و تحلیل کاربردهای رویکرد مبتنی بر خوشه‌بندی معنایی متون چند زبانه جهت پاسخگویی به سوالات در محیط‌های با دامنه‌بسته</w:t>
             </w:r>
           </w:p>
           <w:p>
@@ -11892,7 +11892,7 @@
               <w:spacing w:after="0" w:line="240" w:lineRule="auto"/>
               <w:jc w:val="center"/>
               <w:rPr>
-                <w:rFonts w:ascii="B Nazanin" w:hint="cs"/>
+                <w:rFonts w:ascii="B Nazanin"/>
                 <w:b/>
                 <w:bCs/>
                 <w:color w:val="000000"/>
@@ -41685,6 +41685,7 @@
   <w:style w:type="character" w:default="1" w:styleId="DefaultParagraphFont">
     <w:name w:val="Default Paragraph Font"/>
     <w:uiPriority w:val="1"/>
+    <w:semiHidden/>
     <w:unhideWhenUsed/>
   </w:style>
   <w:style w:type="table" w:default="1" w:styleId="TableNormal">
